--- a/DAG.docx
+++ b/DAG.docx
@@ -22,6 +22,13 @@
           <w:rFonts w:ascii="Times New Roman" w:hAnsi="Times New Roman" w:cs="Times New Roman"/>
         </w:rPr>
       </w:pPr>
+    </w:p>
+    <w:p>
+      <w:pPr>
+        <w:rPr>
+          <w:rFonts w:ascii="Times New Roman" w:hAnsi="Times New Roman" w:cs="Times New Roman"/>
+        </w:rPr>
+      </w:pPr>
       <w:r>
         <w:rPr>
           <w:rFonts w:ascii="Times New Roman" w:hAnsi="Times New Roman" w:cs="Times New Roman"/>
@@ -30,13 +37,1010 @@
         <mc:AlternateContent>
           <mc:Choice Requires="wps">
             <w:drawing>
-              <wp:anchor distT="0" distB="0" distL="114300" distR="114300" simplePos="0" relativeHeight="251693056" behindDoc="0" locked="0" layoutInCell="1" allowOverlap="1" wp14:anchorId="28492F96" wp14:editId="0A849F98">
+              <wp:anchor distT="0" distB="0" distL="114300" distR="114300" simplePos="0" relativeHeight="251739136" behindDoc="0" locked="0" layoutInCell="1" allowOverlap="1" wp14:anchorId="632A1991" wp14:editId="569C5D46">
                 <wp:simplePos x="0" y="0"/>
                 <wp:positionH relativeFrom="column">
-                  <wp:posOffset>-270510</wp:posOffset>
+                  <wp:posOffset>2110244</wp:posOffset>
                 </wp:positionH>
                 <wp:positionV relativeFrom="paragraph">
-                  <wp:posOffset>200024</wp:posOffset>
+                  <wp:posOffset>93846</wp:posOffset>
+                </wp:positionV>
+                <wp:extent cx="776835" cy="175198"/>
+                <wp:effectExtent l="12700" t="0" r="10795" b="53975"/>
+                <wp:wrapNone/>
+                <wp:docPr id="944177945" name="Straight Arrow Connector 3"/>
+                <wp:cNvGraphicFramePr/>
+                <a:graphic xmlns:a="http://schemas.openxmlformats.org/drawingml/2006/main">
+                  <a:graphicData uri="http://schemas.microsoft.com/office/word/2010/wordprocessingShape">
+                    <wps:wsp>
+                      <wps:cNvCnPr/>
+                      <wps:spPr>
+                        <a:xfrm flipH="1">
+                          <a:off x="0" y="0"/>
+                          <a:ext cx="776835" cy="175198"/>
+                        </a:xfrm>
+                        <a:prstGeom prst="straightConnector1">
+                          <a:avLst/>
+                        </a:prstGeom>
+                        <a:ln>
+                          <a:tailEnd type="triangle"/>
+                        </a:ln>
+                      </wps:spPr>
+                      <wps:style>
+                        <a:lnRef idx="1">
+                          <a:schemeClr val="accent1"/>
+                        </a:lnRef>
+                        <a:fillRef idx="0">
+                          <a:schemeClr val="accent1"/>
+                        </a:fillRef>
+                        <a:effectRef idx="0">
+                          <a:schemeClr val="accent1"/>
+                        </a:effectRef>
+                        <a:fontRef idx="minor">
+                          <a:schemeClr val="tx1"/>
+                        </a:fontRef>
+                      </wps:style>
+                      <wps:bodyPr/>
+                    </wps:wsp>
+                  </a:graphicData>
+                </a:graphic>
+                <wp14:sizeRelH relativeFrom="margin">
+                  <wp14:pctWidth>0</wp14:pctWidth>
+                </wp14:sizeRelH>
+                <wp14:sizeRelV relativeFrom="margin">
+                  <wp14:pctHeight>0</wp14:pctHeight>
+                </wp14:sizeRelV>
+              </wp:anchor>
+            </w:drawing>
+          </mc:Choice>
+          <mc:Fallback>
+            <w:pict>
+              <v:shapetype w14:anchorId="6700EFE3" id="_x0000_t32" coordsize="21600,21600" o:spt="32" o:oned="t" path="m,l21600,21600e" filled="f">
+                <v:path arrowok="t" fillok="f" o:connecttype="none"/>
+                <o:lock v:ext="edit" shapetype="t"/>
+              </v:shapetype>
+              <v:shape id="Straight Arrow Connector 3" o:spid="_x0000_s1026" type="#_x0000_t32" style="position:absolute;margin-left:166.15pt;margin-top:7.4pt;width:61.15pt;height:13.8pt;flip:x;z-index:251739136;visibility:visible;mso-wrap-style:square;mso-width-percent:0;mso-height-percent:0;mso-wrap-distance-left:9pt;mso-wrap-distance-top:0;mso-wrap-distance-right:9pt;mso-wrap-distance-bottom:0;mso-position-horizontal:absolute;mso-position-horizontal-relative:text;mso-position-vertical:absolute;mso-position-vertical-relative:text;mso-width-percent:0;mso-height-percent:0;mso-width-relative:margin;mso-height-relative:margin" o:gfxdata="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" strokecolor="#4472c4 [3204]" strokeweight=".5pt">
+                <v:stroke endarrow="block" joinstyle="miter"/>
+              </v:shape>
+            </w:pict>
+          </mc:Fallback>
+        </mc:AlternateContent>
+      </w:r>
+      <w:r>
+        <w:rPr>
+          <w:rFonts w:ascii="Times New Roman" w:hAnsi="Times New Roman" w:cs="Times New Roman"/>
+          <w:noProof/>
+        </w:rPr>
+        <mc:AlternateContent>
+          <mc:Choice Requires="wps">
+            <w:drawing>
+              <wp:anchor distT="0" distB="0" distL="114300" distR="114300" simplePos="0" relativeHeight="251767808" behindDoc="0" locked="0" layoutInCell="1" allowOverlap="1" wp14:anchorId="0B53B7F1" wp14:editId="0E9DDE76">
+                <wp:simplePos x="0" y="0"/>
+                <wp:positionH relativeFrom="column">
+                  <wp:posOffset>2884819</wp:posOffset>
+                </wp:positionH>
+                <wp:positionV relativeFrom="paragraph">
+                  <wp:posOffset>27437</wp:posOffset>
+                </wp:positionV>
+                <wp:extent cx="1235947" cy="301450"/>
+                <wp:effectExtent l="0" t="0" r="8890" b="16510"/>
+                <wp:wrapNone/>
+                <wp:docPr id="21478079" name="Text Box 2"/>
+                <wp:cNvGraphicFramePr/>
+                <a:graphic xmlns:a="http://schemas.openxmlformats.org/drawingml/2006/main">
+                  <a:graphicData uri="http://schemas.microsoft.com/office/word/2010/wordprocessingShape">
+                    <wps:wsp>
+                      <wps:cNvSpPr txBox="1"/>
+                      <wps:spPr>
+                        <a:xfrm>
+                          <a:off x="0" y="0"/>
+                          <a:ext cx="1235947" cy="301450"/>
+                        </a:xfrm>
+                        <a:prstGeom prst="rect">
+                          <a:avLst/>
+                        </a:prstGeom>
+                        <a:solidFill>
+                          <a:srgbClr val="92D050"/>
+                        </a:solidFill>
+                        <a:ln w="6350">
+                          <a:solidFill>
+                            <a:prstClr val="black"/>
+                          </a:solidFill>
+                        </a:ln>
+                      </wps:spPr>
+                      <wps:txbx>
+                        <w:txbxContent>
+                          <w:p>
+                            <w:r>
+                              <w:t>Insurance Status</w:t>
+                            </w:r>
+                          </w:p>
+                        </w:txbxContent>
+                      </wps:txbx>
+                      <wps:bodyPr rot="0" spcFirstLastPara="0" vertOverflow="overflow" horzOverflow="overflow" vert="horz" wrap="square" lIns="91440" tIns="45720" rIns="91440" bIns="45720" numCol="1" spcCol="0" rtlCol="0" fromWordArt="0" anchor="t" anchorCtr="0" forceAA="0" compatLnSpc="1">
+                        <a:prstTxWarp prst="textNoShape">
+                          <a:avLst/>
+                        </a:prstTxWarp>
+                        <a:noAutofit/>
+                      </wps:bodyPr>
+                    </wps:wsp>
+                  </a:graphicData>
+                </a:graphic>
+                <wp14:sizeRelH relativeFrom="margin">
+                  <wp14:pctWidth>0</wp14:pctWidth>
+                </wp14:sizeRelH>
+                <wp14:sizeRelV relativeFrom="margin">
+                  <wp14:pctHeight>0</wp14:pctHeight>
+                </wp14:sizeRelV>
+              </wp:anchor>
+            </w:drawing>
+          </mc:Choice>
+          <mc:Fallback>
+            <w:pict>
+              <v:shapetype w14:anchorId="0B53B7F1" id="_x0000_t202" coordsize="21600,21600" o:spt="202" path="m,l,21600r21600,l21600,xe">
+                <v:stroke joinstyle="miter"/>
+                <v:path gradientshapeok="t" o:connecttype="rect"/>
+              </v:shapetype>
+              <v:shape id="Text Box 2" o:spid="_x0000_s1026" type="#_x0000_t202" style="position:absolute;margin-left:227.15pt;margin-top:2.15pt;width:97.3pt;height:23.75pt;z-index:251767808;visibility:visible;mso-wrap-style:square;mso-width-percent:0;mso-height-percent:0;mso-wrap-distance-left:9pt;mso-wrap-distance-top:0;mso-wrap-distance-right:9pt;mso-wrap-distance-bottom:0;mso-position-horizontal:absolute;mso-position-horizontal-relative:text;mso-position-vertical:absolute;mso-position-vertical-relative:text;mso-width-percent:0;mso-height-percent:0;mso-width-relative:margin;mso-height-relative:margin;v-text-anchor:top" o:gfxdata="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" fillcolor="#92d050" strokeweight=".5pt">
+                <v:textbox>
+                  <w:txbxContent>
+                    <w:p>
+                      <w:r>
+                        <w:t>Insurance Status</w:t>
+                      </w:r>
+                    </w:p>
+                  </w:txbxContent>
+                </v:textbox>
+              </v:shape>
+            </w:pict>
+          </mc:Fallback>
+        </mc:AlternateContent>
+      </w:r>
+    </w:p>
+    <w:p>
+      <w:pPr>
+        <w:rPr>
+          <w:rFonts w:ascii="Times New Roman" w:hAnsi="Times New Roman" w:cs="Times New Roman"/>
+        </w:rPr>
+      </w:pPr>
+      <w:r>
+        <w:rPr>
+          <w:rFonts w:ascii="Times New Roman" w:hAnsi="Times New Roman" w:cs="Times New Roman"/>
+          <w:noProof/>
+        </w:rPr>
+        <mc:AlternateContent>
+          <mc:Choice Requires="wps">
+            <w:drawing>
+              <wp:anchor distT="0" distB="0" distL="114300" distR="114300" simplePos="0" relativeHeight="251784192" behindDoc="0" locked="0" layoutInCell="1" allowOverlap="1" wp14:anchorId="04095441" wp14:editId="32E09A7F">
+                <wp:simplePos x="0" y="0"/>
+                <wp:positionH relativeFrom="column">
+                  <wp:posOffset>5185954</wp:posOffset>
+                </wp:positionH>
+                <wp:positionV relativeFrom="paragraph">
+                  <wp:posOffset>2656114</wp:posOffset>
+                </wp:positionV>
+                <wp:extent cx="1687830" cy="894304"/>
+                <wp:effectExtent l="0" t="0" r="13970" b="7620"/>
+                <wp:wrapNone/>
+                <wp:docPr id="1934397581" name="Text Box 2"/>
+                <wp:cNvGraphicFramePr/>
+                <a:graphic xmlns:a="http://schemas.openxmlformats.org/drawingml/2006/main">
+                  <a:graphicData uri="http://schemas.microsoft.com/office/word/2010/wordprocessingShape">
+                    <wps:wsp>
+                      <wps:cNvSpPr txBox="1"/>
+                      <wps:spPr>
+                        <a:xfrm>
+                          <a:off x="0" y="0"/>
+                          <a:ext cx="1687830" cy="894304"/>
+                        </a:xfrm>
+                        <a:prstGeom prst="rect">
+                          <a:avLst/>
+                        </a:prstGeom>
+                        <a:solidFill>
+                          <a:srgbClr val="FFFF00"/>
+                        </a:solidFill>
+                        <a:ln w="6350">
+                          <a:solidFill>
+                            <a:prstClr val="black"/>
+                          </a:solidFill>
+                        </a:ln>
+                      </wps:spPr>
+                      <wps:txbx>
+                        <w:txbxContent>
+                          <w:p>
+                            <w:pPr>
+                              <w:rPr>
+                                <w:u w:val="single"/>
+                              </w:rPr>
+                            </w:pPr>
+                            <w:r>
+                              <w:rPr>
+                                <w:u w:val="single"/>
+                              </w:rPr>
+                              <w:t>Demographics:</w:t>
+                            </w:r>
+                          </w:p>
+                          <w:p>
+                            <w:r>
+                              <w:t>Gender</w:t>
+                            </w:r>
+                          </w:p>
+                          <w:p>
+                            <w:r>
+                              <w:t>Self-Identified Race</w:t>
+                            </w:r>
+                          </w:p>
+                          <w:p>
+                            <w:r>
+                              <w:t>Self-Identified Ethnicity</w:t>
+                            </w:r>
+                          </w:p>
+                        </w:txbxContent>
+                      </wps:txbx>
+                      <wps:bodyPr rot="0" spcFirstLastPara="0" vertOverflow="overflow" horzOverflow="overflow" vert="horz" wrap="square" lIns="91440" tIns="45720" rIns="91440" bIns="45720" numCol="1" spcCol="0" rtlCol="0" fromWordArt="0" anchor="t" anchorCtr="0" forceAA="0" compatLnSpc="1">
+                        <a:prstTxWarp prst="textNoShape">
+                          <a:avLst/>
+                        </a:prstTxWarp>
+                        <a:noAutofit/>
+                      </wps:bodyPr>
+                    </wps:wsp>
+                  </a:graphicData>
+                </a:graphic>
+                <wp14:sizeRelH relativeFrom="margin">
+                  <wp14:pctWidth>0</wp14:pctWidth>
+                </wp14:sizeRelH>
+                <wp14:sizeRelV relativeFrom="margin">
+                  <wp14:pctHeight>0</wp14:pctHeight>
+                </wp14:sizeRelV>
+              </wp:anchor>
+            </w:drawing>
+          </mc:Choice>
+          <mc:Fallback>
+            <w:pict>
+              <v:shape w14:anchorId="04095441" id="_x0000_s1027" type="#_x0000_t202" style="position:absolute;margin-left:408.35pt;margin-top:209.15pt;width:132.9pt;height:70.4pt;z-index:251784192;visibility:visible;mso-wrap-style:square;mso-width-percent:0;mso-height-percent:0;mso-wrap-distance-left:9pt;mso-wrap-distance-top:0;mso-wrap-distance-right:9pt;mso-wrap-distance-bottom:0;mso-position-horizontal:absolute;mso-position-horizontal-relative:text;mso-position-vertical:absolute;mso-position-vertical-relative:text;mso-width-percent:0;mso-height-percent:0;mso-width-relative:margin;mso-height-relative:margin;v-text-anchor:top" o:gfxdata="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" fillcolor="yellow" strokeweight=".5pt">
+                <v:textbox>
+                  <w:txbxContent>
+                    <w:p>
+                      <w:pPr>
+                        <w:rPr>
+                          <w:u w:val="single"/>
+                        </w:rPr>
+                      </w:pPr>
+                      <w:r>
+                        <w:rPr>
+                          <w:u w:val="single"/>
+                        </w:rPr>
+                        <w:t>Demographics:</w:t>
+                      </w:r>
+                    </w:p>
+                    <w:p>
+                      <w:r>
+                        <w:t>Gender</w:t>
+                      </w:r>
+                    </w:p>
+                    <w:p>
+                      <w:r>
+                        <w:t>Self-Identified Race</w:t>
+                      </w:r>
+                    </w:p>
+                    <w:p>
+                      <w:r>
+                        <w:t>Self-Identified Ethnicity</w:t>
+                      </w:r>
+                    </w:p>
+                  </w:txbxContent>
+                </v:textbox>
+              </v:shape>
+            </w:pict>
+          </mc:Fallback>
+        </mc:AlternateContent>
+      </w:r>
+      <w:r>
+        <w:rPr>
+          <w:rFonts w:ascii="Times New Roman" w:hAnsi="Times New Roman" w:cs="Times New Roman"/>
+          <w:noProof/>
+        </w:rPr>
+        <mc:AlternateContent>
+          <mc:Choice Requires="wps">
+            <w:drawing>
+              <wp:anchor distT="0" distB="0" distL="114300" distR="114300" simplePos="0" relativeHeight="251786240" behindDoc="0" locked="0" layoutInCell="1" allowOverlap="1" wp14:anchorId="3C06CD56" wp14:editId="43DFCEB2">
+                <wp:simplePos x="0" y="0"/>
+                <wp:positionH relativeFrom="column">
+                  <wp:posOffset>5818999</wp:posOffset>
+                </wp:positionH>
+                <wp:positionV relativeFrom="paragraph">
+                  <wp:posOffset>2263990</wp:posOffset>
+                </wp:positionV>
+                <wp:extent cx="376402" cy="391879"/>
+                <wp:effectExtent l="25400" t="25400" r="17780" b="14605"/>
+                <wp:wrapNone/>
+                <wp:docPr id="2039773058" name="Straight Arrow Connector 3"/>
+                <wp:cNvGraphicFramePr/>
+                <a:graphic xmlns:a="http://schemas.openxmlformats.org/drawingml/2006/main">
+                  <a:graphicData uri="http://schemas.microsoft.com/office/word/2010/wordprocessingShape">
+                    <wps:wsp>
+                      <wps:cNvCnPr/>
+                      <wps:spPr>
+                        <a:xfrm flipH="1" flipV="1">
+                          <a:off x="0" y="0"/>
+                          <a:ext cx="376402" cy="391879"/>
+                        </a:xfrm>
+                        <a:prstGeom prst="straightConnector1">
+                          <a:avLst/>
+                        </a:prstGeom>
+                        <a:ln>
+                          <a:solidFill>
+                            <a:schemeClr val="accent1"/>
+                          </a:solidFill>
+                          <a:prstDash val="dash"/>
+                          <a:tailEnd type="triangle"/>
+                        </a:ln>
+                      </wps:spPr>
+                      <wps:style>
+                        <a:lnRef idx="1">
+                          <a:schemeClr val="accent1"/>
+                        </a:lnRef>
+                        <a:fillRef idx="0">
+                          <a:schemeClr val="accent1"/>
+                        </a:fillRef>
+                        <a:effectRef idx="0">
+                          <a:schemeClr val="accent1"/>
+                        </a:effectRef>
+                        <a:fontRef idx="minor">
+                          <a:schemeClr val="tx1"/>
+                        </a:fontRef>
+                      </wps:style>
+                      <wps:bodyPr/>
+                    </wps:wsp>
+                  </a:graphicData>
+                </a:graphic>
+                <wp14:sizeRelH relativeFrom="margin">
+                  <wp14:pctWidth>0</wp14:pctWidth>
+                </wp14:sizeRelH>
+                <wp14:sizeRelV relativeFrom="margin">
+                  <wp14:pctHeight>0</wp14:pctHeight>
+                </wp14:sizeRelV>
+              </wp:anchor>
+            </w:drawing>
+          </mc:Choice>
+          <mc:Fallback>
+            <w:pict>
+              <v:shape w14:anchorId="63413A39" id="Straight Arrow Connector 3" o:spid="_x0000_s1026" type="#_x0000_t32" style="position:absolute;margin-left:458.2pt;margin-top:178.25pt;width:29.65pt;height:30.85pt;flip:x y;z-index:251786240;visibility:visible;mso-wrap-style:square;mso-width-percent:0;mso-height-percent:0;mso-wrap-distance-left:9pt;mso-wrap-distance-top:0;mso-wrap-distance-right:9pt;mso-wrap-distance-bottom:0;mso-position-horizontal:absolute;mso-position-horizontal-relative:text;mso-position-vertical:absolute;mso-position-vertical-relative:text;mso-width-percent:0;mso-height-percent:0;mso-width-relative:margin;mso-height-relative:margin" o:gfxdata="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" strokecolor="#4472c4 [3204]" strokeweight=".5pt">
+                <v:stroke dashstyle="dash" endarrow="block" joinstyle="miter"/>
+              </v:shape>
+            </w:pict>
+          </mc:Fallback>
+        </mc:AlternateContent>
+      </w:r>
+      <w:r>
+        <w:rPr>
+          <w:rFonts w:ascii="Times New Roman" w:hAnsi="Times New Roman" w:cs="Times New Roman"/>
+          <w:noProof/>
+        </w:rPr>
+        <mc:AlternateContent>
+          <mc:Choice Requires="wps">
+            <w:drawing>
+              <wp:anchor distT="0" distB="0" distL="114300" distR="114300" simplePos="0" relativeHeight="251780096" behindDoc="0" locked="0" layoutInCell="1" allowOverlap="1" wp14:anchorId="16390F95" wp14:editId="081D5FB8">
+                <wp:simplePos x="0" y="0"/>
+                <wp:positionH relativeFrom="column">
+                  <wp:posOffset>4119999</wp:posOffset>
+                </wp:positionH>
+                <wp:positionV relativeFrom="paragraph">
+                  <wp:posOffset>2266879</wp:posOffset>
+                </wp:positionV>
+                <wp:extent cx="985261" cy="1082571"/>
+                <wp:effectExtent l="0" t="25400" r="31115" b="22860"/>
+                <wp:wrapNone/>
+                <wp:docPr id="2098202854" name="Straight Arrow Connector 3"/>
+                <wp:cNvGraphicFramePr/>
+                <a:graphic xmlns:a="http://schemas.openxmlformats.org/drawingml/2006/main">
+                  <a:graphicData uri="http://schemas.microsoft.com/office/word/2010/wordprocessingShape">
+                    <wps:wsp>
+                      <wps:cNvCnPr/>
+                      <wps:spPr>
+                        <a:xfrm flipV="1">
+                          <a:off x="0" y="0"/>
+                          <a:ext cx="985261" cy="1082571"/>
+                        </a:xfrm>
+                        <a:prstGeom prst="straightConnector1">
+                          <a:avLst/>
+                        </a:prstGeom>
+                        <a:ln>
+                          <a:solidFill>
+                            <a:schemeClr val="accent1"/>
+                          </a:solidFill>
+                          <a:prstDash val="dash"/>
+                          <a:tailEnd type="triangle"/>
+                        </a:ln>
+                      </wps:spPr>
+                      <wps:style>
+                        <a:lnRef idx="1">
+                          <a:schemeClr val="accent1"/>
+                        </a:lnRef>
+                        <a:fillRef idx="0">
+                          <a:schemeClr val="accent1"/>
+                        </a:fillRef>
+                        <a:effectRef idx="0">
+                          <a:schemeClr val="accent1"/>
+                        </a:effectRef>
+                        <a:fontRef idx="minor">
+                          <a:schemeClr val="tx1"/>
+                        </a:fontRef>
+                      </wps:style>
+                      <wps:bodyPr/>
+                    </wps:wsp>
+                  </a:graphicData>
+                </a:graphic>
+                <wp14:sizeRelH relativeFrom="margin">
+                  <wp14:pctWidth>0</wp14:pctWidth>
+                </wp14:sizeRelH>
+                <wp14:sizeRelV relativeFrom="margin">
+                  <wp14:pctHeight>0</wp14:pctHeight>
+                </wp14:sizeRelV>
+              </wp:anchor>
+            </w:drawing>
+          </mc:Choice>
+          <mc:Fallback>
+            <w:pict>
+              <v:shape w14:anchorId="1169B539" id="Straight Arrow Connector 3" o:spid="_x0000_s1026" type="#_x0000_t32" style="position:absolute;margin-left:324.4pt;margin-top:178.5pt;width:77.6pt;height:85.25pt;flip:y;z-index:251780096;visibility:visible;mso-wrap-style:square;mso-width-percent:0;mso-height-percent:0;mso-wrap-distance-left:9pt;mso-wrap-distance-top:0;mso-wrap-distance-right:9pt;mso-wrap-distance-bottom:0;mso-position-horizontal:absolute;mso-position-horizontal-relative:text;mso-position-vertical:absolute;mso-position-vertical-relative:text;mso-width-percent:0;mso-height-percent:0;mso-width-relative:margin;mso-height-relative:margin" o:gfxdata="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" strokecolor="#4472c4 [3204]" strokeweight=".5pt">
+                <v:stroke dashstyle="dash" endarrow="block" joinstyle="miter"/>
+              </v:shape>
+            </w:pict>
+          </mc:Fallback>
+        </mc:AlternateContent>
+      </w:r>
+      <w:r>
+        <w:rPr>
+          <w:rFonts w:ascii="Times New Roman" w:hAnsi="Times New Roman" w:cs="Times New Roman"/>
+          <w:noProof/>
+        </w:rPr>
+        <mc:AlternateContent>
+          <mc:Choice Requires="wps">
+            <w:drawing>
+              <wp:anchor distT="0" distB="0" distL="114300" distR="114300" simplePos="0" relativeHeight="251778048" behindDoc="0" locked="0" layoutInCell="1" allowOverlap="1" wp14:anchorId="7524EB40" wp14:editId="7E3EC3BD">
+                <wp:simplePos x="0" y="0"/>
+                <wp:positionH relativeFrom="column">
+                  <wp:posOffset>3512988</wp:posOffset>
+                </wp:positionH>
+                <wp:positionV relativeFrom="paragraph">
+                  <wp:posOffset>3347057</wp:posOffset>
+                </wp:positionV>
+                <wp:extent cx="1559560" cy="685800"/>
+                <wp:effectExtent l="0" t="0" r="15240" b="12700"/>
+                <wp:wrapNone/>
+                <wp:docPr id="929017308" name="Text Box 2"/>
+                <wp:cNvGraphicFramePr/>
+                <a:graphic xmlns:a="http://schemas.openxmlformats.org/drawingml/2006/main">
+                  <a:graphicData uri="http://schemas.microsoft.com/office/word/2010/wordprocessingShape">
+                    <wps:wsp>
+                      <wps:cNvSpPr txBox="1"/>
+                      <wps:spPr>
+                        <a:xfrm>
+                          <a:off x="0" y="0"/>
+                          <a:ext cx="1559560" cy="685800"/>
+                        </a:xfrm>
+                        <a:prstGeom prst="rect">
+                          <a:avLst/>
+                        </a:prstGeom>
+                        <a:solidFill>
+                          <a:srgbClr val="FFFF00"/>
+                        </a:solidFill>
+                        <a:ln w="6350">
+                          <a:solidFill>
+                            <a:prstClr val="black"/>
+                          </a:solidFill>
+                        </a:ln>
+                      </wps:spPr>
+                      <wps:txbx>
+                        <w:txbxContent>
+                          <w:p>
+                            <w:r>
+                              <w:t>Interval from Advanced Diagnosis to Treatment Initiation</w:t>
+                            </w:r>
+                          </w:p>
+                        </w:txbxContent>
+                      </wps:txbx>
+                      <wps:bodyPr rot="0" spcFirstLastPara="0" vertOverflow="overflow" horzOverflow="overflow" vert="horz" wrap="square" lIns="91440" tIns="45720" rIns="91440" bIns="45720" numCol="1" spcCol="0" rtlCol="0" fromWordArt="0" anchor="t" anchorCtr="0" forceAA="0" compatLnSpc="1">
+                        <a:prstTxWarp prst="textNoShape">
+                          <a:avLst/>
+                        </a:prstTxWarp>
+                        <a:noAutofit/>
+                      </wps:bodyPr>
+                    </wps:wsp>
+                  </a:graphicData>
+                </a:graphic>
+                <wp14:sizeRelH relativeFrom="margin">
+                  <wp14:pctWidth>0</wp14:pctWidth>
+                </wp14:sizeRelH>
+                <wp14:sizeRelV relativeFrom="margin">
+                  <wp14:pctHeight>0</wp14:pctHeight>
+                </wp14:sizeRelV>
+              </wp:anchor>
+            </w:drawing>
+          </mc:Choice>
+          <mc:Fallback>
+            <w:pict>
+              <v:shape w14:anchorId="7524EB40" id="_x0000_s1028" type="#_x0000_t202" style="position:absolute;margin-left:276.6pt;margin-top:263.55pt;width:122.8pt;height:54pt;z-index:251778048;visibility:visible;mso-wrap-style:square;mso-width-percent:0;mso-height-percent:0;mso-wrap-distance-left:9pt;mso-wrap-distance-top:0;mso-wrap-distance-right:9pt;mso-wrap-distance-bottom:0;mso-position-horizontal:absolute;mso-position-horizontal-relative:text;mso-position-vertical:absolute;mso-position-vertical-relative:text;mso-width-percent:0;mso-height-percent:0;mso-width-relative:margin;mso-height-relative:margin;v-text-anchor:top" o:gfxdata="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" fillcolor="yellow" strokeweight=".5pt">
+                <v:textbox>
+                  <w:txbxContent>
+                    <w:p>
+                      <w:r>
+                        <w:t>Interval from Advanced Diagnosis to Treatment Initiation</w:t>
+                      </w:r>
+                    </w:p>
+                  </w:txbxContent>
+                </v:textbox>
+              </v:shape>
+            </w:pict>
+          </mc:Fallback>
+        </mc:AlternateContent>
+      </w:r>
+      <w:r>
+        <w:rPr>
+          <w:rFonts w:ascii="Times New Roman" w:hAnsi="Times New Roman" w:cs="Times New Roman"/>
+          <w:noProof/>
+        </w:rPr>
+        <mc:AlternateContent>
+          <mc:Choice Requires="wps">
+            <w:drawing>
+              <wp:anchor distT="0" distB="0" distL="114300" distR="114300" simplePos="0" relativeHeight="251681792" behindDoc="0" locked="0" layoutInCell="1" allowOverlap="1" wp14:anchorId="69F8FCF4" wp14:editId="6965B3EE">
+                <wp:simplePos x="0" y="0"/>
+                <wp:positionH relativeFrom="column">
+                  <wp:posOffset>-29139</wp:posOffset>
+                </wp:positionH>
+                <wp:positionV relativeFrom="paragraph">
+                  <wp:posOffset>2307073</wp:posOffset>
+                </wp:positionV>
+                <wp:extent cx="4019340" cy="688486"/>
+                <wp:effectExtent l="0" t="50800" r="0" b="22860"/>
+                <wp:wrapNone/>
+                <wp:docPr id="1131250466" name="Straight Arrow Connector 3"/>
+                <wp:cNvGraphicFramePr/>
+                <a:graphic xmlns:a="http://schemas.openxmlformats.org/drawingml/2006/main">
+                  <a:graphicData uri="http://schemas.microsoft.com/office/word/2010/wordprocessingShape">
+                    <wps:wsp>
+                      <wps:cNvCnPr/>
+                      <wps:spPr>
+                        <a:xfrm flipV="1">
+                          <a:off x="0" y="0"/>
+                          <a:ext cx="4019340" cy="688486"/>
+                        </a:xfrm>
+                        <a:prstGeom prst="straightConnector1">
+                          <a:avLst/>
+                        </a:prstGeom>
+                        <a:ln>
+                          <a:tailEnd type="triangle"/>
+                        </a:ln>
+                      </wps:spPr>
+                      <wps:style>
+                        <a:lnRef idx="1">
+                          <a:schemeClr val="accent1"/>
+                        </a:lnRef>
+                        <a:fillRef idx="0">
+                          <a:schemeClr val="accent1"/>
+                        </a:fillRef>
+                        <a:effectRef idx="0">
+                          <a:schemeClr val="accent1"/>
+                        </a:effectRef>
+                        <a:fontRef idx="minor">
+                          <a:schemeClr val="tx1"/>
+                        </a:fontRef>
+                      </wps:style>
+                      <wps:bodyPr/>
+                    </wps:wsp>
+                  </a:graphicData>
+                </a:graphic>
+                <wp14:sizeRelH relativeFrom="margin">
+                  <wp14:pctWidth>0</wp14:pctWidth>
+                </wp14:sizeRelH>
+                <wp14:sizeRelV relativeFrom="margin">
+                  <wp14:pctHeight>0</wp14:pctHeight>
+                </wp14:sizeRelV>
+              </wp:anchor>
+            </w:drawing>
+          </mc:Choice>
+          <mc:Fallback>
+            <w:pict>
+              <v:shape w14:anchorId="620EBFDD" id="Straight Arrow Connector 3" o:spid="_x0000_s1026" type="#_x0000_t32" style="position:absolute;margin-left:-2.3pt;margin-top:181.65pt;width:316.5pt;height:54.2pt;flip:y;z-index:251681792;visibility:visible;mso-wrap-style:square;mso-width-percent:0;mso-height-percent:0;mso-wrap-distance-left:9pt;mso-wrap-distance-top:0;mso-wrap-distance-right:9pt;mso-wrap-distance-bottom:0;mso-position-horizontal:absolute;mso-position-horizontal-relative:text;mso-position-vertical:absolute;mso-position-vertical-relative:text;mso-width-percent:0;mso-height-percent:0;mso-width-relative:margin;mso-height-relative:margin" o:gfxdata="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" strokecolor="#4472c4 [3204]" strokeweight=".5pt">
+                <v:stroke endarrow="block" joinstyle="miter"/>
+              </v:shape>
+            </w:pict>
+          </mc:Fallback>
+        </mc:AlternateContent>
+      </w:r>
+      <w:r>
+        <w:rPr>
+          <w:rFonts w:ascii="Times New Roman" w:hAnsi="Times New Roman" w:cs="Times New Roman"/>
+          <w:noProof/>
+        </w:rPr>
+        <mc:AlternateContent>
+          <mc:Choice Requires="wps">
+            <w:drawing>
+              <wp:anchor distT="0" distB="0" distL="114300" distR="114300" simplePos="0" relativeHeight="251721728" behindDoc="0" locked="0" layoutInCell="1" allowOverlap="1" wp14:anchorId="0F1884CA" wp14:editId="30314F3E">
+                <wp:simplePos x="0" y="0"/>
+                <wp:positionH relativeFrom="column">
+                  <wp:posOffset>1553398</wp:posOffset>
+                </wp:positionH>
+                <wp:positionV relativeFrom="paragraph">
+                  <wp:posOffset>2467846</wp:posOffset>
+                </wp:positionV>
+                <wp:extent cx="1411871" cy="1001981"/>
+                <wp:effectExtent l="12700" t="25400" r="10795" b="14605"/>
+                <wp:wrapNone/>
+                <wp:docPr id="1403559684" name="Straight Arrow Connector 16"/>
+                <wp:cNvGraphicFramePr/>
+                <a:graphic xmlns:a="http://schemas.openxmlformats.org/drawingml/2006/main">
+                  <a:graphicData uri="http://schemas.microsoft.com/office/word/2010/wordprocessingShape">
+                    <wps:wsp>
+                      <wps:cNvCnPr/>
+                      <wps:spPr>
+                        <a:xfrm flipH="1" flipV="1">
+                          <a:off x="0" y="0"/>
+                          <a:ext cx="1411871" cy="1001981"/>
+                        </a:xfrm>
+                        <a:prstGeom prst="straightConnector1">
+                          <a:avLst/>
+                        </a:prstGeom>
+                        <a:ln>
+                          <a:tailEnd type="triangle"/>
+                        </a:ln>
+                      </wps:spPr>
+                      <wps:style>
+                        <a:lnRef idx="1">
+                          <a:schemeClr val="accent1"/>
+                        </a:lnRef>
+                        <a:fillRef idx="0">
+                          <a:schemeClr val="accent1"/>
+                        </a:fillRef>
+                        <a:effectRef idx="0">
+                          <a:schemeClr val="accent1"/>
+                        </a:effectRef>
+                        <a:fontRef idx="minor">
+                          <a:schemeClr val="tx1"/>
+                        </a:fontRef>
+                      </wps:style>
+                      <wps:bodyPr/>
+                    </wps:wsp>
+                  </a:graphicData>
+                </a:graphic>
+                <wp14:sizeRelH relativeFrom="margin">
+                  <wp14:pctWidth>0</wp14:pctWidth>
+                </wp14:sizeRelH>
+                <wp14:sizeRelV relativeFrom="margin">
+                  <wp14:pctHeight>0</wp14:pctHeight>
+                </wp14:sizeRelV>
+              </wp:anchor>
+            </w:drawing>
+          </mc:Choice>
+          <mc:Fallback>
+            <w:pict>
+              <v:shape w14:anchorId="169EE397" id="Straight Arrow Connector 16" o:spid="_x0000_s1026" type="#_x0000_t32" style="position:absolute;margin-left:122.3pt;margin-top:194.3pt;width:111.15pt;height:78.9pt;flip:x y;z-index:251721728;visibility:visible;mso-wrap-style:square;mso-width-percent:0;mso-height-percent:0;mso-wrap-distance-left:9pt;mso-wrap-distance-top:0;mso-wrap-distance-right:9pt;mso-wrap-distance-bottom:0;mso-position-horizontal:absolute;mso-position-horizontal-relative:text;mso-position-vertical:absolute;mso-position-vertical-relative:text;mso-width-percent:0;mso-height-percent:0;mso-width-relative:margin;mso-height-relative:margin" o:gfxdata="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" strokecolor="#4472c4 [3204]" strokeweight=".5pt">
+                <v:stroke endarrow="block" joinstyle="miter"/>
+              </v:shape>
+            </w:pict>
+          </mc:Fallback>
+        </mc:AlternateContent>
+      </w:r>
+      <w:r>
+        <w:rPr>
+          <w:rFonts w:ascii="Times New Roman" w:hAnsi="Times New Roman" w:cs="Times New Roman"/>
+          <w:noProof/>
+        </w:rPr>
+        <mc:AlternateContent>
+          <mc:Choice Requires="wps">
+            <w:drawing>
+              <wp:anchor distT="0" distB="0" distL="114300" distR="114300" simplePos="0" relativeHeight="251743232" behindDoc="0" locked="0" layoutInCell="1" allowOverlap="1" wp14:anchorId="22C88329" wp14:editId="26B29AD6">
+                <wp:simplePos x="0" y="0"/>
+                <wp:positionH relativeFrom="column">
+                  <wp:posOffset>2965269</wp:posOffset>
+                </wp:positionH>
+                <wp:positionV relativeFrom="paragraph">
+                  <wp:posOffset>2199193</wp:posOffset>
+                </wp:positionV>
+                <wp:extent cx="179216" cy="1270838"/>
+                <wp:effectExtent l="0" t="25400" r="49530" b="12065"/>
+                <wp:wrapNone/>
+                <wp:docPr id="1833086143" name="Straight Arrow Connector 16"/>
+                <wp:cNvGraphicFramePr/>
+                <a:graphic xmlns:a="http://schemas.openxmlformats.org/drawingml/2006/main">
+                  <a:graphicData uri="http://schemas.microsoft.com/office/word/2010/wordprocessingShape">
+                    <wps:wsp>
+                      <wps:cNvCnPr/>
+                      <wps:spPr>
+                        <a:xfrm flipV="1">
+                          <a:off x="0" y="0"/>
+                          <a:ext cx="179216" cy="1270838"/>
+                        </a:xfrm>
+                        <a:prstGeom prst="straightConnector1">
+                          <a:avLst/>
+                        </a:prstGeom>
+                        <a:ln>
+                          <a:tailEnd type="triangle"/>
+                        </a:ln>
+                      </wps:spPr>
+                      <wps:style>
+                        <a:lnRef idx="1">
+                          <a:schemeClr val="accent1"/>
+                        </a:lnRef>
+                        <a:fillRef idx="0">
+                          <a:schemeClr val="accent1"/>
+                        </a:fillRef>
+                        <a:effectRef idx="0">
+                          <a:schemeClr val="accent1"/>
+                        </a:effectRef>
+                        <a:fontRef idx="minor">
+                          <a:schemeClr val="tx1"/>
+                        </a:fontRef>
+                      </wps:style>
+                      <wps:bodyPr/>
+                    </wps:wsp>
+                  </a:graphicData>
+                </a:graphic>
+                <wp14:sizeRelH relativeFrom="margin">
+                  <wp14:pctWidth>0</wp14:pctWidth>
+                </wp14:sizeRelH>
+                <wp14:sizeRelV relativeFrom="margin">
+                  <wp14:pctHeight>0</wp14:pctHeight>
+                </wp14:sizeRelV>
+              </wp:anchor>
+            </w:drawing>
+          </mc:Choice>
+          <mc:Fallback>
+            <w:pict>
+              <v:shape w14:anchorId="27136C1F" id="Straight Arrow Connector 16" o:spid="_x0000_s1026" type="#_x0000_t32" style="position:absolute;margin-left:233.5pt;margin-top:173.15pt;width:14.1pt;height:100.05pt;flip:y;z-index:251743232;visibility:visible;mso-wrap-style:square;mso-width-percent:0;mso-height-percent:0;mso-wrap-distance-left:9pt;mso-wrap-distance-top:0;mso-wrap-distance-right:9pt;mso-wrap-distance-bottom:0;mso-position-horizontal:absolute;mso-position-horizontal-relative:text;mso-position-vertical:absolute;mso-position-vertical-relative:text;mso-width-percent:0;mso-height-percent:0;mso-width-relative:margin;mso-height-relative:margin" o:gfxdata="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" strokecolor="#4472c4 [3204]" strokeweight=".5pt">
+                <v:stroke endarrow="block" joinstyle="miter"/>
+              </v:shape>
+            </w:pict>
+          </mc:Fallback>
+        </mc:AlternateContent>
+      </w:r>
+      <w:r>
+        <w:rPr>
+          <w:rFonts w:ascii="Times New Roman" w:hAnsi="Times New Roman" w:cs="Times New Roman"/>
+          <w:noProof/>
+        </w:rPr>
+        <mc:AlternateContent>
+          <mc:Choice Requires="wps">
+            <w:drawing>
+              <wp:anchor distT="0" distB="0" distL="114300" distR="114300" simplePos="0" relativeHeight="251720704" behindDoc="0" locked="0" layoutInCell="1" allowOverlap="1" wp14:anchorId="64053CC3" wp14:editId="747AE7CA">
+                <wp:simplePos x="0" y="0"/>
+                <wp:positionH relativeFrom="column">
+                  <wp:posOffset>2057449</wp:posOffset>
+                </wp:positionH>
+                <wp:positionV relativeFrom="paragraph">
+                  <wp:posOffset>3466841</wp:posOffset>
+                </wp:positionV>
+                <wp:extent cx="1346479" cy="341644"/>
+                <wp:effectExtent l="0" t="0" r="12700" b="13970"/>
+                <wp:wrapNone/>
+                <wp:docPr id="235444977" name="Text Box 2"/>
+                <wp:cNvGraphicFramePr/>
+                <a:graphic xmlns:a="http://schemas.openxmlformats.org/drawingml/2006/main">
+                  <a:graphicData uri="http://schemas.microsoft.com/office/word/2010/wordprocessingShape">
+                    <wps:wsp>
+                      <wps:cNvSpPr txBox="1"/>
+                      <wps:spPr>
+                        <a:xfrm>
+                          <a:off x="0" y="0"/>
+                          <a:ext cx="1346479" cy="341644"/>
+                        </a:xfrm>
+                        <a:prstGeom prst="rect">
+                          <a:avLst/>
+                        </a:prstGeom>
+                        <a:solidFill>
+                          <a:srgbClr val="92D050"/>
+                        </a:solidFill>
+                        <a:ln w="6350">
+                          <a:solidFill>
+                            <a:prstClr val="black"/>
+                          </a:solidFill>
+                        </a:ln>
+                      </wps:spPr>
+                      <wps:txbx>
+                        <w:txbxContent>
+                          <w:p>
+                            <w:r>
+                              <w:t>Year of Diagnosis</w:t>
+                            </w:r>
+                          </w:p>
+                        </w:txbxContent>
+                      </wps:txbx>
+                      <wps:bodyPr rot="0" spcFirstLastPara="0" vertOverflow="overflow" horzOverflow="overflow" vert="horz" wrap="square" lIns="91440" tIns="45720" rIns="91440" bIns="45720" numCol="1" spcCol="0" rtlCol="0" fromWordArt="0" anchor="t" anchorCtr="0" forceAA="0" compatLnSpc="1">
+                        <a:prstTxWarp prst="textNoShape">
+                          <a:avLst/>
+                        </a:prstTxWarp>
+                        <a:noAutofit/>
+                      </wps:bodyPr>
+                    </wps:wsp>
+                  </a:graphicData>
+                </a:graphic>
+                <wp14:sizeRelH relativeFrom="margin">
+                  <wp14:pctWidth>0</wp14:pctWidth>
+                </wp14:sizeRelH>
+                <wp14:sizeRelV relativeFrom="margin">
+                  <wp14:pctHeight>0</wp14:pctHeight>
+                </wp14:sizeRelV>
+              </wp:anchor>
+            </w:drawing>
+          </mc:Choice>
+          <mc:Fallback>
+            <w:pict>
+              <v:shape w14:anchorId="64053CC3" id="_x0000_s1029" type="#_x0000_t202" style="position:absolute;margin-left:162pt;margin-top:273pt;width:106pt;height:26.9pt;z-index:251720704;visibility:visible;mso-wrap-style:square;mso-width-percent:0;mso-height-percent:0;mso-wrap-distance-left:9pt;mso-wrap-distance-top:0;mso-wrap-distance-right:9pt;mso-wrap-distance-bottom:0;mso-position-horizontal:absolute;mso-position-horizontal-relative:text;mso-position-vertical:absolute;mso-position-vertical-relative:text;mso-width-percent:0;mso-height-percent:0;mso-width-relative:margin;mso-height-relative:margin;v-text-anchor:top" o:gfxdata="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" fillcolor="#92d050" strokeweight=".5pt">
+                <v:textbox>
+                  <w:txbxContent>
+                    <w:p>
+                      <w:r>
+                        <w:t>Year of Diagnosis</w:t>
+                      </w:r>
+                    </w:p>
+                  </w:txbxContent>
+                </v:textbox>
+              </v:shape>
+            </w:pict>
+          </mc:Fallback>
+        </mc:AlternateContent>
+      </w:r>
+      <w:r>
+        <w:rPr>
+          <w:rFonts w:ascii="Times New Roman" w:hAnsi="Times New Roman" w:cs="Times New Roman"/>
+          <w:noProof/>
+        </w:rPr>
+        <mc:AlternateContent>
+          <mc:Choice Requires="wps">
+            <w:drawing>
+              <wp:anchor distT="0" distB="0" distL="114300" distR="114300" simplePos="0" relativeHeight="251782144" behindDoc="0" locked="0" layoutInCell="1" allowOverlap="1" wp14:anchorId="571EC059" wp14:editId="61D23736">
+                <wp:simplePos x="0" y="0"/>
+                <wp:positionH relativeFrom="column">
+                  <wp:posOffset>2081014</wp:posOffset>
+                </wp:positionH>
+                <wp:positionV relativeFrom="paragraph">
+                  <wp:posOffset>405284</wp:posOffset>
+                </wp:positionV>
+                <wp:extent cx="2039578" cy="1536700"/>
+                <wp:effectExtent l="0" t="0" r="43815" b="38100"/>
+                <wp:wrapNone/>
+                <wp:docPr id="847873839" name="Straight Arrow Connector 3"/>
+                <wp:cNvGraphicFramePr/>
+                <a:graphic xmlns:a="http://schemas.openxmlformats.org/drawingml/2006/main">
+                  <a:graphicData uri="http://schemas.microsoft.com/office/word/2010/wordprocessingShape">
+                    <wps:wsp>
+                      <wps:cNvCnPr/>
+                      <wps:spPr>
+                        <a:xfrm>
+                          <a:off x="0" y="0"/>
+                          <a:ext cx="2039578" cy="1536700"/>
+                        </a:xfrm>
+                        <a:prstGeom prst="straightConnector1">
+                          <a:avLst/>
+                        </a:prstGeom>
+                        <a:ln>
+                          <a:tailEnd type="triangle"/>
+                        </a:ln>
+                      </wps:spPr>
+                      <wps:style>
+                        <a:lnRef idx="1">
+                          <a:schemeClr val="accent1"/>
+                        </a:lnRef>
+                        <a:fillRef idx="0">
+                          <a:schemeClr val="accent1"/>
+                        </a:fillRef>
+                        <a:effectRef idx="0">
+                          <a:schemeClr val="accent1"/>
+                        </a:effectRef>
+                        <a:fontRef idx="minor">
+                          <a:schemeClr val="tx1"/>
+                        </a:fontRef>
+                      </wps:style>
+                      <wps:bodyPr/>
+                    </wps:wsp>
+                  </a:graphicData>
+                </a:graphic>
+                <wp14:sizeRelH relativeFrom="margin">
+                  <wp14:pctWidth>0</wp14:pctWidth>
+                </wp14:sizeRelH>
+                <wp14:sizeRelV relativeFrom="margin">
+                  <wp14:pctHeight>0</wp14:pctHeight>
+                </wp14:sizeRelV>
+              </wp:anchor>
+            </w:drawing>
+          </mc:Choice>
+          <mc:Fallback>
+            <w:pict>
+              <v:shape w14:anchorId="11300526" id="Straight Arrow Connector 3" o:spid="_x0000_s1026" type="#_x0000_t32" style="position:absolute;margin-left:163.85pt;margin-top:31.9pt;width:160.6pt;height:121pt;z-index:251782144;visibility:visible;mso-wrap-style:square;mso-width-percent:0;mso-height-percent:0;mso-wrap-distance-left:9pt;mso-wrap-distance-top:0;mso-wrap-distance-right:9pt;mso-wrap-distance-bottom:0;mso-position-horizontal:absolute;mso-position-horizontal-relative:text;mso-position-vertical:absolute;mso-position-vertical-relative:text;mso-width-percent:0;mso-height-percent:0;mso-width-relative:margin;mso-height-relative:margin" o:gfxdata="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" strokecolor="#4472c4 [3204]" strokeweight=".5pt">
+                <v:stroke endarrow="block" joinstyle="miter"/>
+              </v:shape>
+            </w:pict>
+          </mc:Fallback>
+        </mc:AlternateContent>
+      </w:r>
+      <w:r>
+        <w:rPr>
+          <w:rFonts w:ascii="Times New Roman" w:hAnsi="Times New Roman" w:cs="Times New Roman"/>
+          <w:noProof/>
+        </w:rPr>
+        <mc:AlternateContent>
+          <mc:Choice Requires="wps">
+            <w:drawing>
+              <wp:anchor distT="0" distB="0" distL="114300" distR="114300" simplePos="0" relativeHeight="251729920" behindDoc="0" locked="0" layoutInCell="1" allowOverlap="1" wp14:anchorId="06013204" wp14:editId="232F4894">
+                <wp:simplePos x="0" y="0"/>
+                <wp:positionH relativeFrom="column">
+                  <wp:posOffset>1176041</wp:posOffset>
+                </wp:positionH>
+                <wp:positionV relativeFrom="paragraph">
+                  <wp:posOffset>425380</wp:posOffset>
+                </wp:positionV>
+                <wp:extent cx="201588" cy="1394188"/>
+                <wp:effectExtent l="50800" t="0" r="14605" b="28575"/>
+                <wp:wrapNone/>
+                <wp:docPr id="876417287" name="Straight Arrow Connector 21"/>
+                <wp:cNvGraphicFramePr/>
+                <a:graphic xmlns:a="http://schemas.openxmlformats.org/drawingml/2006/main">
+                  <a:graphicData uri="http://schemas.microsoft.com/office/word/2010/wordprocessingShape">
+                    <wps:wsp>
+                      <wps:cNvCnPr/>
+                      <wps:spPr>
+                        <a:xfrm flipH="1">
+                          <a:off x="0" y="0"/>
+                          <a:ext cx="201588" cy="1394188"/>
+                        </a:xfrm>
+                        <a:prstGeom prst="straightConnector1">
+                          <a:avLst/>
+                        </a:prstGeom>
+                        <a:ln>
+                          <a:tailEnd type="triangle"/>
+                        </a:ln>
+                      </wps:spPr>
+                      <wps:style>
+                        <a:lnRef idx="1">
+                          <a:schemeClr val="accent1"/>
+                        </a:lnRef>
+                        <a:fillRef idx="0">
+                          <a:schemeClr val="accent1"/>
+                        </a:fillRef>
+                        <a:effectRef idx="0">
+                          <a:schemeClr val="accent1"/>
+                        </a:effectRef>
+                        <a:fontRef idx="minor">
+                          <a:schemeClr val="tx1"/>
+                        </a:fontRef>
+                      </wps:style>
+                      <wps:bodyPr/>
+                    </wps:wsp>
+                  </a:graphicData>
+                </a:graphic>
+                <wp14:sizeRelH relativeFrom="margin">
+                  <wp14:pctWidth>0</wp14:pctWidth>
+                </wp14:sizeRelH>
+                <wp14:sizeRelV relativeFrom="margin">
+                  <wp14:pctHeight>0</wp14:pctHeight>
+                </wp14:sizeRelV>
+              </wp:anchor>
+            </w:drawing>
+          </mc:Choice>
+          <mc:Fallback>
+            <w:pict>
+              <v:shape w14:anchorId="762E7883" id="Straight Arrow Connector 21" o:spid="_x0000_s1026" type="#_x0000_t32" style="position:absolute;margin-left:92.6pt;margin-top:33.5pt;width:15.85pt;height:109.8pt;flip:x;z-index:251729920;visibility:visible;mso-wrap-style:square;mso-width-percent:0;mso-height-percent:0;mso-wrap-distance-left:9pt;mso-wrap-distance-top:0;mso-wrap-distance-right:9pt;mso-wrap-distance-bottom:0;mso-position-horizontal:absolute;mso-position-horizontal-relative:text;mso-position-vertical:absolute;mso-position-vertical-relative:text;mso-width-percent:0;mso-height-percent:0;mso-width-relative:margin;mso-height-relative:margin" o:gfxdata="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" strokecolor="#4472c4 [3204]" strokeweight=".5pt">
+                <v:stroke endarrow="block" joinstyle="miter"/>
+              </v:shape>
+            </w:pict>
+          </mc:Fallback>
+        </mc:AlternateContent>
+      </w:r>
+      <w:r>
+        <w:rPr>
+          <w:rFonts w:ascii="Times New Roman" w:hAnsi="Times New Roman" w:cs="Times New Roman"/>
+          <w:noProof/>
+        </w:rPr>
+        <mc:AlternateContent>
+          <mc:Choice Requires="wps">
+            <w:drawing>
+              <wp:anchor distT="0" distB="0" distL="114300" distR="114300" simplePos="0" relativeHeight="251693056" behindDoc="0" locked="0" layoutInCell="1" allowOverlap="1" wp14:anchorId="28492F96" wp14:editId="6F8D084E">
+                <wp:simplePos x="0" y="0"/>
+                <wp:positionH relativeFrom="column">
+                  <wp:posOffset>764122</wp:posOffset>
+                </wp:positionH>
+                <wp:positionV relativeFrom="paragraph">
+                  <wp:posOffset>95669</wp:posOffset>
                 </wp:positionV>
                 <wp:extent cx="1345565" cy="310515"/>
                 <wp:effectExtent l="0" t="0" r="13335" b="6985"/>
@@ -96,11 +1100,7 @@
           </mc:Choice>
           <mc:Fallback>
             <w:pict>
-              <v:shapetype w14:anchorId="28492F96" id="_x0000_t202" coordsize="21600,21600" o:spt="202" path="m,l,21600r21600,l21600,xe">
-                <v:stroke joinstyle="miter"/>
-                <v:path gradientshapeok="t" o:connecttype="rect"/>
-              </v:shapetype>
-              <v:shape id="Text Box 2" o:spid="_x0000_s1026" type="#_x0000_t202" style="position:absolute;margin-left:-21.3pt;margin-top:15.75pt;width:105.95pt;height:24.45pt;z-index:251693056;visibility:visible;mso-wrap-style:square;mso-width-percent:0;mso-height-percent:0;mso-wrap-distance-left:9pt;mso-wrap-distance-top:0;mso-wrap-distance-right:9pt;mso-wrap-distance-bottom:0;mso-position-horizontal:absolute;mso-position-horizontal-relative:text;mso-position-vertical:absolute;mso-position-vertical-relative:text;mso-width-percent:0;mso-height-percent:0;mso-width-relative:margin;mso-height-relative:margin;v-text-anchor:top" o:gfxdata="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" fillcolor="#92d050" strokeweight=".5pt">
+              <v:shape w14:anchorId="28492F96" id="_x0000_s1030" type="#_x0000_t202" style="position:absolute;margin-left:60.15pt;margin-top:7.55pt;width:105.95pt;height:24.45pt;z-index:251693056;visibility:visible;mso-wrap-style:square;mso-width-percent:0;mso-height-percent:0;mso-wrap-distance-left:9pt;mso-wrap-distance-top:0;mso-wrap-distance-right:9pt;mso-wrap-distance-bottom:0;mso-position-horizontal:absolute;mso-position-horizontal-relative:text;mso-position-vertical:absolute;mso-position-vertical-relative:text;mso-width-percent:0;mso-height-percent:0;mso-width-relative:margin;mso-height-relative:margin;v-text-anchor:top" o:gfxdata="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" fillcolor="#92d050" strokeweight=".5pt">
                 <v:textbox>
                   <w:txbxContent>
                     <w:p>
@@ -118,13 +1118,6 @@
           </mc:Fallback>
         </mc:AlternateContent>
       </w:r>
-    </w:p>
-    <w:p>
-      <w:pPr>
-        <w:rPr>
-          <w:rFonts w:ascii="Times New Roman" w:hAnsi="Times New Roman" w:cs="Times New Roman"/>
-        </w:rPr>
-      </w:pPr>
       <w:r>
         <w:rPr>
           <w:rFonts w:ascii="Times New Roman" w:hAnsi="Times New Roman" w:cs="Times New Roman"/>
@@ -133,27 +1126,27 @@
         <mc:AlternateContent>
           <mc:Choice Requires="wps">
             <w:drawing>
-              <wp:anchor distT="0" distB="0" distL="114300" distR="114300" simplePos="0" relativeHeight="251739136" behindDoc="0" locked="0" layoutInCell="1" allowOverlap="1" wp14:anchorId="632A1991" wp14:editId="22C5FE0F">
+              <wp:anchor distT="0" distB="0" distL="114300" distR="114300" simplePos="0" relativeHeight="251675648" behindDoc="0" locked="0" layoutInCell="1" allowOverlap="1" wp14:anchorId="3A7356F4" wp14:editId="0D77BC17">
                 <wp:simplePos x="0" y="0"/>
                 <wp:positionH relativeFrom="column">
-                  <wp:posOffset>1082040</wp:posOffset>
+                  <wp:posOffset>1561150</wp:posOffset>
                 </wp:positionH>
                 <wp:positionV relativeFrom="paragraph">
-                  <wp:posOffset>140335</wp:posOffset>
+                  <wp:posOffset>153614</wp:posOffset>
                 </wp:positionV>
-                <wp:extent cx="2066290" cy="301625"/>
-                <wp:effectExtent l="0" t="50800" r="16510" b="15875"/>
+                <wp:extent cx="1956777" cy="1668473"/>
+                <wp:effectExtent l="25400" t="0" r="12065" b="33655"/>
                 <wp:wrapNone/>
-                <wp:docPr id="944177945" name="Straight Arrow Connector 3"/>
+                <wp:docPr id="1832568736" name="Straight Arrow Connector 3"/>
                 <wp:cNvGraphicFramePr/>
                 <a:graphic xmlns:a="http://schemas.openxmlformats.org/drawingml/2006/main">
                   <a:graphicData uri="http://schemas.microsoft.com/office/word/2010/wordprocessingShape">
                     <wps:wsp>
                       <wps:cNvCnPr/>
                       <wps:spPr>
-                        <a:xfrm flipH="1" flipV="1">
+                        <a:xfrm flipH="1">
                           <a:off x="0" y="0"/>
-                          <a:ext cx="2066290" cy="301625"/>
+                          <a:ext cx="1956777" cy="1668473"/>
                         </a:xfrm>
                         <a:prstGeom prst="straightConnector1">
                           <a:avLst/>
@@ -191,24 +1184,13 @@
           </mc:Choice>
           <mc:Fallback>
             <w:pict>
-              <v:shapetype w14:anchorId="32640D2E" id="_x0000_t32" coordsize="21600,21600" o:spt="32" o:oned="t" path="m,l21600,21600e" filled="f">
-                <v:path arrowok="t" fillok="f" o:connecttype="none"/>
-                <o:lock v:ext="edit" shapetype="t"/>
-              </v:shapetype>
-              <v:shape id="Straight Arrow Connector 3" o:spid="_x0000_s1026" type="#_x0000_t32" style="position:absolute;margin-left:85.2pt;margin-top:11.05pt;width:162.7pt;height:23.75pt;flip:x y;z-index:251739136;visibility:visible;mso-wrap-style:square;mso-width-percent:0;mso-height-percent:0;mso-wrap-distance-left:9pt;mso-wrap-distance-top:0;mso-wrap-distance-right:9pt;mso-wrap-distance-bottom:0;mso-position-horizontal:absolute;mso-position-horizontal-relative:text;mso-position-vertical:absolute;mso-position-vertical-relative:text;mso-width-percent:0;mso-height-percent:0;mso-width-relative:margin;mso-height-relative:margin" o:gfxdata="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" strokecolor="#4472c4 [3204]" strokeweight=".5pt">
+              <v:shape w14:anchorId="51198336" id="Straight Arrow Connector 3" o:spid="_x0000_s1026" type="#_x0000_t32" style="position:absolute;margin-left:122.95pt;margin-top:12.1pt;width:154.1pt;height:131.4pt;flip:x;z-index:251675648;visibility:visible;mso-wrap-style:square;mso-width-percent:0;mso-height-percent:0;mso-wrap-distance-left:9pt;mso-wrap-distance-top:0;mso-wrap-distance-right:9pt;mso-wrap-distance-bottom:0;mso-position-horizontal:absolute;mso-position-horizontal-relative:text;mso-position-vertical:absolute;mso-position-vertical-relative:text;mso-width-percent:0;mso-height-percent:0;mso-width-relative:margin;mso-height-relative:margin" o:gfxdata="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" strokecolor="#4472c4 [3204]" strokeweight=".5pt">
                 <v:stroke endarrow="block" joinstyle="miter"/>
               </v:shape>
             </w:pict>
           </mc:Fallback>
         </mc:AlternateContent>
       </w:r>
-    </w:p>
-    <w:p>
-      <w:pPr>
-        <w:rPr>
-          <w:rFonts w:ascii="Times New Roman" w:hAnsi="Times New Roman" w:cs="Times New Roman"/>
-        </w:rPr>
-      </w:pPr>
       <w:r>
         <w:rPr>
           <w:rFonts w:ascii="Times New Roman" w:hAnsi="Times New Roman" w:cs="Times New Roman"/>
@@ -217,27 +1199,27 @@
         <mc:AlternateContent>
           <mc:Choice Requires="wps">
             <w:drawing>
-              <wp:anchor distT="0" distB="0" distL="114300" distR="114300" simplePos="0" relativeHeight="251681792" behindDoc="0" locked="0" layoutInCell="1" allowOverlap="1" wp14:anchorId="69F8FCF4" wp14:editId="7136A269">
+              <wp:anchor distT="0" distB="0" distL="114300" distR="114300" simplePos="0" relativeHeight="251677696" behindDoc="0" locked="0" layoutInCell="1" allowOverlap="1" wp14:anchorId="076853C4" wp14:editId="5B4BE90C">
                 <wp:simplePos x="0" y="0"/>
                 <wp:positionH relativeFrom="column">
-                  <wp:posOffset>-32385</wp:posOffset>
+                  <wp:posOffset>3517928</wp:posOffset>
                 </wp:positionH>
                 <wp:positionV relativeFrom="paragraph">
-                  <wp:posOffset>2279650</wp:posOffset>
+                  <wp:posOffset>164123</wp:posOffset>
                 </wp:positionV>
-                <wp:extent cx="4314825" cy="720725"/>
-                <wp:effectExtent l="0" t="50800" r="0" b="15875"/>
+                <wp:extent cx="823504" cy="1788139"/>
+                <wp:effectExtent l="0" t="0" r="40640" b="28575"/>
                 <wp:wrapNone/>
-                <wp:docPr id="1131250466" name="Straight Arrow Connector 3"/>
+                <wp:docPr id="530844056" name="Straight Arrow Connector 3"/>
                 <wp:cNvGraphicFramePr/>
                 <a:graphic xmlns:a="http://schemas.openxmlformats.org/drawingml/2006/main">
                   <a:graphicData uri="http://schemas.microsoft.com/office/word/2010/wordprocessingShape">
                     <wps:wsp>
                       <wps:cNvCnPr/>
                       <wps:spPr>
-                        <a:xfrm flipV="1">
+                        <a:xfrm>
                           <a:off x="0" y="0"/>
-                          <a:ext cx="4314825" cy="720725"/>
+                          <a:ext cx="823504" cy="1788139"/>
                         </a:xfrm>
                         <a:prstGeom prst="straightConnector1">
                           <a:avLst/>
@@ -275,8 +1257,240 @@
           </mc:Choice>
           <mc:Fallback>
             <w:pict>
-              <v:shape w14:anchorId="1842B73A" id="Straight Arrow Connector 3" o:spid="_x0000_s1026" type="#_x0000_t32" style="position:absolute;margin-left:-2.55pt;margin-top:179.5pt;width:339.75pt;height:56.75pt;flip:y;z-index:251681792;visibility:visible;mso-wrap-style:square;mso-width-percent:0;mso-height-percent:0;mso-wrap-distance-left:9pt;mso-wrap-distance-top:0;mso-wrap-distance-right:9pt;mso-wrap-distance-bottom:0;mso-position-horizontal:absolute;mso-position-horizontal-relative:text;mso-position-vertical:absolute;mso-position-vertical-relative:text;mso-width-percent:0;mso-height-percent:0;mso-width-relative:margin;mso-height-relative:margin" o:gfxdata="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" strokecolor="#4472c4 [3204]" strokeweight=".5pt">
+              <v:shape w14:anchorId="18A814A6" id="Straight Arrow Connector 3" o:spid="_x0000_s1026" type="#_x0000_t32" style="position:absolute;margin-left:277pt;margin-top:12.9pt;width:64.85pt;height:140.8pt;z-index:251677696;visibility:visible;mso-wrap-style:square;mso-width-percent:0;mso-height-percent:0;mso-wrap-distance-left:9pt;mso-wrap-distance-top:0;mso-wrap-distance-right:9pt;mso-wrap-distance-bottom:0;mso-position-horizontal:absolute;mso-position-horizontal-relative:text;mso-position-vertical:absolute;mso-position-vertical-relative:text;mso-width-percent:0;mso-height-percent:0;mso-width-relative:margin;mso-height-relative:margin" o:gfxdata="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" strokecolor="#4472c4 [3204]" strokeweight=".5pt">
                 <v:stroke endarrow="block" joinstyle="miter"/>
+              </v:shape>
+            </w:pict>
+          </mc:Fallback>
+        </mc:AlternateContent>
+      </w:r>
+      <w:r>
+        <w:rPr>
+          <w:rFonts w:ascii="Times New Roman" w:hAnsi="Times New Roman" w:cs="Times New Roman"/>
+          <w:noProof/>
+        </w:rPr>
+        <mc:AlternateContent>
+          <mc:Choice Requires="wps">
+            <w:drawing>
+              <wp:anchor distT="0" distB="0" distL="114300" distR="114300" simplePos="0" relativeHeight="251667456" behindDoc="0" locked="0" layoutInCell="1" allowOverlap="1" wp14:anchorId="3520C9AC" wp14:editId="7C4BCBF6">
+                <wp:simplePos x="0" y="0"/>
+                <wp:positionH relativeFrom="column">
+                  <wp:posOffset>1942987</wp:posOffset>
+                </wp:positionH>
+                <wp:positionV relativeFrom="paragraph">
+                  <wp:posOffset>405284</wp:posOffset>
+                </wp:positionV>
+                <wp:extent cx="2961410" cy="1415101"/>
+                <wp:effectExtent l="25400" t="0" r="10795" b="33020"/>
+                <wp:wrapNone/>
+                <wp:docPr id="1042651647" name="Straight Arrow Connector 3"/>
+                <wp:cNvGraphicFramePr/>
+                <a:graphic xmlns:a="http://schemas.openxmlformats.org/drawingml/2006/main">
+                  <a:graphicData uri="http://schemas.microsoft.com/office/word/2010/wordprocessingShape">
+                    <wps:wsp>
+                      <wps:cNvCnPr/>
+                      <wps:spPr>
+                        <a:xfrm flipH="1">
+                          <a:off x="0" y="0"/>
+                          <a:ext cx="2961410" cy="1415101"/>
+                        </a:xfrm>
+                        <a:prstGeom prst="straightConnector1">
+                          <a:avLst/>
+                        </a:prstGeom>
+                        <a:ln>
+                          <a:tailEnd type="triangle"/>
+                        </a:ln>
+                      </wps:spPr>
+                      <wps:style>
+                        <a:lnRef idx="1">
+                          <a:schemeClr val="accent1"/>
+                        </a:lnRef>
+                        <a:fillRef idx="0">
+                          <a:schemeClr val="accent1"/>
+                        </a:fillRef>
+                        <a:effectRef idx="0">
+                          <a:schemeClr val="accent1"/>
+                        </a:effectRef>
+                        <a:fontRef idx="minor">
+                          <a:schemeClr val="tx1"/>
+                        </a:fontRef>
+                      </wps:style>
+                      <wps:bodyPr/>
+                    </wps:wsp>
+                  </a:graphicData>
+                </a:graphic>
+                <wp14:sizeRelH relativeFrom="margin">
+                  <wp14:pctWidth>0</wp14:pctWidth>
+                </wp14:sizeRelH>
+                <wp14:sizeRelV relativeFrom="margin">
+                  <wp14:pctHeight>0</wp14:pctHeight>
+                </wp14:sizeRelV>
+              </wp:anchor>
+            </w:drawing>
+          </mc:Choice>
+          <mc:Fallback>
+            <w:pict>
+              <v:shape w14:anchorId="146BC2CD" id="Straight Arrow Connector 3" o:spid="_x0000_s1026" type="#_x0000_t32" style="position:absolute;margin-left:153pt;margin-top:31.9pt;width:233.2pt;height:111.45pt;flip:x;z-index:251667456;visibility:visible;mso-wrap-style:square;mso-width-percent:0;mso-height-percent:0;mso-wrap-distance-left:9pt;mso-wrap-distance-top:0;mso-wrap-distance-right:9pt;mso-wrap-distance-bottom:0;mso-position-horizontal:absolute;mso-position-horizontal-relative:text;mso-position-vertical:absolute;mso-position-vertical-relative:text;mso-width-percent:0;mso-height-percent:0;mso-width-relative:margin;mso-height-relative:margin" o:gfxdata="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" strokecolor="#4472c4 [3204]" strokeweight=".5pt">
+                <v:stroke endarrow="block" joinstyle="miter"/>
+              </v:shape>
+            </w:pict>
+          </mc:Fallback>
+        </mc:AlternateContent>
+      </w:r>
+      <w:r>
+        <w:rPr>
+          <w:rFonts w:ascii="Times New Roman" w:hAnsi="Times New Roman" w:cs="Times New Roman"/>
+          <w:noProof/>
+        </w:rPr>
+        <mc:AlternateContent>
+          <mc:Choice Requires="wps">
+            <w:drawing>
+              <wp:anchor distT="0" distB="0" distL="114300" distR="114300" simplePos="0" relativeHeight="251732992" behindDoc="0" locked="0" layoutInCell="1" allowOverlap="1" wp14:anchorId="4B7BEECC" wp14:editId="6EBEB2AC">
+                <wp:simplePos x="0" y="0"/>
+                <wp:positionH relativeFrom="column">
+                  <wp:posOffset>4562955</wp:posOffset>
+                </wp:positionH>
+                <wp:positionV relativeFrom="paragraph">
+                  <wp:posOffset>405283</wp:posOffset>
+                </wp:positionV>
+                <wp:extent cx="343815" cy="1536993"/>
+                <wp:effectExtent l="38100" t="0" r="24765" b="25400"/>
+                <wp:wrapNone/>
+                <wp:docPr id="1832083214" name="Straight Arrow Connector 25"/>
+                <wp:cNvGraphicFramePr/>
+                <a:graphic xmlns:a="http://schemas.openxmlformats.org/drawingml/2006/main">
+                  <a:graphicData uri="http://schemas.microsoft.com/office/word/2010/wordprocessingShape">
+                    <wps:wsp>
+                      <wps:cNvCnPr/>
+                      <wps:spPr>
+                        <a:xfrm flipH="1">
+                          <a:off x="0" y="0"/>
+                          <a:ext cx="343815" cy="1536993"/>
+                        </a:xfrm>
+                        <a:prstGeom prst="straightConnector1">
+                          <a:avLst/>
+                        </a:prstGeom>
+                        <a:ln>
+                          <a:tailEnd type="triangle"/>
+                        </a:ln>
+                      </wps:spPr>
+                      <wps:style>
+                        <a:lnRef idx="1">
+                          <a:schemeClr val="accent1"/>
+                        </a:lnRef>
+                        <a:fillRef idx="0">
+                          <a:schemeClr val="accent1"/>
+                        </a:fillRef>
+                        <a:effectRef idx="0">
+                          <a:schemeClr val="accent1"/>
+                        </a:effectRef>
+                        <a:fontRef idx="minor">
+                          <a:schemeClr val="tx1"/>
+                        </a:fontRef>
+                      </wps:style>
+                      <wps:bodyPr/>
+                    </wps:wsp>
+                  </a:graphicData>
+                </a:graphic>
+                <wp14:sizeRelH relativeFrom="margin">
+                  <wp14:pctWidth>0</wp14:pctWidth>
+                </wp14:sizeRelH>
+                <wp14:sizeRelV relativeFrom="margin">
+                  <wp14:pctHeight>0</wp14:pctHeight>
+                </wp14:sizeRelV>
+              </wp:anchor>
+            </w:drawing>
+          </mc:Choice>
+          <mc:Fallback>
+            <w:pict>
+              <v:shape w14:anchorId="15E62A40" id="Straight Arrow Connector 25" o:spid="_x0000_s1026" type="#_x0000_t32" style="position:absolute;margin-left:359.3pt;margin-top:31.9pt;width:27.05pt;height:121pt;flip:x;z-index:251732992;visibility:visible;mso-wrap-style:square;mso-width-percent:0;mso-height-percent:0;mso-wrap-distance-left:9pt;mso-wrap-distance-top:0;mso-wrap-distance-right:9pt;mso-wrap-distance-bottom:0;mso-position-horizontal:absolute;mso-position-horizontal-relative:text;mso-position-vertical:absolute;mso-position-vertical-relative:text;mso-width-percent:0;mso-height-percent:0;mso-width-relative:margin;mso-height-relative:margin" o:gfxdata="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" strokecolor="#4472c4 [3204]" strokeweight=".5pt">
+                <v:stroke endarrow="block" joinstyle="miter"/>
+              </v:shape>
+            </w:pict>
+          </mc:Fallback>
+        </mc:AlternateContent>
+      </w:r>
+      <w:r>
+        <w:rPr>
+          <w:rFonts w:ascii="Times New Roman" w:hAnsi="Times New Roman" w:cs="Times New Roman"/>
+          <w:noProof/>
+        </w:rPr>
+        <mc:AlternateContent>
+          <mc:Choice Requires="wps">
+            <w:drawing>
+              <wp:anchor distT="0" distB="0" distL="114300" distR="114300" simplePos="0" relativeHeight="251665408" behindDoc="0" locked="0" layoutInCell="1" allowOverlap="1" wp14:anchorId="0855F209" wp14:editId="25BA1703">
+                <wp:simplePos x="0" y="0"/>
+                <wp:positionH relativeFrom="column">
+                  <wp:posOffset>4362401</wp:posOffset>
+                </wp:positionH>
+                <wp:positionV relativeFrom="paragraph">
+                  <wp:posOffset>108152</wp:posOffset>
+                </wp:positionV>
+                <wp:extent cx="974690" cy="301450"/>
+                <wp:effectExtent l="0" t="0" r="16510" b="16510"/>
+                <wp:wrapNone/>
+                <wp:docPr id="2015126568" name="Text Box 2"/>
+                <wp:cNvGraphicFramePr/>
+                <a:graphic xmlns:a="http://schemas.openxmlformats.org/drawingml/2006/main">
+                  <a:graphicData uri="http://schemas.microsoft.com/office/word/2010/wordprocessingShape">
+                    <wps:wsp>
+                      <wps:cNvSpPr txBox="1"/>
+                      <wps:spPr>
+                        <a:xfrm>
+                          <a:off x="0" y="0"/>
+                          <a:ext cx="974690" cy="301450"/>
+                        </a:xfrm>
+                        <a:prstGeom prst="rect">
+                          <a:avLst/>
+                        </a:prstGeom>
+                        <a:solidFill>
+                          <a:srgbClr val="92D050"/>
+                        </a:solidFill>
+                        <a:ln w="6350">
+                          <a:solidFill>
+                            <a:prstClr val="black"/>
+                          </a:solidFill>
+                        </a:ln>
+                      </wps:spPr>
+                      <wps:txbx>
+                        <w:txbxContent>
+                          <w:p>
+                            <w:r>
+                              <w:t>PDL1 Status</w:t>
+                            </w:r>
+                          </w:p>
+                        </w:txbxContent>
+                      </wps:txbx>
+                      <wps:bodyPr rot="0" spcFirstLastPara="0" vertOverflow="overflow" horzOverflow="overflow" vert="horz" wrap="square" lIns="91440" tIns="45720" rIns="91440" bIns="45720" numCol="1" spcCol="0" rtlCol="0" fromWordArt="0" anchor="t" anchorCtr="0" forceAA="0" compatLnSpc="1">
+                        <a:prstTxWarp prst="textNoShape">
+                          <a:avLst/>
+                        </a:prstTxWarp>
+                        <a:noAutofit/>
+                      </wps:bodyPr>
+                    </wps:wsp>
+                  </a:graphicData>
+                </a:graphic>
+                <wp14:sizeRelH relativeFrom="margin">
+                  <wp14:pctWidth>0</wp14:pctWidth>
+                </wp14:sizeRelH>
+                <wp14:sizeRelV relativeFrom="margin">
+                  <wp14:pctHeight>0</wp14:pctHeight>
+                </wp14:sizeRelV>
+              </wp:anchor>
+            </w:drawing>
+          </mc:Choice>
+          <mc:Fallback>
+            <w:pict>
+              <v:shape w14:anchorId="0855F209" id="_x0000_s1031" type="#_x0000_t202" style="position:absolute;margin-left:343.5pt;margin-top:8.5pt;width:76.75pt;height:23.75pt;z-index:251665408;visibility:visible;mso-wrap-style:square;mso-width-percent:0;mso-height-percent:0;mso-wrap-distance-left:9pt;mso-wrap-distance-top:0;mso-wrap-distance-right:9pt;mso-wrap-distance-bottom:0;mso-position-horizontal:absolute;mso-position-horizontal-relative:text;mso-position-vertical:absolute;mso-position-vertical-relative:text;mso-width-percent:0;mso-height-percent:0;mso-width-relative:margin;mso-height-relative:margin;v-text-anchor:top" o:gfxdata="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" fillcolor="#92d050" strokeweight=".5pt">
+                <v:textbox>
+                  <w:txbxContent>
+                    <w:p>
+                      <w:r>
+                        <w:t>PDL1 Status</w:t>
+                      </w:r>
+                    </w:p>
+                  </w:txbxContent>
+                </v:textbox>
               </v:shape>
             </w:pict>
           </mc:Fallback>
@@ -363,7 +1577,7 @@
         <mc:AlternateContent>
           <mc:Choice Requires="wps">
             <w:drawing>
-              <wp:anchor distT="0" distB="0" distL="114300" distR="114300" simplePos="0" relativeHeight="251679744" behindDoc="0" locked="0" layoutInCell="1" allowOverlap="1" wp14:anchorId="1620934F" wp14:editId="7DE54D20">
+              <wp:anchor distT="0" distB="0" distL="114300" distR="114300" simplePos="0" relativeHeight="251679744" behindDoc="0" locked="0" layoutInCell="1" allowOverlap="1" wp14:anchorId="1620934F" wp14:editId="46EB0EAF">
                 <wp:simplePos x="0" y="0"/>
                 <wp:positionH relativeFrom="column">
                   <wp:posOffset>-499110</wp:posOffset>
@@ -444,7 +1658,7 @@
           </mc:Choice>
           <mc:Fallback>
             <w:pict>
-              <v:shape w14:anchorId="1620934F" id="_x0000_s1027" type="#_x0000_t202" style="position:absolute;margin-left:-39.3pt;margin-top:236.25pt;width:124.2pt;height:54.75pt;z-index:251679744;visibility:visible;mso-wrap-style:square;mso-width-percent:0;mso-height-percent:0;mso-wrap-distance-left:9pt;mso-wrap-distance-top:0;mso-wrap-distance-right:9pt;mso-wrap-distance-bottom:0;mso-position-horizontal:absolute;mso-position-horizontal-relative:text;mso-position-vertical:absolute;mso-position-vertical-relative:text;mso-width-percent:0;mso-height-percent:0;mso-width-relative:margin;mso-height-relative:margin;v-text-anchor:top" o:gfxdata="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" fillcolor="#92d050" strokeweight=".5pt">
+              <v:shape w14:anchorId="1620934F" id="_x0000_s1032" type="#_x0000_t202" style="position:absolute;margin-left:-39.3pt;margin-top:236.25pt;width:124.2pt;height:54.75pt;z-index:251679744;visibility:visible;mso-wrap-style:square;mso-width-percent:0;mso-height-percent:0;mso-wrap-distance-left:9pt;mso-wrap-distance-top:0;mso-wrap-distance-right:9pt;mso-wrap-distance-bottom:0;mso-position-horizontal:absolute;mso-position-horizontal-relative:text;mso-position-vertical:absolute;mso-position-vertical-relative:text;mso-width-percent:0;mso-height-percent:0;mso-width-relative:margin;mso-height-relative:margin;v-text-anchor:top" o:gfxdata="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" fillcolor="#92d050" strokeweight=".5pt">
                 <v:textbox>
                   <w:txbxContent>
                     <w:p>
@@ -472,325 +1686,6 @@
                     </w:p>
                   </w:txbxContent>
                 </v:textbox>
-              </v:shape>
-            </w:pict>
-          </mc:Fallback>
-        </mc:AlternateContent>
-      </w:r>
-      <w:r>
-        <w:rPr>
-          <w:rFonts w:ascii="Times New Roman" w:hAnsi="Times New Roman" w:cs="Times New Roman"/>
-          <w:noProof/>
-        </w:rPr>
-        <mc:AlternateContent>
-          <mc:Choice Requires="wps">
-            <w:drawing>
-              <wp:anchor distT="0" distB="0" distL="114300" distR="114300" simplePos="0" relativeHeight="251667456" behindDoc="0" locked="0" layoutInCell="1" allowOverlap="1" wp14:anchorId="3520C9AC" wp14:editId="272ED6D6">
-                <wp:simplePos x="0" y="0"/>
-                <wp:positionH relativeFrom="column">
-                  <wp:posOffset>1939289</wp:posOffset>
-                </wp:positionH>
-                <wp:positionV relativeFrom="paragraph">
-                  <wp:posOffset>942975</wp:posOffset>
-                </wp:positionV>
-                <wp:extent cx="2165985" cy="872490"/>
-                <wp:effectExtent l="12700" t="0" r="18415" b="41910"/>
-                <wp:wrapNone/>
-                <wp:docPr id="1042651647" name="Straight Arrow Connector 3"/>
-                <wp:cNvGraphicFramePr/>
-                <a:graphic xmlns:a="http://schemas.openxmlformats.org/drawingml/2006/main">
-                  <a:graphicData uri="http://schemas.microsoft.com/office/word/2010/wordprocessingShape">
-                    <wps:wsp>
-                      <wps:cNvCnPr/>
-                      <wps:spPr>
-                        <a:xfrm flipH="1">
-                          <a:off x="0" y="0"/>
-                          <a:ext cx="2165985" cy="872490"/>
-                        </a:xfrm>
-                        <a:prstGeom prst="straightConnector1">
-                          <a:avLst/>
-                        </a:prstGeom>
-                        <a:ln>
-                          <a:tailEnd type="triangle"/>
-                        </a:ln>
-                      </wps:spPr>
-                      <wps:style>
-                        <a:lnRef idx="1">
-                          <a:schemeClr val="accent1"/>
-                        </a:lnRef>
-                        <a:fillRef idx="0">
-                          <a:schemeClr val="accent1"/>
-                        </a:fillRef>
-                        <a:effectRef idx="0">
-                          <a:schemeClr val="accent1"/>
-                        </a:effectRef>
-                        <a:fontRef idx="minor">
-                          <a:schemeClr val="tx1"/>
-                        </a:fontRef>
-                      </wps:style>
-                      <wps:bodyPr/>
-                    </wps:wsp>
-                  </a:graphicData>
-                </a:graphic>
-                <wp14:sizeRelH relativeFrom="margin">
-                  <wp14:pctWidth>0</wp14:pctWidth>
-                </wp14:sizeRelH>
-                <wp14:sizeRelV relativeFrom="margin">
-                  <wp14:pctHeight>0</wp14:pctHeight>
-                </wp14:sizeRelV>
-              </wp:anchor>
-            </w:drawing>
-          </mc:Choice>
-          <mc:Fallback>
-            <w:pict>
-              <v:shape w14:anchorId="7144243D" id="Straight Arrow Connector 3" o:spid="_x0000_s1026" type="#_x0000_t32" style="position:absolute;margin-left:152.7pt;margin-top:74.25pt;width:170.55pt;height:68.7pt;flip:x;z-index:251667456;visibility:visible;mso-wrap-style:square;mso-width-percent:0;mso-height-percent:0;mso-wrap-distance-left:9pt;mso-wrap-distance-top:0;mso-wrap-distance-right:9pt;mso-wrap-distance-bottom:0;mso-position-horizontal:absolute;mso-position-horizontal-relative:text;mso-position-vertical:absolute;mso-position-vertical-relative:text;mso-width-percent:0;mso-height-percent:0;mso-width-relative:margin;mso-height-relative:margin" o:gfxdata="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" strokecolor="#4472c4 [3204]" strokeweight=".5pt">
-                <v:stroke endarrow="block" joinstyle="miter"/>
-              </v:shape>
-            </w:pict>
-          </mc:Fallback>
-        </mc:AlternateContent>
-      </w:r>
-      <w:r>
-        <w:rPr>
-          <w:rFonts w:ascii="Times New Roman" w:hAnsi="Times New Roman" w:cs="Times New Roman"/>
-          <w:noProof/>
-        </w:rPr>
-        <mc:AlternateContent>
-          <mc:Choice Requires="wps">
-            <w:drawing>
-              <wp:anchor distT="0" distB="0" distL="114300" distR="114300" simplePos="0" relativeHeight="251732992" behindDoc="0" locked="0" layoutInCell="1" allowOverlap="1" wp14:anchorId="4B7BEECC" wp14:editId="118A6A10">
-                <wp:simplePos x="0" y="0"/>
-                <wp:positionH relativeFrom="column">
-                  <wp:posOffset>3310254</wp:posOffset>
-                </wp:positionH>
-                <wp:positionV relativeFrom="paragraph">
-                  <wp:posOffset>939165</wp:posOffset>
-                </wp:positionV>
-                <wp:extent cx="800735" cy="1003300"/>
-                <wp:effectExtent l="25400" t="0" r="12065" b="25400"/>
-                <wp:wrapNone/>
-                <wp:docPr id="1832083214" name="Straight Arrow Connector 25"/>
-                <wp:cNvGraphicFramePr/>
-                <a:graphic xmlns:a="http://schemas.openxmlformats.org/drawingml/2006/main">
-                  <a:graphicData uri="http://schemas.microsoft.com/office/word/2010/wordprocessingShape">
-                    <wps:wsp>
-                      <wps:cNvCnPr/>
-                      <wps:spPr>
-                        <a:xfrm flipH="1">
-                          <a:off x="0" y="0"/>
-                          <a:ext cx="800735" cy="1003300"/>
-                        </a:xfrm>
-                        <a:prstGeom prst="straightConnector1">
-                          <a:avLst/>
-                        </a:prstGeom>
-                        <a:ln>
-                          <a:tailEnd type="triangle"/>
-                        </a:ln>
-                      </wps:spPr>
-                      <wps:style>
-                        <a:lnRef idx="1">
-                          <a:schemeClr val="accent1"/>
-                        </a:lnRef>
-                        <a:fillRef idx="0">
-                          <a:schemeClr val="accent1"/>
-                        </a:fillRef>
-                        <a:effectRef idx="0">
-                          <a:schemeClr val="accent1"/>
-                        </a:effectRef>
-                        <a:fontRef idx="minor">
-                          <a:schemeClr val="tx1"/>
-                        </a:fontRef>
-                      </wps:style>
-                      <wps:bodyPr/>
-                    </wps:wsp>
-                  </a:graphicData>
-                </a:graphic>
-                <wp14:sizeRelH relativeFrom="margin">
-                  <wp14:pctWidth>0</wp14:pctWidth>
-                </wp14:sizeRelH>
-                <wp14:sizeRelV relativeFrom="margin">
-                  <wp14:pctHeight>0</wp14:pctHeight>
-                </wp14:sizeRelV>
-              </wp:anchor>
-            </w:drawing>
-          </mc:Choice>
-          <mc:Fallback>
-            <w:pict>
-              <v:shape w14:anchorId="3A8BC590" id="Straight Arrow Connector 25" o:spid="_x0000_s1026" type="#_x0000_t32" style="position:absolute;margin-left:260.65pt;margin-top:73.95pt;width:63.05pt;height:79pt;flip:x;z-index:251732992;visibility:visible;mso-wrap-style:square;mso-width-percent:0;mso-height-percent:0;mso-wrap-distance-left:9pt;mso-wrap-distance-top:0;mso-wrap-distance-right:9pt;mso-wrap-distance-bottom:0;mso-position-horizontal:absolute;mso-position-horizontal-relative:text;mso-position-vertical:absolute;mso-position-vertical-relative:text;mso-width-percent:0;mso-height-percent:0;mso-width-relative:margin;mso-height-relative:margin" o:gfxdata="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" strokecolor="#4472c4 [3204]" strokeweight=".5pt">
-                <v:stroke endarrow="block" joinstyle="miter"/>
-              </v:shape>
-            </w:pict>
-          </mc:Fallback>
-        </mc:AlternateContent>
-      </w:r>
-      <w:r>
-        <w:rPr>
-          <w:rFonts w:ascii="Times New Roman" w:hAnsi="Times New Roman" w:cs="Times New Roman"/>
-          <w:noProof/>
-        </w:rPr>
-        <mc:AlternateContent>
-          <mc:Choice Requires="wps">
-            <w:drawing>
-              <wp:anchor distT="0" distB="0" distL="114300" distR="114300" simplePos="0" relativeHeight="251665408" behindDoc="0" locked="0" layoutInCell="1" allowOverlap="1" wp14:anchorId="0855F209" wp14:editId="1B5729F1">
-                <wp:simplePos x="0" y="0"/>
-                <wp:positionH relativeFrom="column">
-                  <wp:posOffset>3776345</wp:posOffset>
-                </wp:positionH>
-                <wp:positionV relativeFrom="paragraph">
-                  <wp:posOffset>640715</wp:posOffset>
-                </wp:positionV>
-                <wp:extent cx="974690" cy="301450"/>
-                <wp:effectExtent l="0" t="0" r="16510" b="16510"/>
-                <wp:wrapNone/>
-                <wp:docPr id="2015126568" name="Text Box 2"/>
-                <wp:cNvGraphicFramePr/>
-                <a:graphic xmlns:a="http://schemas.openxmlformats.org/drawingml/2006/main">
-                  <a:graphicData uri="http://schemas.microsoft.com/office/word/2010/wordprocessingShape">
-                    <wps:wsp>
-                      <wps:cNvSpPr txBox="1"/>
-                      <wps:spPr>
-                        <a:xfrm>
-                          <a:off x="0" y="0"/>
-                          <a:ext cx="974690" cy="301450"/>
-                        </a:xfrm>
-                        <a:prstGeom prst="rect">
-                          <a:avLst/>
-                        </a:prstGeom>
-                        <a:solidFill>
-                          <a:srgbClr val="92D050"/>
-                        </a:solidFill>
-                        <a:ln w="6350">
-                          <a:solidFill>
-                            <a:prstClr val="black"/>
-                          </a:solidFill>
-                        </a:ln>
-                      </wps:spPr>
-                      <wps:txbx>
-                        <w:txbxContent>
-                          <w:p>
-                            <w:r>
-                              <w:t>PDL1 Status</w:t>
-                            </w:r>
-                          </w:p>
-                        </w:txbxContent>
-                      </wps:txbx>
-                      <wps:bodyPr rot="0" spcFirstLastPara="0" vertOverflow="overflow" horzOverflow="overflow" vert="horz" wrap="square" lIns="91440" tIns="45720" rIns="91440" bIns="45720" numCol="1" spcCol="0" rtlCol="0" fromWordArt="0" anchor="t" anchorCtr="0" forceAA="0" compatLnSpc="1">
-                        <a:prstTxWarp prst="textNoShape">
-                          <a:avLst/>
-                        </a:prstTxWarp>
-                        <a:noAutofit/>
-                      </wps:bodyPr>
-                    </wps:wsp>
-                  </a:graphicData>
-                </a:graphic>
-                <wp14:sizeRelH relativeFrom="margin">
-                  <wp14:pctWidth>0</wp14:pctWidth>
-                </wp14:sizeRelH>
-                <wp14:sizeRelV relativeFrom="margin">
-                  <wp14:pctHeight>0</wp14:pctHeight>
-                </wp14:sizeRelV>
-              </wp:anchor>
-            </w:drawing>
-          </mc:Choice>
-          <mc:Fallback>
-            <w:pict>
-              <v:shape w14:anchorId="0855F209" id="_x0000_s1028" type="#_x0000_t202" style="position:absolute;margin-left:297.35pt;margin-top:50.45pt;width:76.75pt;height:23.75pt;z-index:251665408;visibility:visible;mso-wrap-style:square;mso-width-percent:0;mso-height-percent:0;mso-wrap-distance-left:9pt;mso-wrap-distance-top:0;mso-wrap-distance-right:9pt;mso-wrap-distance-bottom:0;mso-position-horizontal:absolute;mso-position-horizontal-relative:text;mso-position-vertical:absolute;mso-position-vertical-relative:text;mso-width-percent:0;mso-height-percent:0;mso-width-relative:margin;mso-height-relative:margin;v-text-anchor:top" o:gfxdata="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" fillcolor="#92d050" strokeweight=".5pt">
-                <v:textbox>
-                  <w:txbxContent>
-                    <w:p>
-                      <w:r>
-                        <w:t>PDL1 Status</w:t>
-                      </w:r>
-                    </w:p>
-                  </w:txbxContent>
-                </v:textbox>
-              </v:shape>
-            </w:pict>
-          </mc:Fallback>
-        </mc:AlternateContent>
-      </w:r>
-      <w:r>
-        <w:rPr>
-          <w:rFonts w:ascii="Times New Roman" w:hAnsi="Times New Roman" w:cs="Times New Roman"/>
-          <w:noProof/>
-        </w:rPr>
-        <mc:AlternateContent>
-          <mc:Choice Requires="wps">
-            <w:drawing>
-              <wp:anchor distT="0" distB="0" distL="114300" distR="114300" simplePos="0" relativeHeight="251695104" behindDoc="0" locked="0" layoutInCell="1" allowOverlap="1" wp14:anchorId="0D35511D" wp14:editId="62D2CB3F">
-                <wp:simplePos x="0" y="0"/>
-                <wp:positionH relativeFrom="column">
-                  <wp:posOffset>1078230</wp:posOffset>
-                </wp:positionH>
-                <wp:positionV relativeFrom="paragraph">
-                  <wp:posOffset>104775</wp:posOffset>
-                </wp:positionV>
-                <wp:extent cx="3117850" cy="1791970"/>
-                <wp:effectExtent l="0" t="0" r="44450" b="74930"/>
-                <wp:wrapNone/>
-                <wp:docPr id="1279297701" name="Curved Connector 5"/>
-                <wp:cNvGraphicFramePr/>
-                <a:graphic xmlns:a="http://schemas.openxmlformats.org/drawingml/2006/main">
-                  <a:graphicData uri="http://schemas.microsoft.com/office/word/2010/wordprocessingShape">
-                    <wps:wsp>
-                      <wps:cNvCnPr/>
-                      <wps:spPr>
-                        <a:xfrm>
-                          <a:off x="0" y="0"/>
-                          <a:ext cx="3117850" cy="1791970"/>
-                        </a:xfrm>
-                        <a:prstGeom prst="curvedConnector3">
-                          <a:avLst>
-                            <a:gd name="adj1" fmla="val 45053"/>
-                          </a:avLst>
-                        </a:prstGeom>
-                        <a:ln>
-                          <a:tailEnd type="triangle"/>
-                        </a:ln>
-                      </wps:spPr>
-                      <wps:style>
-                        <a:lnRef idx="1">
-                          <a:schemeClr val="accent1"/>
-                        </a:lnRef>
-                        <a:fillRef idx="0">
-                          <a:schemeClr val="accent1"/>
-                        </a:fillRef>
-                        <a:effectRef idx="0">
-                          <a:schemeClr val="accent1"/>
-                        </a:effectRef>
-                        <a:fontRef idx="minor">
-                          <a:schemeClr val="tx1"/>
-                        </a:fontRef>
-                      </wps:style>
-                      <wps:bodyPr/>
-                    </wps:wsp>
-                  </a:graphicData>
-                </a:graphic>
-                <wp14:sizeRelH relativeFrom="margin">
-                  <wp14:pctWidth>0</wp14:pctWidth>
-                </wp14:sizeRelH>
-                <wp14:sizeRelV relativeFrom="margin">
-                  <wp14:pctHeight>0</wp14:pctHeight>
-                </wp14:sizeRelV>
-              </wp:anchor>
-            </w:drawing>
-          </mc:Choice>
-          <mc:Fallback>
-            <w:pict>
-              <v:shapetype w14:anchorId="17595120" id="_x0000_t38" coordsize="21600,21600" o:spt="38" o:oned="t" path="m,c@0,0@1,5400@1,10800@1,16200@2,21600,21600,21600e" filled="f">
-                <v:formulas>
-                  <v:f eqn="mid #0 0"/>
-                  <v:f eqn="val #0"/>
-                  <v:f eqn="mid #0 21600"/>
-                </v:formulas>
-                <v:path arrowok="t" fillok="f" o:connecttype="none"/>
-                <v:handles>
-                  <v:h position="#0,center"/>
-                </v:handles>
-                <o:lock v:ext="edit" shapetype="t"/>
-              </v:shapetype>
-              <v:shape id="Curved Connector 5" o:spid="_x0000_s1026" type="#_x0000_t38" style="position:absolute;margin-left:84.9pt;margin-top:8.25pt;width:245.5pt;height:141.1pt;z-index:251695104;visibility:visible;mso-wrap-style:square;mso-width-percent:0;mso-height-percent:0;mso-wrap-distance-left:9pt;mso-wrap-distance-top:0;mso-wrap-distance-right:9pt;mso-wrap-distance-bottom:0;mso-position-horizontal:absolute;mso-position-horizontal-relative:text;mso-position-vertical:absolute;mso-position-vertical-relative:text;mso-width-percent:0;mso-height-percent:0;mso-width-relative:margin;mso-height-relative:margin" o:gfxdata="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" adj="9731" strokecolor="#4472c4 [3204]" strokeweight=".5pt">
-                <v:stroke endarrow="block" joinstyle="miter"/>
               </v:shape>
             </w:pict>
           </mc:Fallback>
@@ -878,7 +1773,7 @@
         <mc:AlternateContent>
           <mc:Choice Requires="wps">
             <w:drawing>
-              <wp:anchor distT="0" distB="0" distL="114300" distR="114300" simplePos="0" relativeHeight="251710464" behindDoc="0" locked="0" layoutInCell="1" allowOverlap="1" wp14:anchorId="1C841ED2" wp14:editId="0148D2BF">
+              <wp:anchor distT="0" distB="0" distL="114300" distR="114300" simplePos="0" relativeHeight="251710464" behindDoc="0" locked="0" layoutInCell="1" allowOverlap="1" wp14:anchorId="1C841ED2" wp14:editId="41DEBD7D">
                 <wp:simplePos x="0" y="0"/>
                 <wp:positionH relativeFrom="column">
                   <wp:posOffset>5315585</wp:posOffset>
@@ -941,570 +1836,12 @@
           </mc:Choice>
           <mc:Fallback>
             <w:pict>
-              <v:shape w14:anchorId="1C841ED2" id="_x0000_s1029" type="#_x0000_t202" style="position:absolute;margin-left:418.55pt;margin-top:69.8pt;width:94.15pt;height:23pt;z-index:251710464;visibility:visible;mso-wrap-style:square;mso-width-percent:0;mso-height-percent:0;mso-wrap-distance-left:9pt;mso-wrap-distance-top:0;mso-wrap-distance-right:9pt;mso-wrap-distance-bottom:0;mso-position-horizontal:absolute;mso-position-horizontal-relative:text;mso-position-vertical:absolute;mso-position-vertical-relative:text;mso-width-percent:0;mso-height-percent:0;mso-width-relative:margin;mso-height-relative:margin;v-text-anchor:top" o:gfxdata="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" fillcolor="yellow" strokeweight=".5pt">
+              <v:shape w14:anchorId="1C841ED2" id="_x0000_s1033" type="#_x0000_t202" style="position:absolute;margin-left:418.55pt;margin-top:69.8pt;width:94.15pt;height:23pt;z-index:251710464;visibility:visible;mso-wrap-style:square;mso-width-percent:0;mso-height-percent:0;mso-wrap-distance-left:9pt;mso-wrap-distance-top:0;mso-wrap-distance-right:9pt;mso-wrap-distance-bottom:0;mso-position-horizontal:absolute;mso-position-horizontal-relative:text;mso-position-vertical:absolute;mso-position-vertical-relative:text;mso-width-percent:0;mso-height-percent:0;mso-width-relative:margin;mso-height-relative:margin;v-text-anchor:top" o:gfxdata="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" fillcolor="yellow" strokeweight=".5pt">
                 <v:textbox>
                   <w:txbxContent>
                     <w:p>
                       <w:r>
                         <w:t>Smoking Status</w:t>
-                      </w:r>
-                    </w:p>
-                  </w:txbxContent>
-                </v:textbox>
-              </v:shape>
-            </w:pict>
-          </mc:Fallback>
-        </mc:AlternateContent>
-      </w:r>
-      <w:r>
-        <w:rPr>
-          <w:rFonts w:ascii="Times New Roman" w:hAnsi="Times New Roman" w:cs="Times New Roman"/>
-          <w:noProof/>
-        </w:rPr>
-        <mc:AlternateContent>
-          <mc:Choice Requires="wps">
-            <w:drawing>
-              <wp:anchor distT="0" distB="0" distL="114300" distR="114300" simplePos="0" relativeHeight="251780096" behindDoc="0" locked="0" layoutInCell="1" allowOverlap="1" wp14:anchorId="16390F95" wp14:editId="47963913">
-                <wp:simplePos x="0" y="0"/>
-                <wp:positionH relativeFrom="column">
-                  <wp:posOffset>2577466</wp:posOffset>
-                </wp:positionH>
-                <wp:positionV relativeFrom="paragraph">
-                  <wp:posOffset>2282825</wp:posOffset>
-                </wp:positionV>
-                <wp:extent cx="732790" cy="1327150"/>
-                <wp:effectExtent l="0" t="25400" r="54610" b="19050"/>
-                <wp:wrapNone/>
-                <wp:docPr id="2098202854" name="Straight Arrow Connector 3"/>
-                <wp:cNvGraphicFramePr/>
-                <a:graphic xmlns:a="http://schemas.openxmlformats.org/drawingml/2006/main">
-                  <a:graphicData uri="http://schemas.microsoft.com/office/word/2010/wordprocessingShape">
-                    <wps:wsp>
-                      <wps:cNvCnPr/>
-                      <wps:spPr>
-                        <a:xfrm flipV="1">
-                          <a:off x="0" y="0"/>
-                          <a:ext cx="732790" cy="1327150"/>
-                        </a:xfrm>
-                        <a:prstGeom prst="straightConnector1">
-                          <a:avLst/>
-                        </a:prstGeom>
-                        <a:ln>
-                          <a:solidFill>
-                            <a:schemeClr val="accent1"/>
-                          </a:solidFill>
-                          <a:prstDash val="dash"/>
-                          <a:tailEnd type="triangle"/>
-                        </a:ln>
-                      </wps:spPr>
-                      <wps:style>
-                        <a:lnRef idx="1">
-                          <a:schemeClr val="accent1"/>
-                        </a:lnRef>
-                        <a:fillRef idx="0">
-                          <a:schemeClr val="accent1"/>
-                        </a:fillRef>
-                        <a:effectRef idx="0">
-                          <a:schemeClr val="accent1"/>
-                        </a:effectRef>
-                        <a:fontRef idx="minor">
-                          <a:schemeClr val="tx1"/>
-                        </a:fontRef>
-                      </wps:style>
-                      <wps:bodyPr/>
-                    </wps:wsp>
-                  </a:graphicData>
-                </a:graphic>
-                <wp14:sizeRelH relativeFrom="margin">
-                  <wp14:pctWidth>0</wp14:pctWidth>
-                </wp14:sizeRelH>
-                <wp14:sizeRelV relativeFrom="margin">
-                  <wp14:pctHeight>0</wp14:pctHeight>
-                </wp14:sizeRelV>
-              </wp:anchor>
-            </w:drawing>
-          </mc:Choice>
-          <mc:Fallback>
-            <w:pict>
-              <v:shape w14:anchorId="5712C838" id="Straight Arrow Connector 3" o:spid="_x0000_s1026" type="#_x0000_t32" style="position:absolute;margin-left:202.95pt;margin-top:179.75pt;width:57.7pt;height:104.5pt;flip:y;z-index:251780096;visibility:visible;mso-wrap-style:square;mso-width-percent:0;mso-height-percent:0;mso-wrap-distance-left:9pt;mso-wrap-distance-top:0;mso-wrap-distance-right:9pt;mso-wrap-distance-bottom:0;mso-position-horizontal:absolute;mso-position-horizontal-relative:text;mso-position-vertical:absolute;mso-position-vertical-relative:text;mso-width-percent:0;mso-height-percent:0;mso-width-relative:margin;mso-height-relative:margin" o:gfxdata="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" strokecolor="#4472c4 [3204]" strokeweight=".5pt">
-                <v:stroke dashstyle="dash" endarrow="block" joinstyle="miter"/>
-              </v:shape>
-            </w:pict>
-          </mc:Fallback>
-        </mc:AlternateContent>
-      </w:r>
-      <w:r>
-        <w:rPr>
-          <w:rFonts w:ascii="Times New Roman" w:hAnsi="Times New Roman" w:cs="Times New Roman"/>
-          <w:noProof/>
-        </w:rPr>
-        <mc:AlternateContent>
-          <mc:Choice Requires="wps">
-            <w:drawing>
-              <wp:anchor distT="0" distB="0" distL="114300" distR="114300" simplePos="0" relativeHeight="251782144" behindDoc="0" locked="0" layoutInCell="1" allowOverlap="1" wp14:anchorId="3373BCC1" wp14:editId="469899AA">
-                <wp:simplePos x="0" y="0"/>
-                <wp:positionH relativeFrom="column">
-                  <wp:posOffset>2244089</wp:posOffset>
-                </wp:positionH>
-                <wp:positionV relativeFrom="paragraph">
-                  <wp:posOffset>2466975</wp:posOffset>
-                </wp:positionV>
-                <wp:extent cx="295275" cy="1143000"/>
-                <wp:effectExtent l="0" t="0" r="47625" b="25400"/>
-                <wp:wrapNone/>
-                <wp:docPr id="1575328424" name="Straight Arrow Connector 3"/>
-                <wp:cNvGraphicFramePr/>
-                <a:graphic xmlns:a="http://schemas.openxmlformats.org/drawingml/2006/main">
-                  <a:graphicData uri="http://schemas.microsoft.com/office/word/2010/wordprocessingShape">
-                    <wps:wsp>
-                      <wps:cNvCnPr/>
-                      <wps:spPr>
-                        <a:xfrm>
-                          <a:off x="0" y="0"/>
-                          <a:ext cx="295275" cy="1143000"/>
-                        </a:xfrm>
-                        <a:prstGeom prst="straightConnector1">
-                          <a:avLst/>
-                        </a:prstGeom>
-                        <a:ln>
-                          <a:solidFill>
-                            <a:schemeClr val="accent1"/>
-                          </a:solidFill>
-                          <a:prstDash val="dash"/>
-                          <a:tailEnd type="triangle"/>
-                        </a:ln>
-                      </wps:spPr>
-                      <wps:style>
-                        <a:lnRef idx="1">
-                          <a:schemeClr val="accent1"/>
-                        </a:lnRef>
-                        <a:fillRef idx="0">
-                          <a:schemeClr val="accent1"/>
-                        </a:fillRef>
-                        <a:effectRef idx="0">
-                          <a:schemeClr val="accent1"/>
-                        </a:effectRef>
-                        <a:fontRef idx="minor">
-                          <a:schemeClr val="tx1"/>
-                        </a:fontRef>
-                      </wps:style>
-                      <wps:bodyPr/>
-                    </wps:wsp>
-                  </a:graphicData>
-                </a:graphic>
-                <wp14:sizeRelH relativeFrom="margin">
-                  <wp14:pctWidth>0</wp14:pctWidth>
-                </wp14:sizeRelH>
-                <wp14:sizeRelV relativeFrom="margin">
-                  <wp14:pctHeight>0</wp14:pctHeight>
-                </wp14:sizeRelV>
-              </wp:anchor>
-            </w:drawing>
-          </mc:Choice>
-          <mc:Fallback>
-            <w:pict>
-              <v:shape w14:anchorId="6C6D13A5" id="Straight Arrow Connector 3" o:spid="_x0000_s1026" type="#_x0000_t32" style="position:absolute;margin-left:176.7pt;margin-top:194.25pt;width:23.25pt;height:90pt;z-index:251782144;visibility:visible;mso-wrap-style:square;mso-width-percent:0;mso-height-percent:0;mso-wrap-distance-left:9pt;mso-wrap-distance-top:0;mso-wrap-distance-right:9pt;mso-wrap-distance-bottom:0;mso-position-horizontal:absolute;mso-position-horizontal-relative:text;mso-position-vertical:absolute;mso-position-vertical-relative:text;mso-width-percent:0;mso-height-percent:0;mso-width-relative:margin;mso-height-relative:margin" o:gfxdata="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" strokecolor="#4472c4 [3204]" strokeweight=".5pt">
-                <v:stroke dashstyle="dash" endarrow="block" joinstyle="miter"/>
-              </v:shape>
-            </w:pict>
-          </mc:Fallback>
-        </mc:AlternateContent>
-      </w:r>
-      <w:r>
-        <w:rPr>
-          <w:rFonts w:ascii="Times New Roman" w:hAnsi="Times New Roman" w:cs="Times New Roman"/>
-          <w:noProof/>
-        </w:rPr>
-        <mc:AlternateContent>
-          <mc:Choice Requires="wps">
-            <w:drawing>
-              <wp:anchor distT="0" distB="0" distL="114300" distR="114300" simplePos="0" relativeHeight="251778048" behindDoc="0" locked="0" layoutInCell="1" allowOverlap="1" wp14:anchorId="7524EB40" wp14:editId="2DD2A4FD">
-                <wp:simplePos x="0" y="0"/>
-                <wp:positionH relativeFrom="column">
-                  <wp:posOffset>1684655</wp:posOffset>
-                </wp:positionH>
-                <wp:positionV relativeFrom="paragraph">
-                  <wp:posOffset>3608705</wp:posOffset>
-                </wp:positionV>
-                <wp:extent cx="1559560" cy="685800"/>
-                <wp:effectExtent l="0" t="0" r="15240" b="12700"/>
-                <wp:wrapNone/>
-                <wp:docPr id="929017308" name="Text Box 2"/>
-                <wp:cNvGraphicFramePr/>
-                <a:graphic xmlns:a="http://schemas.openxmlformats.org/drawingml/2006/main">
-                  <a:graphicData uri="http://schemas.microsoft.com/office/word/2010/wordprocessingShape">
-                    <wps:wsp>
-                      <wps:cNvSpPr txBox="1"/>
-                      <wps:spPr>
-                        <a:xfrm>
-                          <a:off x="0" y="0"/>
-                          <a:ext cx="1559560" cy="685800"/>
-                        </a:xfrm>
-                        <a:prstGeom prst="rect">
-                          <a:avLst/>
-                        </a:prstGeom>
-                        <a:solidFill>
-                          <a:srgbClr val="FFFF00"/>
-                        </a:solidFill>
-                        <a:ln w="6350">
-                          <a:solidFill>
-                            <a:prstClr val="black"/>
-                          </a:solidFill>
-                        </a:ln>
-                      </wps:spPr>
-                      <wps:txbx>
-                        <w:txbxContent>
-                          <w:p>
-                            <w:r>
-                              <w:t>Interval from Advanced Diagnosis to Treatment Initiation</w:t>
-                            </w:r>
-                          </w:p>
-                        </w:txbxContent>
-                      </wps:txbx>
-                      <wps:bodyPr rot="0" spcFirstLastPara="0" vertOverflow="overflow" horzOverflow="overflow" vert="horz" wrap="square" lIns="91440" tIns="45720" rIns="91440" bIns="45720" numCol="1" spcCol="0" rtlCol="0" fromWordArt="0" anchor="t" anchorCtr="0" forceAA="0" compatLnSpc="1">
-                        <a:prstTxWarp prst="textNoShape">
-                          <a:avLst/>
-                        </a:prstTxWarp>
-                        <a:noAutofit/>
-                      </wps:bodyPr>
-                    </wps:wsp>
-                  </a:graphicData>
-                </a:graphic>
-                <wp14:sizeRelH relativeFrom="margin">
-                  <wp14:pctWidth>0</wp14:pctWidth>
-                </wp14:sizeRelH>
-                <wp14:sizeRelV relativeFrom="margin">
-                  <wp14:pctHeight>0</wp14:pctHeight>
-                </wp14:sizeRelV>
-              </wp:anchor>
-            </w:drawing>
-          </mc:Choice>
-          <mc:Fallback>
-            <w:pict>
-              <v:shape w14:anchorId="7524EB40" id="_x0000_s1030" type="#_x0000_t202" style="position:absolute;margin-left:132.65pt;margin-top:284.15pt;width:122.8pt;height:54pt;z-index:251778048;visibility:visible;mso-wrap-style:square;mso-width-percent:0;mso-height-percent:0;mso-wrap-distance-left:9pt;mso-wrap-distance-top:0;mso-wrap-distance-right:9pt;mso-wrap-distance-bottom:0;mso-position-horizontal:absolute;mso-position-horizontal-relative:text;mso-position-vertical:absolute;mso-position-vertical-relative:text;mso-width-percent:0;mso-height-percent:0;mso-width-relative:margin;mso-height-relative:margin;v-text-anchor:top" o:gfxdata="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" fillcolor="yellow" strokeweight=".5pt">
-                <v:textbox>
-                  <w:txbxContent>
-                    <w:p>
-                      <w:r>
-                        <w:t>Interval from Advanced Diagnosis to Treatment Initiation</w:t>
-                      </w:r>
-                    </w:p>
-                  </w:txbxContent>
-                </v:textbox>
-              </v:shape>
-            </w:pict>
-          </mc:Fallback>
-        </mc:AlternateContent>
-      </w:r>
-      <w:r>
-        <w:rPr>
-          <w:rFonts w:ascii="Times New Roman" w:hAnsi="Times New Roman" w:cs="Times New Roman"/>
-          <w:noProof/>
-        </w:rPr>
-        <mc:AlternateContent>
-          <mc:Choice Requires="wps">
-            <w:drawing>
-              <wp:anchor distT="0" distB="0" distL="114300" distR="114300" simplePos="0" relativeHeight="251743232" behindDoc="0" locked="0" layoutInCell="1" allowOverlap="1" wp14:anchorId="22C88329" wp14:editId="5F714DBB">
-                <wp:simplePos x="0" y="0"/>
-                <wp:positionH relativeFrom="column">
-                  <wp:posOffset>1071155</wp:posOffset>
-                </wp:positionH>
-                <wp:positionV relativeFrom="paragraph">
-                  <wp:posOffset>2202543</wp:posOffset>
-                </wp:positionV>
-                <wp:extent cx="2078900" cy="1750604"/>
-                <wp:effectExtent l="0" t="25400" r="29845" b="15240"/>
-                <wp:wrapNone/>
-                <wp:docPr id="1833086143" name="Straight Arrow Connector 16"/>
-                <wp:cNvGraphicFramePr/>
-                <a:graphic xmlns:a="http://schemas.openxmlformats.org/drawingml/2006/main">
-                  <a:graphicData uri="http://schemas.microsoft.com/office/word/2010/wordprocessingShape">
-                    <wps:wsp>
-                      <wps:cNvCnPr/>
-                      <wps:spPr>
-                        <a:xfrm flipV="1">
-                          <a:off x="0" y="0"/>
-                          <a:ext cx="2078900" cy="1750604"/>
-                        </a:xfrm>
-                        <a:prstGeom prst="straightConnector1">
-                          <a:avLst/>
-                        </a:prstGeom>
-                        <a:ln>
-                          <a:tailEnd type="triangle"/>
-                        </a:ln>
-                      </wps:spPr>
-                      <wps:style>
-                        <a:lnRef idx="1">
-                          <a:schemeClr val="accent1"/>
-                        </a:lnRef>
-                        <a:fillRef idx="0">
-                          <a:schemeClr val="accent1"/>
-                        </a:fillRef>
-                        <a:effectRef idx="0">
-                          <a:schemeClr val="accent1"/>
-                        </a:effectRef>
-                        <a:fontRef idx="minor">
-                          <a:schemeClr val="tx1"/>
-                        </a:fontRef>
-                      </wps:style>
-                      <wps:bodyPr/>
-                    </wps:wsp>
-                  </a:graphicData>
-                </a:graphic>
-                <wp14:sizeRelH relativeFrom="margin">
-                  <wp14:pctWidth>0</wp14:pctWidth>
-                </wp14:sizeRelH>
-                <wp14:sizeRelV relativeFrom="margin">
-                  <wp14:pctHeight>0</wp14:pctHeight>
-                </wp14:sizeRelV>
-              </wp:anchor>
-            </w:drawing>
-          </mc:Choice>
-          <mc:Fallback>
-            <w:pict>
-              <v:shape w14:anchorId="66A132E5" id="Straight Arrow Connector 16" o:spid="_x0000_s1026" type="#_x0000_t32" style="position:absolute;margin-left:84.35pt;margin-top:173.45pt;width:163.7pt;height:137.85pt;flip:y;z-index:251743232;visibility:visible;mso-wrap-style:square;mso-width-percent:0;mso-height-percent:0;mso-wrap-distance-left:9pt;mso-wrap-distance-top:0;mso-wrap-distance-right:9pt;mso-wrap-distance-bottom:0;mso-position-horizontal:absolute;mso-position-horizontal-relative:text;mso-position-vertical:absolute;mso-position-vertical-relative:text;mso-width-percent:0;mso-height-percent:0;mso-width-relative:margin;mso-height-relative:margin" o:gfxdata="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" strokecolor="#4472c4 [3204]" strokeweight=".5pt">
-                <v:stroke endarrow="block" joinstyle="miter"/>
-              </v:shape>
-            </w:pict>
-          </mc:Fallback>
-        </mc:AlternateContent>
-      </w:r>
-      <w:r>
-        <w:rPr>
-          <w:rFonts w:ascii="Times New Roman" w:hAnsi="Times New Roman" w:cs="Times New Roman"/>
-          <w:noProof/>
-        </w:rPr>
-        <mc:AlternateContent>
-          <mc:Choice Requires="wps">
-            <w:drawing>
-              <wp:anchor distT="0" distB="0" distL="114300" distR="114300" simplePos="0" relativeHeight="251721728" behindDoc="0" locked="0" layoutInCell="1" allowOverlap="1" wp14:anchorId="0F1884CA" wp14:editId="5302BE89">
-                <wp:simplePos x="0" y="0"/>
-                <wp:positionH relativeFrom="column">
-                  <wp:posOffset>1049383</wp:posOffset>
-                </wp:positionH>
-                <wp:positionV relativeFrom="paragraph">
-                  <wp:posOffset>2463799</wp:posOffset>
-                </wp:positionV>
-                <wp:extent cx="507456" cy="1489347"/>
-                <wp:effectExtent l="0" t="12700" r="38735" b="9525"/>
-                <wp:wrapNone/>
-                <wp:docPr id="1403559684" name="Straight Arrow Connector 16"/>
-                <wp:cNvGraphicFramePr/>
-                <a:graphic xmlns:a="http://schemas.openxmlformats.org/drawingml/2006/main">
-                  <a:graphicData uri="http://schemas.microsoft.com/office/word/2010/wordprocessingShape">
-                    <wps:wsp>
-                      <wps:cNvCnPr/>
-                      <wps:spPr>
-                        <a:xfrm flipV="1">
-                          <a:off x="0" y="0"/>
-                          <a:ext cx="507456" cy="1489347"/>
-                        </a:xfrm>
-                        <a:prstGeom prst="straightConnector1">
-                          <a:avLst/>
-                        </a:prstGeom>
-                        <a:ln>
-                          <a:tailEnd type="triangle"/>
-                        </a:ln>
-                      </wps:spPr>
-                      <wps:style>
-                        <a:lnRef idx="1">
-                          <a:schemeClr val="accent1"/>
-                        </a:lnRef>
-                        <a:fillRef idx="0">
-                          <a:schemeClr val="accent1"/>
-                        </a:fillRef>
-                        <a:effectRef idx="0">
-                          <a:schemeClr val="accent1"/>
-                        </a:effectRef>
-                        <a:fontRef idx="minor">
-                          <a:schemeClr val="tx1"/>
-                        </a:fontRef>
-                      </wps:style>
-                      <wps:bodyPr/>
-                    </wps:wsp>
-                  </a:graphicData>
-                </a:graphic>
-                <wp14:sizeRelH relativeFrom="margin">
-                  <wp14:pctWidth>0</wp14:pctWidth>
-                </wp14:sizeRelH>
-                <wp14:sizeRelV relativeFrom="margin">
-                  <wp14:pctHeight>0</wp14:pctHeight>
-                </wp14:sizeRelV>
-              </wp:anchor>
-            </w:drawing>
-          </mc:Choice>
-          <mc:Fallback>
-            <w:pict>
-              <v:shape w14:anchorId="24022BA9" id="Straight Arrow Connector 16" o:spid="_x0000_s1026" type="#_x0000_t32" style="position:absolute;margin-left:82.65pt;margin-top:194pt;width:39.95pt;height:117.25pt;flip:y;z-index:251721728;visibility:visible;mso-wrap-style:square;mso-width-percent:0;mso-height-percent:0;mso-wrap-distance-left:9pt;mso-wrap-distance-top:0;mso-wrap-distance-right:9pt;mso-wrap-distance-bottom:0;mso-position-horizontal:absolute;mso-position-horizontal-relative:text;mso-position-vertical:absolute;mso-position-vertical-relative:text;mso-width-percent:0;mso-height-percent:0;mso-width-relative:margin;mso-height-relative:margin" o:gfxdata="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" strokecolor="#4472c4 [3204]" strokeweight=".5pt">
-                <v:stroke endarrow="block" joinstyle="miter"/>
-              </v:shape>
-            </w:pict>
-          </mc:Fallback>
-        </mc:AlternateContent>
-      </w:r>
-      <w:r>
-        <w:rPr>
-          <w:rFonts w:ascii="Times New Roman" w:hAnsi="Times New Roman" w:cs="Times New Roman"/>
-          <w:noProof/>
-        </w:rPr>
-        <mc:AlternateContent>
-          <mc:Choice Requires="wps">
-            <w:drawing>
-              <wp:anchor distT="0" distB="0" distL="114300" distR="114300" simplePos="0" relativeHeight="251720704" behindDoc="0" locked="0" layoutInCell="1" allowOverlap="1" wp14:anchorId="64053CC3" wp14:editId="08A3E1C3">
-                <wp:simplePos x="0" y="0"/>
-                <wp:positionH relativeFrom="column">
-                  <wp:posOffset>-103596</wp:posOffset>
-                </wp:positionH>
-                <wp:positionV relativeFrom="paragraph">
-                  <wp:posOffset>3956685</wp:posOffset>
-                </wp:positionV>
-                <wp:extent cx="1346479" cy="341644"/>
-                <wp:effectExtent l="0" t="0" r="12700" b="13970"/>
-                <wp:wrapNone/>
-                <wp:docPr id="235444977" name="Text Box 2"/>
-                <wp:cNvGraphicFramePr/>
-                <a:graphic xmlns:a="http://schemas.openxmlformats.org/drawingml/2006/main">
-                  <a:graphicData uri="http://schemas.microsoft.com/office/word/2010/wordprocessingShape">
-                    <wps:wsp>
-                      <wps:cNvSpPr txBox="1"/>
-                      <wps:spPr>
-                        <a:xfrm>
-                          <a:off x="0" y="0"/>
-                          <a:ext cx="1346479" cy="341644"/>
-                        </a:xfrm>
-                        <a:prstGeom prst="rect">
-                          <a:avLst/>
-                        </a:prstGeom>
-                        <a:solidFill>
-                          <a:srgbClr val="92D050"/>
-                        </a:solidFill>
-                        <a:ln w="6350">
-                          <a:solidFill>
-                            <a:prstClr val="black"/>
-                          </a:solidFill>
-                        </a:ln>
-                      </wps:spPr>
-                      <wps:txbx>
-                        <w:txbxContent>
-                          <w:p>
-                            <w:r>
-                              <w:t>Year of Diagnosis</w:t>
-                            </w:r>
-                          </w:p>
-                        </w:txbxContent>
-                      </wps:txbx>
-                      <wps:bodyPr rot="0" spcFirstLastPara="0" vertOverflow="overflow" horzOverflow="overflow" vert="horz" wrap="square" lIns="91440" tIns="45720" rIns="91440" bIns="45720" numCol="1" spcCol="0" rtlCol="0" fromWordArt="0" anchor="t" anchorCtr="0" forceAA="0" compatLnSpc="1">
-                        <a:prstTxWarp prst="textNoShape">
-                          <a:avLst/>
-                        </a:prstTxWarp>
-                        <a:noAutofit/>
-                      </wps:bodyPr>
-                    </wps:wsp>
-                  </a:graphicData>
-                </a:graphic>
-                <wp14:sizeRelH relativeFrom="margin">
-                  <wp14:pctWidth>0</wp14:pctWidth>
-                </wp14:sizeRelH>
-                <wp14:sizeRelV relativeFrom="margin">
-                  <wp14:pctHeight>0</wp14:pctHeight>
-                </wp14:sizeRelV>
-              </wp:anchor>
-            </w:drawing>
-          </mc:Choice>
-          <mc:Fallback>
-            <w:pict>
-              <v:shape w14:anchorId="64053CC3" id="_x0000_s1031" type="#_x0000_t202" style="position:absolute;margin-left:-8.15pt;margin-top:311.55pt;width:106pt;height:26.9pt;z-index:251720704;visibility:visible;mso-wrap-style:square;mso-width-percent:0;mso-height-percent:0;mso-wrap-distance-left:9pt;mso-wrap-distance-top:0;mso-wrap-distance-right:9pt;mso-wrap-distance-bottom:0;mso-position-horizontal:absolute;mso-position-horizontal-relative:text;mso-position-vertical:absolute;mso-position-vertical-relative:text;mso-width-percent:0;mso-height-percent:0;mso-width-relative:margin;mso-height-relative:margin;v-text-anchor:top" o:gfxdata="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" fillcolor="#92d050" strokeweight=".5pt">
-                <v:textbox>
-                  <w:txbxContent>
-                    <w:p>
-                      <w:r>
-                        <w:t>Year of Diagnosis</w:t>
-                      </w:r>
-                    </w:p>
-                  </w:txbxContent>
-                </v:textbox>
-              </v:shape>
-            </w:pict>
-          </mc:Fallback>
-        </mc:AlternateContent>
-      </w:r>
-      <w:r>
-        <w:rPr>
-          <w:rFonts w:ascii="Times New Roman" w:hAnsi="Times New Roman" w:cs="Times New Roman"/>
-          <w:noProof/>
-        </w:rPr>
-        <mc:AlternateContent>
-          <mc:Choice Requires="wps">
-            <w:drawing>
-              <wp:anchor distT="0" distB="0" distL="114300" distR="114300" simplePos="0" relativeHeight="251767808" behindDoc="0" locked="0" layoutInCell="1" allowOverlap="1" wp14:anchorId="0B53B7F1" wp14:editId="6ECEADA2">
-                <wp:simplePos x="0" y="0"/>
-                <wp:positionH relativeFrom="column">
-                  <wp:posOffset>2543237</wp:posOffset>
-                </wp:positionH>
-                <wp:positionV relativeFrom="paragraph">
-                  <wp:posOffset>264607</wp:posOffset>
-                </wp:positionV>
-                <wp:extent cx="1235947" cy="301450"/>
-                <wp:effectExtent l="0" t="0" r="8890" b="16510"/>
-                <wp:wrapNone/>
-                <wp:docPr id="21478079" name="Text Box 2"/>
-                <wp:cNvGraphicFramePr/>
-                <a:graphic xmlns:a="http://schemas.openxmlformats.org/drawingml/2006/main">
-                  <a:graphicData uri="http://schemas.microsoft.com/office/word/2010/wordprocessingShape">
-                    <wps:wsp>
-                      <wps:cNvSpPr txBox="1"/>
-                      <wps:spPr>
-                        <a:xfrm>
-                          <a:off x="0" y="0"/>
-                          <a:ext cx="1235947" cy="301450"/>
-                        </a:xfrm>
-                        <a:prstGeom prst="rect">
-                          <a:avLst/>
-                        </a:prstGeom>
-                        <a:solidFill>
-                          <a:srgbClr val="92D050"/>
-                        </a:solidFill>
-                        <a:ln w="6350">
-                          <a:solidFill>
-                            <a:prstClr val="black"/>
-                          </a:solidFill>
-                        </a:ln>
-                      </wps:spPr>
-                      <wps:txbx>
-                        <w:txbxContent>
-                          <w:p>
-                            <w:r>
-                              <w:t>Insurance Status</w:t>
-                            </w:r>
-                          </w:p>
-                        </w:txbxContent>
-                      </wps:txbx>
-                      <wps:bodyPr rot="0" spcFirstLastPara="0" vertOverflow="overflow" horzOverflow="overflow" vert="horz" wrap="square" lIns="91440" tIns="45720" rIns="91440" bIns="45720" numCol="1" spcCol="0" rtlCol="0" fromWordArt="0" anchor="t" anchorCtr="0" forceAA="0" compatLnSpc="1">
-                        <a:prstTxWarp prst="textNoShape">
-                          <a:avLst/>
-                        </a:prstTxWarp>
-                        <a:noAutofit/>
-                      </wps:bodyPr>
-                    </wps:wsp>
-                  </a:graphicData>
-                </a:graphic>
-                <wp14:sizeRelH relativeFrom="margin">
-                  <wp14:pctWidth>0</wp14:pctWidth>
-                </wp14:sizeRelH>
-                <wp14:sizeRelV relativeFrom="margin">
-                  <wp14:pctHeight>0</wp14:pctHeight>
-                </wp14:sizeRelV>
-              </wp:anchor>
-            </w:drawing>
-          </mc:Choice>
-          <mc:Fallback>
-            <w:pict>
-              <v:shape w14:anchorId="0B53B7F1" id="_x0000_s1032" type="#_x0000_t202" style="position:absolute;margin-left:200.25pt;margin-top:20.85pt;width:97.3pt;height:23.75pt;z-index:251767808;visibility:visible;mso-wrap-style:square;mso-width-percent:0;mso-height-percent:0;mso-wrap-distance-left:9pt;mso-wrap-distance-top:0;mso-wrap-distance-right:9pt;mso-wrap-distance-bottom:0;mso-position-horizontal:absolute;mso-position-horizontal-relative:text;mso-position-vertical:absolute;mso-position-vertical-relative:text;mso-width-percent:0;mso-height-percent:0;mso-width-relative:margin;mso-height-relative:margin;v-text-anchor:top" o:gfxdata="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" fillcolor="#92d050" strokeweight=".5pt">
-                <v:textbox>
-                  <w:txbxContent>
-                    <w:p>
-                      <w:r>
-                        <w:t>Insurance Status</w:t>
                       </w:r>
                     </w:p>
                   </w:txbxContent>
@@ -1595,250 +1932,7 @@
         <mc:AlternateContent>
           <mc:Choice Requires="wps">
             <w:drawing>
-              <wp:anchor distT="0" distB="0" distL="114300" distR="114300" simplePos="0" relativeHeight="251751424" behindDoc="0" locked="0" layoutInCell="1" allowOverlap="1" wp14:anchorId="79DACD8A" wp14:editId="69928DFB">
-                <wp:simplePos x="0" y="0"/>
-                <wp:positionH relativeFrom="column">
-                  <wp:posOffset>2573382</wp:posOffset>
-                </wp:positionH>
-                <wp:positionV relativeFrom="paragraph">
-                  <wp:posOffset>2282231</wp:posOffset>
-                </wp:positionV>
-                <wp:extent cx="947273" cy="641873"/>
-                <wp:effectExtent l="12700" t="25400" r="18415" b="19050"/>
-                <wp:wrapNone/>
-                <wp:docPr id="620619229" name="Straight Arrow Connector 3"/>
-                <wp:cNvGraphicFramePr/>
-                <a:graphic xmlns:a="http://schemas.openxmlformats.org/drawingml/2006/main">
-                  <a:graphicData uri="http://schemas.microsoft.com/office/word/2010/wordprocessingShape">
-                    <wps:wsp>
-                      <wps:cNvCnPr/>
-                      <wps:spPr>
-                        <a:xfrm flipH="1" flipV="1">
-                          <a:off x="0" y="0"/>
-                          <a:ext cx="947273" cy="641873"/>
-                        </a:xfrm>
-                        <a:prstGeom prst="straightConnector1">
-                          <a:avLst/>
-                        </a:prstGeom>
-                        <a:ln>
-                          <a:solidFill>
-                            <a:schemeClr val="accent1"/>
-                          </a:solidFill>
-                          <a:prstDash val="dash"/>
-                          <a:tailEnd type="triangle"/>
-                        </a:ln>
-                      </wps:spPr>
-                      <wps:style>
-                        <a:lnRef idx="1">
-                          <a:schemeClr val="accent1"/>
-                        </a:lnRef>
-                        <a:fillRef idx="0">
-                          <a:schemeClr val="accent1"/>
-                        </a:fillRef>
-                        <a:effectRef idx="0">
-                          <a:schemeClr val="accent1"/>
-                        </a:effectRef>
-                        <a:fontRef idx="minor">
-                          <a:schemeClr val="tx1"/>
-                        </a:fontRef>
-                      </wps:style>
-                      <wps:bodyPr/>
-                    </wps:wsp>
-                  </a:graphicData>
-                </a:graphic>
-                <wp14:sizeRelH relativeFrom="margin">
-                  <wp14:pctWidth>0</wp14:pctWidth>
-                </wp14:sizeRelH>
-                <wp14:sizeRelV relativeFrom="margin">
-                  <wp14:pctHeight>0</wp14:pctHeight>
-                </wp14:sizeRelV>
-              </wp:anchor>
-            </w:drawing>
-          </mc:Choice>
-          <mc:Fallback>
-            <w:pict>
-              <v:shape w14:anchorId="14F135DF" id="Straight Arrow Connector 3" o:spid="_x0000_s1026" type="#_x0000_t32" style="position:absolute;margin-left:202.65pt;margin-top:179.7pt;width:74.6pt;height:50.55pt;flip:x y;z-index:251751424;visibility:visible;mso-wrap-style:square;mso-width-percent:0;mso-height-percent:0;mso-wrap-distance-left:9pt;mso-wrap-distance-top:0;mso-wrap-distance-right:9pt;mso-wrap-distance-bottom:0;mso-position-horizontal:absolute;mso-position-horizontal-relative:text;mso-position-vertical:absolute;mso-position-vertical-relative:text;mso-width-percent:0;mso-height-percent:0;mso-width-relative:margin;mso-height-relative:margin" o:gfxdata="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" strokecolor="#4472c4 [3204]" strokeweight=".5pt">
-                <v:stroke dashstyle="dash" endarrow="block" joinstyle="miter"/>
-              </v:shape>
-            </w:pict>
-          </mc:Fallback>
-        </mc:AlternateContent>
-      </w:r>
-      <w:r>
-        <w:rPr>
-          <w:rFonts w:ascii="Times New Roman" w:hAnsi="Times New Roman" w:cs="Times New Roman"/>
-          <w:noProof/>
-        </w:rPr>
-        <mc:AlternateContent>
-          <mc:Choice Requires="wps">
-            <w:drawing>
-              <wp:anchor distT="0" distB="0" distL="114300" distR="114300" simplePos="0" relativeHeight="251765760" behindDoc="0" locked="0" layoutInCell="1" allowOverlap="1" wp14:anchorId="168A8616" wp14:editId="786ABD5C">
-                <wp:simplePos x="0" y="0"/>
-                <wp:positionH relativeFrom="column">
-                  <wp:posOffset>3516972</wp:posOffset>
-                </wp:positionH>
-                <wp:positionV relativeFrom="paragraph">
-                  <wp:posOffset>2927071</wp:posOffset>
-                </wp:positionV>
-                <wp:extent cx="2652764" cy="1024932"/>
-                <wp:effectExtent l="0" t="0" r="14605" b="16510"/>
-                <wp:wrapNone/>
-                <wp:docPr id="1057411279" name="Text Box 2"/>
-                <wp:cNvGraphicFramePr/>
-                <a:graphic xmlns:a="http://schemas.openxmlformats.org/drawingml/2006/main">
-                  <a:graphicData uri="http://schemas.microsoft.com/office/word/2010/wordprocessingShape">
-                    <wps:wsp>
-                      <wps:cNvSpPr txBox="1"/>
-                      <wps:spPr>
-                        <a:xfrm>
-                          <a:off x="0" y="0"/>
-                          <a:ext cx="2652764" cy="1024932"/>
-                        </a:xfrm>
-                        <a:prstGeom prst="rect">
-                          <a:avLst/>
-                        </a:prstGeom>
-                        <a:solidFill>
-                          <a:srgbClr val="FFFF00"/>
-                        </a:solidFill>
-                        <a:ln w="6350">
-                          <a:solidFill>
-                            <a:prstClr val="black"/>
-                          </a:solidFill>
-                        </a:ln>
-                      </wps:spPr>
-                      <wps:txbx>
-                        <w:txbxContent>
-                          <w:p>
-                            <w:pPr>
-                              <w:rPr>
-                                <w:u w:val="single"/>
-                              </w:rPr>
-                            </w:pPr>
-                            <w:r>
-                              <w:rPr>
-                                <w:u w:val="single"/>
-                              </w:rPr>
-                              <w:t>Contraindications</w:t>
-                            </w:r>
-                            <w:r>
-                              <w:rPr>
-                                <w:u w:val="single"/>
-                              </w:rPr>
-                              <w:t xml:space="preserve"> to Immunotherapy</w:t>
-                            </w:r>
-                            <w:r>
-                              <w:rPr>
-                                <w:u w:val="single"/>
-                              </w:rPr>
-                              <w:t>:</w:t>
-                            </w:r>
-                          </w:p>
-                          <w:p>
-                            <w:r>
-                              <w:t>Kidney Function</w:t>
-                            </w:r>
-                          </w:p>
-                          <w:p>
-                            <w:r>
-                              <w:t>Liver Function</w:t>
-                            </w:r>
-                          </w:p>
-                          <w:p>
-                            <w:r>
-                              <w:t>Connective Tissue Disease</w:t>
-                            </w:r>
-                          </w:p>
-                          <w:p>
-                            <w:r>
-                              <w:t>Interstitial Lung Disease</w:t>
-                            </w:r>
-                          </w:p>
-                        </w:txbxContent>
-                      </wps:txbx>
-                      <wps:bodyPr rot="0" spcFirstLastPara="0" vertOverflow="overflow" horzOverflow="overflow" vert="horz" wrap="square" lIns="91440" tIns="45720" rIns="91440" bIns="45720" numCol="1" spcCol="0" rtlCol="0" fromWordArt="0" anchor="t" anchorCtr="0" forceAA="0" compatLnSpc="1">
-                        <a:prstTxWarp prst="textNoShape">
-                          <a:avLst/>
-                        </a:prstTxWarp>
-                        <a:noAutofit/>
-                      </wps:bodyPr>
-                    </wps:wsp>
-                  </a:graphicData>
-                </a:graphic>
-                <wp14:sizeRelH relativeFrom="margin">
-                  <wp14:pctWidth>0</wp14:pctWidth>
-                </wp14:sizeRelH>
-                <wp14:sizeRelV relativeFrom="margin">
-                  <wp14:pctHeight>0</wp14:pctHeight>
-                </wp14:sizeRelV>
-              </wp:anchor>
-            </w:drawing>
-          </mc:Choice>
-          <mc:Fallback>
-            <w:pict>
-              <v:shape w14:anchorId="168A8616" id="_x0000_s1030" type="#_x0000_t202" style="position:absolute;margin-left:276.95pt;margin-top:230.5pt;width:208.9pt;height:80.7pt;z-index:251765760;visibility:visible;mso-wrap-style:square;mso-width-percent:0;mso-height-percent:0;mso-wrap-distance-left:9pt;mso-wrap-distance-top:0;mso-wrap-distance-right:9pt;mso-wrap-distance-bottom:0;mso-position-horizontal:absolute;mso-position-horizontal-relative:text;mso-position-vertical:absolute;mso-position-vertical-relative:text;mso-width-percent:0;mso-height-percent:0;mso-width-relative:margin;mso-height-relative:margin;v-text-anchor:top" o:gfxdata="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" fillcolor="yellow" strokeweight=".5pt">
-                <v:textbox>
-                  <w:txbxContent>
-                    <w:p>
-                      <w:pPr>
-                        <w:rPr>
-                          <w:u w:val="single"/>
-                        </w:rPr>
-                      </w:pPr>
-                      <w:r>
-                        <w:rPr>
-                          <w:u w:val="single"/>
-                        </w:rPr>
-                        <w:t>Contraindications</w:t>
-                      </w:r>
-                      <w:r>
-                        <w:rPr>
-                          <w:u w:val="single"/>
-                        </w:rPr>
-                        <w:t xml:space="preserve"> to Immunotherapy</w:t>
-                      </w:r>
-                      <w:r>
-                        <w:rPr>
-                          <w:u w:val="single"/>
-                        </w:rPr>
-                        <w:t>:</w:t>
-                      </w:r>
-                    </w:p>
-                    <w:p>
-                      <w:r>
-                        <w:t>Kidney Function</w:t>
-                      </w:r>
-                    </w:p>
-                    <w:p>
-                      <w:r>
-                        <w:t>Liver Function</w:t>
-                      </w:r>
-                    </w:p>
-                    <w:p>
-                      <w:r>
-                        <w:t>Connective Tissue Disease</w:t>
-                      </w:r>
-                    </w:p>
-                    <w:p>
-                      <w:r>
-                        <w:t>Interstitial Lung Disease</w:t>
-                      </w:r>
-                    </w:p>
-                  </w:txbxContent>
-                </v:textbox>
-              </v:shape>
-            </w:pict>
-          </mc:Fallback>
-        </mc:AlternateContent>
-      </w:r>
-      <w:r>
-        <w:rPr>
-          <w:rFonts w:ascii="Times New Roman" w:hAnsi="Times New Roman" w:cs="Times New Roman"/>
-          <w:noProof/>
-        </w:rPr>
-        <mc:AlternateContent>
-          <mc:Choice Requires="wps">
-            <w:drawing>
-              <wp:anchor distT="0" distB="0" distL="114300" distR="114300" simplePos="0" relativeHeight="251759616" behindDoc="0" locked="0" layoutInCell="1" allowOverlap="1" wp14:anchorId="68D11E9A" wp14:editId="123CF14E">
+              <wp:anchor distT="0" distB="0" distL="114300" distR="114300" simplePos="0" relativeHeight="251759616" behindDoc="0" locked="0" layoutInCell="1" allowOverlap="1" wp14:anchorId="68D11E9A" wp14:editId="5069E01E">
                 <wp:simplePos x="0" y="0"/>
                 <wp:positionH relativeFrom="column">
                   <wp:posOffset>-29140</wp:posOffset>
@@ -1896,7 +1990,7 @@
           </mc:Choice>
           <mc:Fallback>
             <w:pict>
-              <v:shape w14:anchorId="7F42E64A" id="Straight Arrow Connector 3" o:spid="_x0000_s1026" type="#_x0000_t32" style="position:absolute;margin-left:-2.3pt;margin-top:92.85pt;width:250.5pt;height:60.9pt;z-index:251759616;visibility:visible;mso-wrap-style:square;mso-width-percent:0;mso-height-percent:0;mso-wrap-distance-left:9pt;mso-wrap-distance-top:0;mso-wrap-distance-right:9pt;mso-wrap-distance-bottom:0;mso-position-horizontal:absolute;mso-position-horizontal-relative:text;mso-position-vertical:absolute;mso-position-vertical-relative:text;mso-width-percent:0;mso-height-percent:0;mso-width-relative:margin;mso-height-relative:margin" o:gfxdata="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" strokecolor="#4472c4 [3204]" strokeweight=".5pt">
+              <v:shape w14:anchorId="2FBEC1C9" id="Straight Arrow Connector 3" o:spid="_x0000_s1026" type="#_x0000_t32" style="position:absolute;margin-left:-2.3pt;margin-top:92.85pt;width:250.5pt;height:60.9pt;z-index:251759616;visibility:visible;mso-wrap-style:square;mso-width-percent:0;mso-height-percent:0;mso-wrap-distance-left:9pt;mso-wrap-distance-top:0;mso-wrap-distance-right:9pt;mso-wrap-distance-bottom:0;mso-position-horizontal:absolute;mso-position-horizontal-relative:text;mso-position-vertical:absolute;mso-position-vertical-relative:text;mso-width-percent:0;mso-height-percent:0;mso-width-relative:margin;mso-height-relative:margin" o:gfxdata="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" strokecolor="#4472c4 [3204]" strokeweight=".5pt">
                 <v:stroke endarrow="block" joinstyle="miter"/>
               </v:shape>
             </w:pict>
@@ -2155,7 +2249,7 @@
         <mc:AlternateContent>
           <mc:Choice Requires="wps">
             <w:drawing>
-              <wp:anchor distT="0" distB="0" distL="114300" distR="114300" simplePos="0" relativeHeight="251663360" behindDoc="0" locked="0" layoutInCell="1" allowOverlap="1" wp14:anchorId="6710019E" wp14:editId="3C6EA595">
+              <wp:anchor distT="0" distB="0" distL="114300" distR="114300" simplePos="0" relativeHeight="251663360" behindDoc="0" locked="0" layoutInCell="1" allowOverlap="1" wp14:anchorId="6710019E" wp14:editId="69992715">
                 <wp:simplePos x="0" y="0"/>
                 <wp:positionH relativeFrom="column">
                   <wp:posOffset>3166235</wp:posOffset>
@@ -2259,219 +2353,6 @@
         <mc:AlternateContent>
           <mc:Choice Requires="wps">
             <w:drawing>
-              <wp:anchor distT="0" distB="0" distL="114300" distR="114300" simplePos="0" relativeHeight="251729920" behindDoc="0" locked="0" layoutInCell="1" allowOverlap="1" wp14:anchorId="06013204" wp14:editId="5DC40DBE">
-                <wp:simplePos x="0" y="0"/>
-                <wp:positionH relativeFrom="column">
-                  <wp:posOffset>603906</wp:posOffset>
-                </wp:positionH>
-                <wp:positionV relativeFrom="paragraph">
-                  <wp:posOffset>161011</wp:posOffset>
-                </wp:positionV>
-                <wp:extent cx="160069" cy="1657636"/>
-                <wp:effectExtent l="0" t="0" r="55880" b="31750"/>
-                <wp:wrapNone/>
-                <wp:docPr id="876417287" name="Straight Arrow Connector 21"/>
-                <wp:cNvGraphicFramePr/>
-                <a:graphic xmlns:a="http://schemas.openxmlformats.org/drawingml/2006/main">
-                  <a:graphicData uri="http://schemas.microsoft.com/office/word/2010/wordprocessingShape">
-                    <wps:wsp>
-                      <wps:cNvCnPr/>
-                      <wps:spPr>
-                        <a:xfrm>
-                          <a:off x="0" y="0"/>
-                          <a:ext cx="160069" cy="1657636"/>
-                        </a:xfrm>
-                        <a:prstGeom prst="straightConnector1">
-                          <a:avLst/>
-                        </a:prstGeom>
-                        <a:ln>
-                          <a:tailEnd type="triangle"/>
-                        </a:ln>
-                      </wps:spPr>
-                      <wps:style>
-                        <a:lnRef idx="1">
-                          <a:schemeClr val="accent1"/>
-                        </a:lnRef>
-                        <a:fillRef idx="0">
-                          <a:schemeClr val="accent1"/>
-                        </a:fillRef>
-                        <a:effectRef idx="0">
-                          <a:schemeClr val="accent1"/>
-                        </a:effectRef>
-                        <a:fontRef idx="minor">
-                          <a:schemeClr val="tx1"/>
-                        </a:fontRef>
-                      </wps:style>
-                      <wps:bodyPr/>
-                    </wps:wsp>
-                  </a:graphicData>
-                </a:graphic>
-              </wp:anchor>
-            </w:drawing>
-          </mc:Choice>
-          <mc:Fallback>
-            <w:pict>
-              <v:shape w14:anchorId="0FF5D3E4" id="Straight Arrow Connector 21" o:spid="_x0000_s1026" type="#_x0000_t32" style="position:absolute;margin-left:47.55pt;margin-top:12.7pt;width:12.6pt;height:130.5pt;z-index:251729920;visibility:visible;mso-wrap-style:square;mso-wrap-distance-left:9pt;mso-wrap-distance-top:0;mso-wrap-distance-right:9pt;mso-wrap-distance-bottom:0;mso-position-horizontal:absolute;mso-position-horizontal-relative:text;mso-position-vertical:absolute;mso-position-vertical-relative:text" o:gfxdata="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" strokecolor="#4472c4 [3204]" strokeweight=".5pt">
-                <v:stroke endarrow="block" joinstyle="miter"/>
-              </v:shape>
-            </w:pict>
-          </mc:Fallback>
-        </mc:AlternateContent>
-      </w:r>
-      <w:r>
-        <w:rPr>
-          <w:rFonts w:ascii="Times New Roman" w:hAnsi="Times New Roman" w:cs="Times New Roman"/>
-          <w:noProof/>
-        </w:rPr>
-        <mc:AlternateContent>
-          <mc:Choice Requires="wps">
-            <w:drawing>
-              <wp:anchor distT="0" distB="0" distL="114300" distR="114300" simplePos="0" relativeHeight="251675648" behindDoc="0" locked="0" layoutInCell="1" allowOverlap="1" wp14:anchorId="3A7356F4" wp14:editId="46614362">
-                <wp:simplePos x="0" y="0"/>
-                <wp:positionH relativeFrom="column">
-                  <wp:posOffset>1558646</wp:posOffset>
-                </wp:positionH>
-                <wp:positionV relativeFrom="paragraph">
-                  <wp:posOffset>563713</wp:posOffset>
-                </wp:positionV>
-                <wp:extent cx="1565170" cy="1256043"/>
-                <wp:effectExtent l="12700" t="0" r="22860" b="39370"/>
-                <wp:wrapNone/>
-                <wp:docPr id="1832568736" name="Straight Arrow Connector 3"/>
-                <wp:cNvGraphicFramePr/>
-                <a:graphic xmlns:a="http://schemas.openxmlformats.org/drawingml/2006/main">
-                  <a:graphicData uri="http://schemas.microsoft.com/office/word/2010/wordprocessingShape">
-                    <wps:wsp>
-                      <wps:cNvCnPr/>
-                      <wps:spPr>
-                        <a:xfrm flipH="1">
-                          <a:off x="0" y="0"/>
-                          <a:ext cx="1565170" cy="1256043"/>
-                        </a:xfrm>
-                        <a:prstGeom prst="straightConnector1">
-                          <a:avLst/>
-                        </a:prstGeom>
-                        <a:ln>
-                          <a:tailEnd type="triangle"/>
-                        </a:ln>
-                      </wps:spPr>
-                      <wps:style>
-                        <a:lnRef idx="1">
-                          <a:schemeClr val="accent1"/>
-                        </a:lnRef>
-                        <a:fillRef idx="0">
-                          <a:schemeClr val="accent1"/>
-                        </a:fillRef>
-                        <a:effectRef idx="0">
-                          <a:schemeClr val="accent1"/>
-                        </a:effectRef>
-                        <a:fontRef idx="minor">
-                          <a:schemeClr val="tx1"/>
-                        </a:fontRef>
-                      </wps:style>
-                      <wps:bodyPr/>
-                    </wps:wsp>
-                  </a:graphicData>
-                </a:graphic>
-                <wp14:sizeRelH relativeFrom="margin">
-                  <wp14:pctWidth>0</wp14:pctWidth>
-                </wp14:sizeRelH>
-                <wp14:sizeRelV relativeFrom="margin">
-                  <wp14:pctHeight>0</wp14:pctHeight>
-                </wp14:sizeRelV>
-              </wp:anchor>
-            </w:drawing>
-          </mc:Choice>
-          <mc:Fallback>
-            <w:pict>
-              <v:shape w14:anchorId="26A2856B" id="Straight Arrow Connector 3" o:spid="_x0000_s1026" type="#_x0000_t32" style="position:absolute;margin-left:122.75pt;margin-top:44.4pt;width:123.25pt;height:98.9pt;flip:x;z-index:251675648;visibility:visible;mso-wrap-style:square;mso-width-percent:0;mso-height-percent:0;mso-wrap-distance-left:9pt;mso-wrap-distance-top:0;mso-wrap-distance-right:9pt;mso-wrap-distance-bottom:0;mso-position-horizontal:absolute;mso-position-horizontal-relative:text;mso-position-vertical:absolute;mso-position-vertical-relative:text;mso-width-percent:0;mso-height-percent:0;mso-width-relative:margin;mso-height-relative:margin" o:gfxdata="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" strokecolor="#4472c4 [3204]" strokeweight=".5pt">
-                <v:stroke endarrow="block" joinstyle="miter"/>
-              </v:shape>
-            </w:pict>
-          </mc:Fallback>
-        </mc:AlternateContent>
-      </w:r>
-      <w:r>
-        <w:rPr>
-          <w:rFonts w:ascii="Times New Roman" w:hAnsi="Times New Roman" w:cs="Times New Roman"/>
-          <w:noProof/>
-        </w:rPr>
-        <mc:AlternateContent>
-          <mc:Choice Requires="wps">
-            <w:drawing>
-              <wp:anchor distT="0" distB="0" distL="114300" distR="114300" simplePos="0" relativeHeight="251677696" behindDoc="0" locked="0" layoutInCell="1" allowOverlap="1" wp14:anchorId="076853C4" wp14:editId="21BEBA5A">
-                <wp:simplePos x="0" y="0"/>
-                <wp:positionH relativeFrom="column">
-                  <wp:posOffset>3126042</wp:posOffset>
-                </wp:positionH>
-                <wp:positionV relativeFrom="paragraph">
-                  <wp:posOffset>563713</wp:posOffset>
-                </wp:positionV>
-                <wp:extent cx="1215851" cy="1386672"/>
-                <wp:effectExtent l="0" t="0" r="41910" b="36195"/>
-                <wp:wrapNone/>
-                <wp:docPr id="530844056" name="Straight Arrow Connector 3"/>
-                <wp:cNvGraphicFramePr/>
-                <a:graphic xmlns:a="http://schemas.openxmlformats.org/drawingml/2006/main">
-                  <a:graphicData uri="http://schemas.microsoft.com/office/word/2010/wordprocessingShape">
-                    <wps:wsp>
-                      <wps:cNvCnPr/>
-                      <wps:spPr>
-                        <a:xfrm>
-                          <a:off x="0" y="0"/>
-                          <a:ext cx="1215851" cy="1386672"/>
-                        </a:xfrm>
-                        <a:prstGeom prst="straightConnector1">
-                          <a:avLst/>
-                        </a:prstGeom>
-                        <a:ln>
-                          <a:tailEnd type="triangle"/>
-                        </a:ln>
-                      </wps:spPr>
-                      <wps:style>
-                        <a:lnRef idx="1">
-                          <a:schemeClr val="accent1"/>
-                        </a:lnRef>
-                        <a:fillRef idx="0">
-                          <a:schemeClr val="accent1"/>
-                        </a:fillRef>
-                        <a:effectRef idx="0">
-                          <a:schemeClr val="accent1"/>
-                        </a:effectRef>
-                        <a:fontRef idx="minor">
-                          <a:schemeClr val="tx1"/>
-                        </a:fontRef>
-                      </wps:style>
-                      <wps:bodyPr/>
-                    </wps:wsp>
-                  </a:graphicData>
-                </a:graphic>
-                <wp14:sizeRelH relativeFrom="margin">
-                  <wp14:pctWidth>0</wp14:pctWidth>
-                </wp14:sizeRelH>
-                <wp14:sizeRelV relativeFrom="margin">
-                  <wp14:pctHeight>0</wp14:pctHeight>
-                </wp14:sizeRelV>
-              </wp:anchor>
-            </w:drawing>
-          </mc:Choice>
-          <mc:Fallback>
-            <w:pict>
-              <v:shape w14:anchorId="382425AD" id="Straight Arrow Connector 3" o:spid="_x0000_s1026" type="#_x0000_t32" style="position:absolute;margin-left:246.15pt;margin-top:44.4pt;width:95.75pt;height:109.2pt;z-index:251677696;visibility:visible;mso-wrap-style:square;mso-width-percent:0;mso-height-percent:0;mso-wrap-distance-left:9pt;mso-wrap-distance-top:0;mso-wrap-distance-right:9pt;mso-wrap-distance-bottom:0;mso-position-horizontal:absolute;mso-position-horizontal-relative:text;mso-position-vertical:absolute;mso-position-vertical-relative:text;mso-width-percent:0;mso-height-percent:0;mso-width-relative:margin;mso-height-relative:margin" o:gfxdata="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" strokecolor="#4472c4 [3204]" strokeweight=".5pt">
-                <v:stroke endarrow="block" joinstyle="miter"/>
-              </v:shape>
-            </w:pict>
-          </mc:Fallback>
-        </mc:AlternateContent>
-      </w:r>
-      <w:r>
-        <w:rPr>
-          <w:rFonts w:ascii="Times New Roman" w:hAnsi="Times New Roman" w:cs="Times New Roman"/>
-          <w:noProof/>
-        </w:rPr>
-        <mc:AlternateContent>
-          <mc:Choice Requires="wps">
-            <w:drawing>
               <wp:anchor distT="0" distB="0" distL="114300" distR="114300" simplePos="0" relativeHeight="251661312" behindDoc="0" locked="0" layoutInCell="1" allowOverlap="1" wp14:anchorId="54CD7D8D" wp14:editId="4DA713E1">
                 <wp:simplePos x="0" y="0"/>
                 <wp:positionH relativeFrom="column">
@@ -4527,6 +4408,12 @@
           <w:rFonts w:ascii="Times New Roman" w:hAnsi="Times New Roman" w:cs="Times New Roman"/>
         </w:rPr>
       </w:pPr>
+      <w:r>
+        <w:rPr>
+          <w:rFonts w:ascii="Times New Roman" w:hAnsi="Times New Roman" w:cs="Times New Roman"/>
+        </w:rPr>
+        <w:t xml:space="preserve"> </w:t>
+      </w:r>
     </w:p>
     <w:p>
       <w:pPr>

--- a/DAG.docx
+++ b/DAG.docx
@@ -8,6 +8,410 @@
           <w:rFonts w:ascii="Times New Roman" w:hAnsi="Times New Roman" w:cs="Times New Roman"/>
         </w:rPr>
       </w:pPr>
+      <w:r>
+        <w:rPr>
+          <w:rFonts w:ascii="Times New Roman" w:hAnsi="Times New Roman" w:cs="Times New Roman"/>
+          <w:noProof/>
+        </w:rPr>
+        <mc:AlternateContent>
+          <mc:Choice Requires="wps">
+            <w:drawing>
+              <wp:anchor distT="0" distB="0" distL="114300" distR="114300" simplePos="0" relativeHeight="251802624" behindDoc="0" locked="0" layoutInCell="1" allowOverlap="1" wp14:anchorId="0135202B" wp14:editId="04A748D8">
+                <wp:simplePos x="0" y="0"/>
+                <wp:positionH relativeFrom="column">
+                  <wp:posOffset>2571804</wp:posOffset>
+                </wp:positionH>
+                <wp:positionV relativeFrom="paragraph">
+                  <wp:posOffset>131197</wp:posOffset>
+                </wp:positionV>
+                <wp:extent cx="2498256" cy="2392183"/>
+                <wp:effectExtent l="25400" t="0" r="16510" b="33655"/>
+                <wp:wrapNone/>
+                <wp:docPr id="1694535873" name="Straight Arrow Connector 3"/>
+                <wp:cNvGraphicFramePr/>
+                <a:graphic xmlns:a="http://schemas.openxmlformats.org/drawingml/2006/main">
+                  <a:graphicData uri="http://schemas.microsoft.com/office/word/2010/wordprocessingShape">
+                    <wps:wsp>
+                      <wps:cNvCnPr/>
+                      <wps:spPr>
+                        <a:xfrm flipH="1">
+                          <a:off x="0" y="0"/>
+                          <a:ext cx="2498256" cy="2392183"/>
+                        </a:xfrm>
+                        <a:prstGeom prst="straightConnector1">
+                          <a:avLst/>
+                        </a:prstGeom>
+                        <a:ln>
+                          <a:tailEnd type="triangle"/>
+                        </a:ln>
+                      </wps:spPr>
+                      <wps:style>
+                        <a:lnRef idx="1">
+                          <a:schemeClr val="accent1"/>
+                        </a:lnRef>
+                        <a:fillRef idx="0">
+                          <a:schemeClr val="accent1"/>
+                        </a:fillRef>
+                        <a:effectRef idx="0">
+                          <a:schemeClr val="accent1"/>
+                        </a:effectRef>
+                        <a:fontRef idx="minor">
+                          <a:schemeClr val="tx1"/>
+                        </a:fontRef>
+                      </wps:style>
+                      <wps:bodyPr/>
+                    </wps:wsp>
+                  </a:graphicData>
+                </a:graphic>
+                <wp14:sizeRelH relativeFrom="margin">
+                  <wp14:pctWidth>0</wp14:pctWidth>
+                </wp14:sizeRelH>
+                <wp14:sizeRelV relativeFrom="margin">
+                  <wp14:pctHeight>0</wp14:pctHeight>
+                </wp14:sizeRelV>
+              </wp:anchor>
+            </w:drawing>
+          </mc:Choice>
+          <mc:Fallback>
+            <w:pict>
+              <v:shapetype w14:anchorId="533A3328" id="_x0000_t32" coordsize="21600,21600" o:spt="32" o:oned="t" path="m,l21600,21600e" filled="f">
+                <v:path arrowok="t" fillok="f" o:connecttype="none"/>
+                <o:lock v:ext="edit" shapetype="t"/>
+              </v:shapetype>
+              <v:shape id="Straight Arrow Connector 3" o:spid="_x0000_s1026" type="#_x0000_t32" style="position:absolute;margin-left:202.5pt;margin-top:10.35pt;width:196.7pt;height:188.35pt;flip:x;z-index:251802624;visibility:visible;mso-wrap-style:square;mso-width-percent:0;mso-height-percent:0;mso-wrap-distance-left:9pt;mso-wrap-distance-top:0;mso-wrap-distance-right:9pt;mso-wrap-distance-bottom:0;mso-position-horizontal:absolute;mso-position-horizontal-relative:text;mso-position-vertical:absolute;mso-position-vertical-relative:text;mso-width-percent:0;mso-height-percent:0;mso-width-relative:margin;mso-height-relative:margin" o:gfxdata="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" strokecolor="#4472c4 [3204]" strokeweight=".5pt">
+                <v:stroke endarrow="block" joinstyle="miter"/>
+              </v:shape>
+            </w:pict>
+          </mc:Fallback>
+        </mc:AlternateContent>
+      </w:r>
+      <w:r>
+        <w:rPr>
+          <w:rFonts w:ascii="Times New Roman" w:hAnsi="Times New Roman" w:cs="Times New Roman"/>
+          <w:noProof/>
+        </w:rPr>
+        <mc:AlternateContent>
+          <mc:Choice Requires="wps">
+            <w:drawing>
+              <wp:anchor distT="0" distB="0" distL="114300" distR="114300" simplePos="0" relativeHeight="251806720" behindDoc="0" locked="0" layoutInCell="1" allowOverlap="1" wp14:anchorId="5C1C1DEF" wp14:editId="6FBB3194">
+                <wp:simplePos x="0" y="0"/>
+                <wp:positionH relativeFrom="column">
+                  <wp:posOffset>5101673</wp:posOffset>
+                </wp:positionH>
+                <wp:positionV relativeFrom="paragraph">
+                  <wp:posOffset>133544</wp:posOffset>
+                </wp:positionV>
+                <wp:extent cx="347152" cy="2504772"/>
+                <wp:effectExtent l="0" t="0" r="59690" b="35560"/>
+                <wp:wrapNone/>
+                <wp:docPr id="1339523537" name="Straight Arrow Connector 3"/>
+                <wp:cNvGraphicFramePr/>
+                <a:graphic xmlns:a="http://schemas.openxmlformats.org/drawingml/2006/main">
+                  <a:graphicData uri="http://schemas.microsoft.com/office/word/2010/wordprocessingShape">
+                    <wps:wsp>
+                      <wps:cNvCnPr/>
+                      <wps:spPr>
+                        <a:xfrm>
+                          <a:off x="0" y="0"/>
+                          <a:ext cx="347152" cy="2504772"/>
+                        </a:xfrm>
+                        <a:prstGeom prst="straightConnector1">
+                          <a:avLst/>
+                        </a:prstGeom>
+                        <a:ln>
+                          <a:tailEnd type="triangle"/>
+                        </a:ln>
+                      </wps:spPr>
+                      <wps:style>
+                        <a:lnRef idx="1">
+                          <a:schemeClr val="accent1"/>
+                        </a:lnRef>
+                        <a:fillRef idx="0">
+                          <a:schemeClr val="accent1"/>
+                        </a:fillRef>
+                        <a:effectRef idx="0">
+                          <a:schemeClr val="accent1"/>
+                        </a:effectRef>
+                        <a:fontRef idx="minor">
+                          <a:schemeClr val="tx1"/>
+                        </a:fontRef>
+                      </wps:style>
+                      <wps:bodyPr/>
+                    </wps:wsp>
+                  </a:graphicData>
+                </a:graphic>
+                <wp14:sizeRelH relativeFrom="margin">
+                  <wp14:pctWidth>0</wp14:pctWidth>
+                </wp14:sizeRelH>
+                <wp14:sizeRelV relativeFrom="margin">
+                  <wp14:pctHeight>0</wp14:pctHeight>
+                </wp14:sizeRelV>
+              </wp:anchor>
+            </w:drawing>
+          </mc:Choice>
+          <mc:Fallback>
+            <w:pict>
+              <v:shape w14:anchorId="1A6638F0" id="Straight Arrow Connector 3" o:spid="_x0000_s1026" type="#_x0000_t32" style="position:absolute;margin-left:401.7pt;margin-top:10.5pt;width:27.35pt;height:197.25pt;z-index:251806720;visibility:visible;mso-wrap-style:square;mso-width-percent:0;mso-height-percent:0;mso-wrap-distance-left:9pt;mso-wrap-distance-top:0;mso-wrap-distance-right:9pt;mso-wrap-distance-bottom:0;mso-position-horizontal:absolute;mso-position-horizontal-relative:text;mso-position-vertical:absolute;mso-position-vertical-relative:text;mso-width-percent:0;mso-height-percent:0;mso-width-relative:margin;mso-height-relative:margin" o:gfxdata="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" strokecolor="#4472c4 [3204]" strokeweight=".5pt">
+                <v:stroke endarrow="block" joinstyle="miter"/>
+              </v:shape>
+            </w:pict>
+          </mc:Fallback>
+        </mc:AlternateContent>
+      </w:r>
+      <w:r>
+        <w:rPr>
+          <w:rFonts w:ascii="Times New Roman" w:hAnsi="Times New Roman" w:cs="Times New Roman"/>
+          <w:noProof/>
+        </w:rPr>
+        <mc:AlternateContent>
+          <mc:Choice Requires="wps">
+            <w:drawing>
+              <wp:anchor distT="0" distB="0" distL="114300" distR="114300" simplePos="0" relativeHeight="251800576" behindDoc="0" locked="0" layoutInCell="1" allowOverlap="1" wp14:anchorId="6657F81F" wp14:editId="4EF7D0A3">
+                <wp:simplePos x="0" y="0"/>
+                <wp:positionH relativeFrom="column">
+                  <wp:posOffset>4971277</wp:posOffset>
+                </wp:positionH>
+                <wp:positionV relativeFrom="paragraph">
+                  <wp:posOffset>-345578</wp:posOffset>
+                </wp:positionV>
+                <wp:extent cx="1553762" cy="479895"/>
+                <wp:effectExtent l="0" t="0" r="8890" b="15875"/>
+                <wp:wrapNone/>
+                <wp:docPr id="613218729" name="Text Box 2"/>
+                <wp:cNvGraphicFramePr/>
+                <a:graphic xmlns:a="http://schemas.openxmlformats.org/drawingml/2006/main">
+                  <a:graphicData uri="http://schemas.microsoft.com/office/word/2010/wordprocessingShape">
+                    <wps:wsp>
+                      <wps:cNvSpPr txBox="1"/>
+                      <wps:spPr>
+                        <a:xfrm>
+                          <a:off x="0" y="0"/>
+                          <a:ext cx="1553762" cy="479895"/>
+                        </a:xfrm>
+                        <a:prstGeom prst="rect">
+                          <a:avLst/>
+                        </a:prstGeom>
+                        <a:solidFill>
+                          <a:srgbClr val="92D050"/>
+                        </a:solidFill>
+                        <a:ln w="6350">
+                          <a:solidFill>
+                            <a:prstClr val="black"/>
+                          </a:solidFill>
+                        </a:ln>
+                      </wps:spPr>
+                      <wps:txbx>
+                        <w:txbxContent>
+                          <w:p>
+                            <w:r>
+                              <w:t xml:space="preserve">Glucocorticoid Use </w:t>
+                            </w:r>
+                          </w:p>
+                          <w:p>
+                            <w:r>
+                              <w:t>Antibiotic Use</w:t>
+                            </w:r>
+                          </w:p>
+                        </w:txbxContent>
+                      </wps:txbx>
+                      <wps:bodyPr rot="0" spcFirstLastPara="0" vertOverflow="overflow" horzOverflow="overflow" vert="horz" wrap="square" lIns="91440" tIns="45720" rIns="91440" bIns="45720" numCol="1" spcCol="0" rtlCol="0" fromWordArt="0" anchor="t" anchorCtr="0" forceAA="0" compatLnSpc="1">
+                        <a:prstTxWarp prst="textNoShape">
+                          <a:avLst/>
+                        </a:prstTxWarp>
+                        <a:noAutofit/>
+                      </wps:bodyPr>
+                    </wps:wsp>
+                  </a:graphicData>
+                </a:graphic>
+                <wp14:sizeRelH relativeFrom="margin">
+                  <wp14:pctWidth>0</wp14:pctWidth>
+                </wp14:sizeRelH>
+                <wp14:sizeRelV relativeFrom="margin">
+                  <wp14:pctHeight>0</wp14:pctHeight>
+                </wp14:sizeRelV>
+              </wp:anchor>
+            </w:drawing>
+          </mc:Choice>
+          <mc:Fallback>
+            <w:pict>
+              <v:shapetype w14:anchorId="6657F81F" id="_x0000_t202" coordsize="21600,21600" o:spt="202" path="m,l,21600r21600,l21600,xe">
+                <v:stroke joinstyle="miter"/>
+                <v:path gradientshapeok="t" o:connecttype="rect"/>
+              </v:shapetype>
+              <v:shape id="Text Box 2" o:spid="_x0000_s1026" type="#_x0000_t202" style="position:absolute;margin-left:391.45pt;margin-top:-27.2pt;width:122.35pt;height:37.8pt;z-index:251800576;visibility:visible;mso-wrap-style:square;mso-width-percent:0;mso-height-percent:0;mso-wrap-distance-left:9pt;mso-wrap-distance-top:0;mso-wrap-distance-right:9pt;mso-wrap-distance-bottom:0;mso-position-horizontal:absolute;mso-position-horizontal-relative:text;mso-position-vertical:absolute;mso-position-vertical-relative:text;mso-width-percent:0;mso-height-percent:0;mso-width-relative:margin;mso-height-relative:margin;v-text-anchor:top" o:gfxdata="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" fillcolor="#92d050" strokeweight=".5pt">
+                <v:textbox>
+                  <w:txbxContent>
+                    <w:p>
+                      <w:r>
+                        <w:t xml:space="preserve">Glucocorticoid Use </w:t>
+                      </w:r>
+                    </w:p>
+                    <w:p>
+                      <w:r>
+                        <w:t>Antibiotic Use</w:t>
+                      </w:r>
+                    </w:p>
+                  </w:txbxContent>
+                </v:textbox>
+              </v:shape>
+            </w:pict>
+          </mc:Fallback>
+        </mc:AlternateContent>
+      </w:r>
+      <w:r>
+        <w:rPr>
+          <w:rFonts w:ascii="Times New Roman" w:hAnsi="Times New Roman" w:cs="Times New Roman"/>
+          <w:noProof/>
+        </w:rPr>
+        <mc:AlternateContent>
+          <mc:Choice Requires="wps">
+            <w:drawing>
+              <wp:anchor distT="0" distB="0" distL="114300" distR="114300" simplePos="0" relativeHeight="251790336" behindDoc="0" locked="0" layoutInCell="1" allowOverlap="1" wp14:anchorId="72C8B685" wp14:editId="3A121B4D">
+                <wp:simplePos x="0" y="0"/>
+                <wp:positionH relativeFrom="column">
+                  <wp:posOffset>-266369</wp:posOffset>
+                </wp:positionH>
+                <wp:positionV relativeFrom="paragraph">
+                  <wp:posOffset>-634116</wp:posOffset>
+                </wp:positionV>
+                <wp:extent cx="1858010" cy="1103216"/>
+                <wp:effectExtent l="0" t="0" r="8890" b="14605"/>
+                <wp:wrapNone/>
+                <wp:docPr id="1411316299" name="Text Box 2"/>
+                <wp:cNvGraphicFramePr/>
+                <a:graphic xmlns:a="http://schemas.openxmlformats.org/drawingml/2006/main">
+                  <a:graphicData uri="http://schemas.microsoft.com/office/word/2010/wordprocessingShape">
+                    <wps:wsp>
+                      <wps:cNvSpPr txBox="1"/>
+                      <wps:spPr>
+                        <a:xfrm>
+                          <a:off x="0" y="0"/>
+                          <a:ext cx="1858010" cy="1103216"/>
+                        </a:xfrm>
+                        <a:prstGeom prst="rect">
+                          <a:avLst/>
+                        </a:prstGeom>
+                        <a:solidFill>
+                          <a:srgbClr val="FFFF00"/>
+                        </a:solidFill>
+                        <a:ln w="6350">
+                          <a:solidFill>
+                            <a:prstClr val="black"/>
+                          </a:solidFill>
+                        </a:ln>
+                      </wps:spPr>
+                      <wps:txbx>
+                        <w:txbxContent>
+                          <w:p>
+                            <w:pPr>
+                              <w:rPr>
+                                <w:u w:val="single"/>
+                              </w:rPr>
+                            </w:pPr>
+                            <w:r>
+                              <w:rPr>
+                                <w:u w:val="single"/>
+                              </w:rPr>
+                              <w:t>Comorbidities</w:t>
+                            </w:r>
+                          </w:p>
+                          <w:p>
+                            <w:r>
+                              <w:t xml:space="preserve">Abnormal </w:t>
+                            </w:r>
+                            <w:r>
+                              <w:t>Kidney Function</w:t>
+                            </w:r>
+                          </w:p>
+                          <w:p>
+                            <w:r>
+                              <w:t xml:space="preserve">Abnormal </w:t>
+                            </w:r>
+                            <w:r>
+                              <w:t>Liver Function</w:t>
+                            </w:r>
+                          </w:p>
+                          <w:p>
+                            <w:r>
+                              <w:t>Connective Tissue Disease</w:t>
+                            </w:r>
+                          </w:p>
+                          <w:p>
+                            <w:r>
+                              <w:t>Interstitial Lung Disease</w:t>
+                            </w:r>
+                          </w:p>
+                        </w:txbxContent>
+                      </wps:txbx>
+                      <wps:bodyPr rot="0" spcFirstLastPara="0" vertOverflow="overflow" horzOverflow="overflow" vert="horz" wrap="square" lIns="91440" tIns="45720" rIns="91440" bIns="45720" numCol="1" spcCol="0" rtlCol="0" fromWordArt="0" anchor="t" anchorCtr="0" forceAA="0" compatLnSpc="1">
+                        <a:prstTxWarp prst="textNoShape">
+                          <a:avLst/>
+                        </a:prstTxWarp>
+                        <a:noAutofit/>
+                      </wps:bodyPr>
+                    </wps:wsp>
+                  </a:graphicData>
+                </a:graphic>
+                <wp14:sizeRelH relativeFrom="margin">
+                  <wp14:pctWidth>0</wp14:pctWidth>
+                </wp14:sizeRelH>
+                <wp14:sizeRelV relativeFrom="margin">
+                  <wp14:pctHeight>0</wp14:pctHeight>
+                </wp14:sizeRelV>
+              </wp:anchor>
+            </w:drawing>
+          </mc:Choice>
+          <mc:Fallback>
+            <w:pict>
+              <v:shape w14:anchorId="72C8B685" id="_x0000_s1027" type="#_x0000_t202" style="position:absolute;margin-left:-20.95pt;margin-top:-49.95pt;width:146.3pt;height:86.85pt;z-index:251790336;visibility:visible;mso-wrap-style:square;mso-width-percent:0;mso-height-percent:0;mso-wrap-distance-left:9pt;mso-wrap-distance-top:0;mso-wrap-distance-right:9pt;mso-wrap-distance-bottom:0;mso-position-horizontal:absolute;mso-position-horizontal-relative:text;mso-position-vertical:absolute;mso-position-vertical-relative:text;mso-width-percent:0;mso-height-percent:0;mso-width-relative:margin;mso-height-relative:margin;v-text-anchor:top" o:gfxdata="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" fillcolor="yellow" strokeweight=".5pt">
+                <v:textbox>
+                  <w:txbxContent>
+                    <w:p>
+                      <w:pPr>
+                        <w:rPr>
+                          <w:u w:val="single"/>
+                        </w:rPr>
+                      </w:pPr>
+                      <w:r>
+                        <w:rPr>
+                          <w:u w:val="single"/>
+                        </w:rPr>
+                        <w:t>Comorbidities</w:t>
+                      </w:r>
+                    </w:p>
+                    <w:p>
+                      <w:r>
+                        <w:t xml:space="preserve">Abnormal </w:t>
+                      </w:r>
+                      <w:r>
+                        <w:t>Kidney Function</w:t>
+                      </w:r>
+                    </w:p>
+                    <w:p>
+                      <w:r>
+                        <w:t xml:space="preserve">Abnormal </w:t>
+                      </w:r>
+                      <w:r>
+                        <w:t>Liver Function</w:t>
+                      </w:r>
+                    </w:p>
+                    <w:p>
+                      <w:r>
+                        <w:t>Connective Tissue Disease</w:t>
+                      </w:r>
+                    </w:p>
+                    <w:p>
+                      <w:r>
+                        <w:t>Interstitial Lung Disease</w:t>
+                      </w:r>
+                    </w:p>
+                  </w:txbxContent>
+                </v:textbox>
+              </v:shape>
+            </w:pict>
+          </mc:Fallback>
+        </mc:AlternateContent>
+      </w:r>
     </w:p>
     <w:p>
       <w:pPr>
@@ -22,6 +426,83 @@
           <w:rFonts w:ascii="Times New Roman" w:hAnsi="Times New Roman" w:cs="Times New Roman"/>
         </w:rPr>
       </w:pPr>
+      <w:r>
+        <w:rPr>
+          <w:rFonts w:ascii="Times New Roman" w:hAnsi="Times New Roman" w:cs="Times New Roman"/>
+          <w:noProof/>
+        </w:rPr>
+        <mc:AlternateContent>
+          <mc:Choice Requires="wps">
+            <w:drawing>
+              <wp:anchor distT="0" distB="0" distL="114300" distR="114300" simplePos="0" relativeHeight="251804672" behindDoc="0" locked="0" layoutInCell="1" allowOverlap="1" wp14:anchorId="5D28FFE8" wp14:editId="77808DA3">
+                <wp:simplePos x="0" y="0"/>
+                <wp:positionH relativeFrom="column">
+                  <wp:posOffset>548640</wp:posOffset>
+                </wp:positionH>
+                <wp:positionV relativeFrom="paragraph">
+                  <wp:posOffset>118607</wp:posOffset>
+                </wp:positionV>
+                <wp:extent cx="556150" cy="2049283"/>
+                <wp:effectExtent l="0" t="0" r="53975" b="33655"/>
+                <wp:wrapNone/>
+                <wp:docPr id="998618335" name="Straight Arrow Connector 3"/>
+                <wp:cNvGraphicFramePr/>
+                <a:graphic xmlns:a="http://schemas.openxmlformats.org/drawingml/2006/main">
+                  <a:graphicData uri="http://schemas.microsoft.com/office/word/2010/wordprocessingShape">
+                    <wps:wsp>
+                      <wps:cNvCnPr/>
+                      <wps:spPr>
+                        <a:xfrm>
+                          <a:off x="0" y="0"/>
+                          <a:ext cx="556150" cy="2049283"/>
+                        </a:xfrm>
+                        <a:prstGeom prst="straightConnector1">
+                          <a:avLst/>
+                        </a:prstGeom>
+                        <a:ln>
+                          <a:solidFill>
+                            <a:schemeClr val="accent1"/>
+                          </a:solidFill>
+                          <a:prstDash val="dash"/>
+                          <a:tailEnd type="triangle"/>
+                        </a:ln>
+                      </wps:spPr>
+                      <wps:style>
+                        <a:lnRef idx="1">
+                          <a:schemeClr val="accent1"/>
+                        </a:lnRef>
+                        <a:fillRef idx="0">
+                          <a:schemeClr val="accent1"/>
+                        </a:fillRef>
+                        <a:effectRef idx="0">
+                          <a:schemeClr val="accent1"/>
+                        </a:effectRef>
+                        <a:fontRef idx="minor">
+                          <a:schemeClr val="tx1"/>
+                        </a:fontRef>
+                      </wps:style>
+                      <wps:bodyPr/>
+                    </wps:wsp>
+                  </a:graphicData>
+                </a:graphic>
+                <wp14:sizeRelH relativeFrom="margin">
+                  <wp14:pctWidth>0</wp14:pctWidth>
+                </wp14:sizeRelH>
+                <wp14:sizeRelV relativeFrom="margin">
+                  <wp14:pctHeight>0</wp14:pctHeight>
+                </wp14:sizeRelV>
+              </wp:anchor>
+            </w:drawing>
+          </mc:Choice>
+          <mc:Fallback>
+            <w:pict>
+              <v:shape w14:anchorId="06515F2D" id="Straight Arrow Connector 3" o:spid="_x0000_s1026" type="#_x0000_t32" style="position:absolute;margin-left:43.2pt;margin-top:9.35pt;width:43.8pt;height:161.35pt;z-index:251804672;visibility:visible;mso-wrap-style:square;mso-width-percent:0;mso-height-percent:0;mso-wrap-distance-left:9pt;mso-wrap-distance-top:0;mso-wrap-distance-right:9pt;mso-wrap-distance-bottom:0;mso-position-horizontal:absolute;mso-position-horizontal-relative:text;mso-position-vertical:absolute;mso-position-vertical-relative:text;mso-width-percent:0;mso-height-percent:0;mso-width-relative:margin;mso-height-relative:margin" o:gfxdata="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" strokecolor="#4472c4 [3204]" strokeweight=".5pt">
+                <v:stroke dashstyle="dash" endarrow="block" joinstyle="miter"/>
+              </v:shape>
+            </w:pict>
+          </mc:Fallback>
+        </mc:AlternateContent>
+      </w:r>
     </w:p>
     <w:p>
       <w:pPr>
@@ -37,7 +518,7 @@
         <mc:AlternateContent>
           <mc:Choice Requires="wps">
             <w:drawing>
-              <wp:anchor distT="0" distB="0" distL="114300" distR="114300" simplePos="0" relativeHeight="251739136" behindDoc="0" locked="0" layoutInCell="1" allowOverlap="1" wp14:anchorId="632A1991" wp14:editId="569C5D46">
+              <wp:anchor distT="0" distB="0" distL="114300" distR="114300" simplePos="0" relativeHeight="251739136" behindDoc="0" locked="0" layoutInCell="1" allowOverlap="1" wp14:anchorId="632A1991" wp14:editId="2D203F10">
                 <wp:simplePos x="0" y="0"/>
                 <wp:positionH relativeFrom="column">
                   <wp:posOffset>2110244</wp:posOffset>
@@ -95,11 +576,7 @@
           </mc:Choice>
           <mc:Fallback>
             <w:pict>
-              <v:shapetype w14:anchorId="6700EFE3" id="_x0000_t32" coordsize="21600,21600" o:spt="32" o:oned="t" path="m,l21600,21600e" filled="f">
-                <v:path arrowok="t" fillok="f" o:connecttype="none"/>
-                <o:lock v:ext="edit" shapetype="t"/>
-              </v:shapetype>
-              <v:shape id="Straight Arrow Connector 3" o:spid="_x0000_s1026" type="#_x0000_t32" style="position:absolute;margin-left:166.15pt;margin-top:7.4pt;width:61.15pt;height:13.8pt;flip:x;z-index:251739136;visibility:visible;mso-wrap-style:square;mso-width-percent:0;mso-height-percent:0;mso-wrap-distance-left:9pt;mso-wrap-distance-top:0;mso-wrap-distance-right:9pt;mso-wrap-distance-bottom:0;mso-position-horizontal:absolute;mso-position-horizontal-relative:text;mso-position-vertical:absolute;mso-position-vertical-relative:text;mso-width-percent:0;mso-height-percent:0;mso-width-relative:margin;mso-height-relative:margin" o:gfxdata="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" strokecolor="#4472c4 [3204]" strokeweight=".5pt">
+              <v:shape w14:anchorId="46C8CD49" id="Straight Arrow Connector 3" o:spid="_x0000_s1026" type="#_x0000_t32" style="position:absolute;margin-left:166.15pt;margin-top:7.4pt;width:61.15pt;height:13.8pt;flip:x;z-index:251739136;visibility:visible;mso-wrap-style:square;mso-width-percent:0;mso-height-percent:0;mso-wrap-distance-left:9pt;mso-wrap-distance-top:0;mso-wrap-distance-right:9pt;mso-wrap-distance-bottom:0;mso-position-horizontal:absolute;mso-position-horizontal-relative:text;mso-position-vertical:absolute;mso-position-vertical-relative:text;mso-width-percent:0;mso-height-percent:0;mso-width-relative:margin;mso-height-relative:margin" o:gfxdata="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" strokecolor="#4472c4 [3204]" strokeweight=".5pt">
                 <v:stroke endarrow="block" joinstyle="miter"/>
               </v:shape>
             </w:pict>
@@ -203,6 +680,897 @@
           <w:rFonts w:ascii="Times New Roman" w:hAnsi="Times New Roman" w:cs="Times New Roman"/>
         </w:rPr>
       </w:pPr>
+      <w:r>
+        <w:rPr>
+          <w:rFonts w:ascii="Times New Roman" w:hAnsi="Times New Roman" w:cs="Times New Roman"/>
+          <w:noProof/>
+        </w:rPr>
+        <mc:AlternateContent>
+          <mc:Choice Requires="wps">
+            <w:drawing>
+              <wp:anchor distT="0" distB="0" distL="114300" distR="114300" simplePos="0" relativeHeight="251710464" behindDoc="0" locked="0" layoutInCell="1" allowOverlap="1" wp14:anchorId="1C841ED2" wp14:editId="37F02AF3">
+                <wp:simplePos x="0" y="0"/>
+                <wp:positionH relativeFrom="column">
+                  <wp:posOffset>5564063</wp:posOffset>
+                </wp:positionH>
+                <wp:positionV relativeFrom="paragraph">
+                  <wp:posOffset>880054</wp:posOffset>
+                </wp:positionV>
+                <wp:extent cx="1195705" cy="292100"/>
+                <wp:effectExtent l="0" t="0" r="10795" b="12700"/>
+                <wp:wrapNone/>
+                <wp:docPr id="1879331243" name="Text Box 2"/>
+                <wp:cNvGraphicFramePr/>
+                <a:graphic xmlns:a="http://schemas.openxmlformats.org/drawingml/2006/main">
+                  <a:graphicData uri="http://schemas.microsoft.com/office/word/2010/wordprocessingShape">
+                    <wps:wsp>
+                      <wps:cNvSpPr txBox="1"/>
+                      <wps:spPr>
+                        <a:xfrm>
+                          <a:off x="0" y="0"/>
+                          <a:ext cx="1195705" cy="292100"/>
+                        </a:xfrm>
+                        <a:prstGeom prst="rect">
+                          <a:avLst/>
+                        </a:prstGeom>
+                        <a:solidFill>
+                          <a:srgbClr val="FFFF00"/>
+                        </a:solidFill>
+                        <a:ln w="6350">
+                          <a:solidFill>
+                            <a:prstClr val="black"/>
+                          </a:solidFill>
+                        </a:ln>
+                      </wps:spPr>
+                      <wps:txbx>
+                        <w:txbxContent>
+                          <w:p>
+                            <w:r>
+                              <w:t>Smoking Status</w:t>
+                            </w:r>
+                          </w:p>
+                        </w:txbxContent>
+                      </wps:txbx>
+                      <wps:bodyPr rot="0" spcFirstLastPara="0" vertOverflow="overflow" horzOverflow="overflow" vert="horz" wrap="square" lIns="91440" tIns="45720" rIns="91440" bIns="45720" numCol="1" spcCol="0" rtlCol="0" fromWordArt="0" anchor="t" anchorCtr="0" forceAA="0" compatLnSpc="1">
+                        <a:prstTxWarp prst="textNoShape">
+                          <a:avLst/>
+                        </a:prstTxWarp>
+                        <a:noAutofit/>
+                      </wps:bodyPr>
+                    </wps:wsp>
+                  </a:graphicData>
+                </a:graphic>
+                <wp14:sizeRelH relativeFrom="margin">
+                  <wp14:pctWidth>0</wp14:pctWidth>
+                </wp14:sizeRelH>
+                <wp14:sizeRelV relativeFrom="margin">
+                  <wp14:pctHeight>0</wp14:pctHeight>
+                </wp14:sizeRelV>
+              </wp:anchor>
+            </w:drawing>
+          </mc:Choice>
+          <mc:Fallback>
+            <w:pict>
+              <v:shape w14:anchorId="1C841ED2" id="_x0000_s1029" type="#_x0000_t202" style="position:absolute;margin-left:438.1pt;margin-top:69.3pt;width:94.15pt;height:23pt;z-index:251710464;visibility:visible;mso-wrap-style:square;mso-width-percent:0;mso-height-percent:0;mso-wrap-distance-left:9pt;mso-wrap-distance-top:0;mso-wrap-distance-right:9pt;mso-wrap-distance-bottom:0;mso-position-horizontal:absolute;mso-position-horizontal-relative:text;mso-position-vertical:absolute;mso-position-vertical-relative:text;mso-width-percent:0;mso-height-percent:0;mso-width-relative:margin;mso-height-relative:margin;v-text-anchor:top" o:gfxdata="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" fillcolor="yellow" strokeweight=".5pt">
+                <v:textbox>
+                  <w:txbxContent>
+                    <w:p>
+                      <w:r>
+                        <w:t>Smoking Status</w:t>
+                      </w:r>
+                    </w:p>
+                  </w:txbxContent>
+                </v:textbox>
+              </v:shape>
+            </w:pict>
+          </mc:Fallback>
+        </mc:AlternateContent>
+      </w:r>
+      <w:r>
+        <w:rPr>
+          <w:rFonts w:ascii="Times New Roman" w:hAnsi="Times New Roman" w:cs="Times New Roman"/>
+          <w:noProof/>
+        </w:rPr>
+        <mc:AlternateContent>
+          <mc:Choice Requires="wps">
+            <w:drawing>
+              <wp:anchor distT="0" distB="0" distL="114300" distR="114300" simplePos="0" relativeHeight="251732992" behindDoc="0" locked="0" layoutInCell="1" allowOverlap="1" wp14:anchorId="4B7BEECC" wp14:editId="33D1E49F">
+                <wp:simplePos x="0" y="0"/>
+                <wp:positionH relativeFrom="column">
+                  <wp:posOffset>4562391</wp:posOffset>
+                </wp:positionH>
+                <wp:positionV relativeFrom="paragraph">
+                  <wp:posOffset>165652</wp:posOffset>
+                </wp:positionV>
+                <wp:extent cx="886239" cy="1775239"/>
+                <wp:effectExtent l="25400" t="0" r="15875" b="28575"/>
+                <wp:wrapNone/>
+                <wp:docPr id="1832083214" name="Straight Arrow Connector 25"/>
+                <wp:cNvGraphicFramePr/>
+                <a:graphic xmlns:a="http://schemas.openxmlformats.org/drawingml/2006/main">
+                  <a:graphicData uri="http://schemas.microsoft.com/office/word/2010/wordprocessingShape">
+                    <wps:wsp>
+                      <wps:cNvCnPr/>
+                      <wps:spPr>
+                        <a:xfrm flipH="1">
+                          <a:off x="0" y="0"/>
+                          <a:ext cx="886239" cy="1775239"/>
+                        </a:xfrm>
+                        <a:prstGeom prst="straightConnector1">
+                          <a:avLst/>
+                        </a:prstGeom>
+                        <a:ln>
+                          <a:tailEnd type="triangle"/>
+                        </a:ln>
+                      </wps:spPr>
+                      <wps:style>
+                        <a:lnRef idx="1">
+                          <a:schemeClr val="accent1"/>
+                        </a:lnRef>
+                        <a:fillRef idx="0">
+                          <a:schemeClr val="accent1"/>
+                        </a:fillRef>
+                        <a:effectRef idx="0">
+                          <a:schemeClr val="accent1"/>
+                        </a:effectRef>
+                        <a:fontRef idx="minor">
+                          <a:schemeClr val="tx1"/>
+                        </a:fontRef>
+                      </wps:style>
+                      <wps:bodyPr/>
+                    </wps:wsp>
+                  </a:graphicData>
+                </a:graphic>
+                <wp14:sizeRelH relativeFrom="margin">
+                  <wp14:pctWidth>0</wp14:pctWidth>
+                </wp14:sizeRelH>
+                <wp14:sizeRelV relativeFrom="margin">
+                  <wp14:pctHeight>0</wp14:pctHeight>
+                </wp14:sizeRelV>
+              </wp:anchor>
+            </w:drawing>
+          </mc:Choice>
+          <mc:Fallback>
+            <w:pict>
+              <v:shape w14:anchorId="577D5689" id="Straight Arrow Connector 25" o:spid="_x0000_s1026" type="#_x0000_t32" style="position:absolute;margin-left:359.25pt;margin-top:13.05pt;width:69.8pt;height:139.8pt;flip:x;z-index:251732992;visibility:visible;mso-wrap-style:square;mso-width-percent:0;mso-height-percent:0;mso-wrap-distance-left:9pt;mso-wrap-distance-top:0;mso-wrap-distance-right:9pt;mso-wrap-distance-bottom:0;mso-position-horizontal:absolute;mso-position-horizontal-relative:text;mso-position-vertical:absolute;mso-position-vertical-relative:text;mso-width-percent:0;mso-height-percent:0;mso-width-relative:margin;mso-height-relative:margin" o:gfxdata="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" strokecolor="#4472c4 [3204]" strokeweight=".5pt">
+                <v:stroke endarrow="block" joinstyle="miter"/>
+              </v:shape>
+            </w:pict>
+          </mc:Fallback>
+        </mc:AlternateContent>
+      </w:r>
+      <w:r>
+        <w:rPr>
+          <w:rFonts w:ascii="Times New Roman" w:hAnsi="Times New Roman" w:cs="Times New Roman"/>
+          <w:noProof/>
+        </w:rPr>
+        <mc:AlternateContent>
+          <mc:Choice Requires="wps">
+            <w:drawing>
+              <wp:anchor distT="0" distB="0" distL="114300" distR="114300" simplePos="0" relativeHeight="251667456" behindDoc="0" locked="0" layoutInCell="1" allowOverlap="1" wp14:anchorId="3520C9AC" wp14:editId="180D6535">
+                <wp:simplePos x="0" y="0"/>
+                <wp:positionH relativeFrom="column">
+                  <wp:posOffset>1945639</wp:posOffset>
+                </wp:positionH>
+                <wp:positionV relativeFrom="paragraph">
+                  <wp:posOffset>155713</wp:posOffset>
+                </wp:positionV>
+                <wp:extent cx="3502991" cy="1663258"/>
+                <wp:effectExtent l="25400" t="0" r="15240" b="38735"/>
+                <wp:wrapNone/>
+                <wp:docPr id="1042651647" name="Straight Arrow Connector 3"/>
+                <wp:cNvGraphicFramePr/>
+                <a:graphic xmlns:a="http://schemas.openxmlformats.org/drawingml/2006/main">
+                  <a:graphicData uri="http://schemas.microsoft.com/office/word/2010/wordprocessingShape">
+                    <wps:wsp>
+                      <wps:cNvCnPr/>
+                      <wps:spPr>
+                        <a:xfrm flipH="1">
+                          <a:off x="0" y="0"/>
+                          <a:ext cx="3502991" cy="1663258"/>
+                        </a:xfrm>
+                        <a:prstGeom prst="straightConnector1">
+                          <a:avLst/>
+                        </a:prstGeom>
+                        <a:ln>
+                          <a:tailEnd type="triangle"/>
+                        </a:ln>
+                      </wps:spPr>
+                      <wps:style>
+                        <a:lnRef idx="1">
+                          <a:schemeClr val="accent1"/>
+                        </a:lnRef>
+                        <a:fillRef idx="0">
+                          <a:schemeClr val="accent1"/>
+                        </a:fillRef>
+                        <a:effectRef idx="0">
+                          <a:schemeClr val="accent1"/>
+                        </a:effectRef>
+                        <a:fontRef idx="minor">
+                          <a:schemeClr val="tx1"/>
+                        </a:fontRef>
+                      </wps:style>
+                      <wps:bodyPr/>
+                    </wps:wsp>
+                  </a:graphicData>
+                </a:graphic>
+                <wp14:sizeRelH relativeFrom="margin">
+                  <wp14:pctWidth>0</wp14:pctWidth>
+                </wp14:sizeRelH>
+                <wp14:sizeRelV relativeFrom="margin">
+                  <wp14:pctHeight>0</wp14:pctHeight>
+                </wp14:sizeRelV>
+              </wp:anchor>
+            </w:drawing>
+          </mc:Choice>
+          <mc:Fallback>
+            <w:pict>
+              <v:shape w14:anchorId="40F17FE3" id="Straight Arrow Connector 3" o:spid="_x0000_s1026" type="#_x0000_t32" style="position:absolute;margin-left:153.2pt;margin-top:12.25pt;width:275.85pt;height:130.95pt;flip:x;z-index:251667456;visibility:visible;mso-wrap-style:square;mso-width-percent:0;mso-height-percent:0;mso-wrap-distance-left:9pt;mso-wrap-distance-top:0;mso-wrap-distance-right:9pt;mso-wrap-distance-bottom:0;mso-position-horizontal:absolute;mso-position-horizontal-relative:text;mso-position-vertical:absolute;mso-position-vertical-relative:text;mso-width-percent:0;mso-height-percent:0;mso-width-relative:margin;mso-height-relative:margin" o:gfxdata="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" strokecolor="#4472c4 [3204]" strokeweight=".5pt">
+                <v:stroke endarrow="block" joinstyle="miter"/>
+              </v:shape>
+            </w:pict>
+          </mc:Fallback>
+        </mc:AlternateContent>
+      </w:r>
+      <w:r>
+        <w:rPr>
+          <w:rFonts w:ascii="Times New Roman" w:hAnsi="Times New Roman" w:cs="Times New Roman"/>
+          <w:noProof/>
+        </w:rPr>
+        <mc:AlternateContent>
+          <mc:Choice Requires="wps">
+            <w:drawing>
+              <wp:anchor distT="0" distB="0" distL="114300" distR="114300" simplePos="0" relativeHeight="251665408" behindDoc="0" locked="0" layoutInCell="1" allowOverlap="1" wp14:anchorId="0855F209" wp14:editId="6A07D736">
+                <wp:simplePos x="0" y="0"/>
+                <wp:positionH relativeFrom="column">
+                  <wp:posOffset>5445180</wp:posOffset>
+                </wp:positionH>
+                <wp:positionV relativeFrom="paragraph">
+                  <wp:posOffset>28437</wp:posOffset>
+                </wp:positionV>
+                <wp:extent cx="974690" cy="301450"/>
+                <wp:effectExtent l="0" t="0" r="16510" b="16510"/>
+                <wp:wrapNone/>
+                <wp:docPr id="2015126568" name="Text Box 2"/>
+                <wp:cNvGraphicFramePr/>
+                <a:graphic xmlns:a="http://schemas.openxmlformats.org/drawingml/2006/main">
+                  <a:graphicData uri="http://schemas.microsoft.com/office/word/2010/wordprocessingShape">
+                    <wps:wsp>
+                      <wps:cNvSpPr txBox="1"/>
+                      <wps:spPr>
+                        <a:xfrm>
+                          <a:off x="0" y="0"/>
+                          <a:ext cx="974690" cy="301450"/>
+                        </a:xfrm>
+                        <a:prstGeom prst="rect">
+                          <a:avLst/>
+                        </a:prstGeom>
+                        <a:solidFill>
+                          <a:srgbClr val="92D050"/>
+                        </a:solidFill>
+                        <a:ln w="6350">
+                          <a:solidFill>
+                            <a:prstClr val="black"/>
+                          </a:solidFill>
+                        </a:ln>
+                      </wps:spPr>
+                      <wps:txbx>
+                        <w:txbxContent>
+                          <w:p>
+                            <w:r>
+                              <w:t>PDL1 Status</w:t>
+                            </w:r>
+                          </w:p>
+                        </w:txbxContent>
+                      </wps:txbx>
+                      <wps:bodyPr rot="0" spcFirstLastPara="0" vertOverflow="overflow" horzOverflow="overflow" vert="horz" wrap="square" lIns="91440" tIns="45720" rIns="91440" bIns="45720" numCol="1" spcCol="0" rtlCol="0" fromWordArt="0" anchor="t" anchorCtr="0" forceAA="0" compatLnSpc="1">
+                        <a:prstTxWarp prst="textNoShape">
+                          <a:avLst/>
+                        </a:prstTxWarp>
+                        <a:noAutofit/>
+                      </wps:bodyPr>
+                    </wps:wsp>
+                  </a:graphicData>
+                </a:graphic>
+                <wp14:sizeRelH relativeFrom="margin">
+                  <wp14:pctWidth>0</wp14:pctWidth>
+                </wp14:sizeRelH>
+                <wp14:sizeRelV relativeFrom="margin">
+                  <wp14:pctHeight>0</wp14:pctHeight>
+                </wp14:sizeRelV>
+              </wp:anchor>
+            </w:drawing>
+          </mc:Choice>
+          <mc:Fallback>
+            <w:pict>
+              <v:shape w14:anchorId="0855F209" id="_x0000_s1030" type="#_x0000_t202" style="position:absolute;margin-left:428.75pt;margin-top:2.25pt;width:76.75pt;height:23.75pt;z-index:251665408;visibility:visible;mso-wrap-style:square;mso-width-percent:0;mso-height-percent:0;mso-wrap-distance-left:9pt;mso-wrap-distance-top:0;mso-wrap-distance-right:9pt;mso-wrap-distance-bottom:0;mso-position-horizontal:absolute;mso-position-horizontal-relative:text;mso-position-vertical:absolute;mso-position-vertical-relative:text;mso-width-percent:0;mso-height-percent:0;mso-width-relative:margin;mso-height-relative:margin;v-text-anchor:top" o:gfxdata="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" fillcolor="#92d050" strokeweight=".5pt">
+                <v:textbox>
+                  <w:txbxContent>
+                    <w:p>
+                      <w:r>
+                        <w:t>PDL1 Status</w:t>
+                      </w:r>
+                    </w:p>
+                  </w:txbxContent>
+                </v:textbox>
+              </v:shape>
+            </w:pict>
+          </mc:Fallback>
+        </mc:AlternateContent>
+      </w:r>
+      <w:r>
+        <w:rPr>
+          <w:rFonts w:ascii="Times New Roman" w:hAnsi="Times New Roman" w:cs="Times New Roman"/>
+          <w:noProof/>
+        </w:rPr>
+        <mc:AlternateContent>
+          <mc:Choice Requires="wps">
+            <w:drawing>
+              <wp:anchor distT="0" distB="0" distL="114300" distR="114300" simplePos="0" relativeHeight="251743232" behindDoc="0" locked="0" layoutInCell="1" allowOverlap="1" wp14:anchorId="22C88329" wp14:editId="401830DA">
+                <wp:simplePos x="0" y="0"/>
+                <wp:positionH relativeFrom="column">
+                  <wp:posOffset>2963849</wp:posOffset>
+                </wp:positionH>
+                <wp:positionV relativeFrom="paragraph">
+                  <wp:posOffset>2266067</wp:posOffset>
+                </wp:positionV>
+                <wp:extent cx="441739" cy="1197306"/>
+                <wp:effectExtent l="0" t="25400" r="41275" b="9525"/>
+                <wp:wrapNone/>
+                <wp:docPr id="1833086143" name="Straight Arrow Connector 16"/>
+                <wp:cNvGraphicFramePr/>
+                <a:graphic xmlns:a="http://schemas.openxmlformats.org/drawingml/2006/main">
+                  <a:graphicData uri="http://schemas.microsoft.com/office/word/2010/wordprocessingShape">
+                    <wps:wsp>
+                      <wps:cNvCnPr/>
+                      <wps:spPr>
+                        <a:xfrm flipV="1">
+                          <a:off x="0" y="0"/>
+                          <a:ext cx="441739" cy="1197306"/>
+                        </a:xfrm>
+                        <a:prstGeom prst="straightConnector1">
+                          <a:avLst/>
+                        </a:prstGeom>
+                        <a:ln>
+                          <a:tailEnd type="triangle"/>
+                        </a:ln>
+                      </wps:spPr>
+                      <wps:style>
+                        <a:lnRef idx="1">
+                          <a:schemeClr val="accent1"/>
+                        </a:lnRef>
+                        <a:fillRef idx="0">
+                          <a:schemeClr val="accent1"/>
+                        </a:fillRef>
+                        <a:effectRef idx="0">
+                          <a:schemeClr val="accent1"/>
+                        </a:effectRef>
+                        <a:fontRef idx="minor">
+                          <a:schemeClr val="tx1"/>
+                        </a:fontRef>
+                      </wps:style>
+                      <wps:bodyPr/>
+                    </wps:wsp>
+                  </a:graphicData>
+                </a:graphic>
+                <wp14:sizeRelH relativeFrom="margin">
+                  <wp14:pctWidth>0</wp14:pctWidth>
+                </wp14:sizeRelH>
+                <wp14:sizeRelV relativeFrom="margin">
+                  <wp14:pctHeight>0</wp14:pctHeight>
+                </wp14:sizeRelV>
+              </wp:anchor>
+            </w:drawing>
+          </mc:Choice>
+          <mc:Fallback>
+            <w:pict>
+              <v:shape w14:anchorId="226A2C92" id="Straight Arrow Connector 16" o:spid="_x0000_s1026" type="#_x0000_t32" style="position:absolute;margin-left:233.35pt;margin-top:178.45pt;width:34.8pt;height:94.3pt;flip:y;z-index:251743232;visibility:visible;mso-wrap-style:square;mso-width-percent:0;mso-height-percent:0;mso-wrap-distance-left:9pt;mso-wrap-distance-top:0;mso-wrap-distance-right:9pt;mso-wrap-distance-bottom:0;mso-position-horizontal:absolute;mso-position-horizontal-relative:text;mso-position-vertical:absolute;mso-position-vertical-relative:text;mso-width-percent:0;mso-height-percent:0;mso-width-relative:margin;mso-height-relative:margin" o:gfxdata="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" strokecolor="#4472c4 [3204]" strokeweight=".5pt">
+                <v:stroke endarrow="block" joinstyle="miter"/>
+              </v:shape>
+            </w:pict>
+          </mc:Fallback>
+        </mc:AlternateContent>
+      </w:r>
+      <w:r>
+        <w:rPr>
+          <w:rFonts w:ascii="Times New Roman" w:hAnsi="Times New Roman" w:cs="Times New Roman"/>
+          <w:noProof/>
+        </w:rPr>
+        <mc:AlternateContent>
+          <mc:Choice Requires="wps">
+            <w:drawing>
+              <wp:anchor distT="0" distB="0" distL="114300" distR="114300" simplePos="0" relativeHeight="251798528" behindDoc="0" locked="0" layoutInCell="1" allowOverlap="1" wp14:anchorId="08D008C9" wp14:editId="003010D0">
+                <wp:simplePos x="0" y="0"/>
+                <wp:positionH relativeFrom="column">
+                  <wp:posOffset>1107992</wp:posOffset>
+                </wp:positionH>
+                <wp:positionV relativeFrom="paragraph">
+                  <wp:posOffset>2168938</wp:posOffset>
+                </wp:positionV>
+                <wp:extent cx="2032718" cy="1666599"/>
+                <wp:effectExtent l="0" t="25400" r="37465" b="22860"/>
+                <wp:wrapNone/>
+                <wp:docPr id="782368893" name="Straight Arrow Connector 16"/>
+                <wp:cNvGraphicFramePr/>
+                <a:graphic xmlns:a="http://schemas.openxmlformats.org/drawingml/2006/main">
+                  <a:graphicData uri="http://schemas.microsoft.com/office/word/2010/wordprocessingShape">
+                    <wps:wsp>
+                      <wps:cNvCnPr/>
+                      <wps:spPr>
+                        <a:xfrm flipV="1">
+                          <a:off x="0" y="0"/>
+                          <a:ext cx="2032718" cy="1666599"/>
+                        </a:xfrm>
+                        <a:prstGeom prst="straightConnector1">
+                          <a:avLst/>
+                        </a:prstGeom>
+                        <a:ln>
+                          <a:tailEnd type="triangle"/>
+                        </a:ln>
+                      </wps:spPr>
+                      <wps:style>
+                        <a:lnRef idx="1">
+                          <a:schemeClr val="accent1"/>
+                        </a:lnRef>
+                        <a:fillRef idx="0">
+                          <a:schemeClr val="accent1"/>
+                        </a:fillRef>
+                        <a:effectRef idx="0">
+                          <a:schemeClr val="accent1"/>
+                        </a:effectRef>
+                        <a:fontRef idx="minor">
+                          <a:schemeClr val="tx1"/>
+                        </a:fontRef>
+                      </wps:style>
+                      <wps:bodyPr/>
+                    </wps:wsp>
+                  </a:graphicData>
+                </a:graphic>
+                <wp14:sizeRelH relativeFrom="margin">
+                  <wp14:pctWidth>0</wp14:pctWidth>
+                </wp14:sizeRelH>
+                <wp14:sizeRelV relativeFrom="margin">
+                  <wp14:pctHeight>0</wp14:pctHeight>
+                </wp14:sizeRelV>
+              </wp:anchor>
+            </w:drawing>
+          </mc:Choice>
+          <mc:Fallback>
+            <w:pict>
+              <v:shape w14:anchorId="6CB7C17F" id="Straight Arrow Connector 16" o:spid="_x0000_s1026" type="#_x0000_t32" style="position:absolute;margin-left:87.25pt;margin-top:170.8pt;width:160.05pt;height:131.25pt;flip:y;z-index:251798528;visibility:visible;mso-wrap-style:square;mso-width-percent:0;mso-height-percent:0;mso-wrap-distance-left:9pt;mso-wrap-distance-top:0;mso-wrap-distance-right:9pt;mso-wrap-distance-bottom:0;mso-position-horizontal:absolute;mso-position-horizontal-relative:text;mso-position-vertical:absolute;mso-position-vertical-relative:text;mso-width-percent:0;mso-height-percent:0;mso-width-relative:margin;mso-height-relative:margin" o:gfxdata="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" strokecolor="#4472c4 [3204]" strokeweight=".5pt">
+                <v:stroke endarrow="block" joinstyle="miter"/>
+              </v:shape>
+            </w:pict>
+          </mc:Fallback>
+        </mc:AlternateContent>
+      </w:r>
+      <w:r>
+        <w:rPr>
+          <w:rFonts w:ascii="Times New Roman" w:hAnsi="Times New Roman" w:cs="Times New Roman"/>
+          <w:noProof/>
+        </w:rPr>
+        <mc:AlternateContent>
+          <mc:Choice Requires="wps">
+            <w:drawing>
+              <wp:anchor distT="0" distB="0" distL="114300" distR="114300" simplePos="0" relativeHeight="251796480" behindDoc="0" locked="0" layoutInCell="1" allowOverlap="1" wp14:anchorId="39BB3142" wp14:editId="64F8C611">
+                <wp:simplePos x="0" y="0"/>
+                <wp:positionH relativeFrom="column">
+                  <wp:posOffset>1110753</wp:posOffset>
+                </wp:positionH>
+                <wp:positionV relativeFrom="paragraph">
+                  <wp:posOffset>2467113</wp:posOffset>
+                </wp:positionV>
+                <wp:extent cx="65157" cy="1369032"/>
+                <wp:effectExtent l="12700" t="25400" r="49530" b="15875"/>
+                <wp:wrapNone/>
+                <wp:docPr id="700512036" name="Straight Arrow Connector 16"/>
+                <wp:cNvGraphicFramePr/>
+                <a:graphic xmlns:a="http://schemas.openxmlformats.org/drawingml/2006/main">
+                  <a:graphicData uri="http://schemas.microsoft.com/office/word/2010/wordprocessingShape">
+                    <wps:wsp>
+                      <wps:cNvCnPr/>
+                      <wps:spPr>
+                        <a:xfrm flipV="1">
+                          <a:off x="0" y="0"/>
+                          <a:ext cx="65157" cy="1369032"/>
+                        </a:xfrm>
+                        <a:prstGeom prst="straightConnector1">
+                          <a:avLst/>
+                        </a:prstGeom>
+                        <a:ln>
+                          <a:tailEnd type="triangle"/>
+                        </a:ln>
+                      </wps:spPr>
+                      <wps:style>
+                        <a:lnRef idx="1">
+                          <a:schemeClr val="accent1"/>
+                        </a:lnRef>
+                        <a:fillRef idx="0">
+                          <a:schemeClr val="accent1"/>
+                        </a:fillRef>
+                        <a:effectRef idx="0">
+                          <a:schemeClr val="accent1"/>
+                        </a:effectRef>
+                        <a:fontRef idx="minor">
+                          <a:schemeClr val="tx1"/>
+                        </a:fontRef>
+                      </wps:style>
+                      <wps:bodyPr/>
+                    </wps:wsp>
+                  </a:graphicData>
+                </a:graphic>
+                <wp14:sizeRelH relativeFrom="margin">
+                  <wp14:pctWidth>0</wp14:pctWidth>
+                </wp14:sizeRelH>
+                <wp14:sizeRelV relativeFrom="margin">
+                  <wp14:pctHeight>0</wp14:pctHeight>
+                </wp14:sizeRelV>
+              </wp:anchor>
+            </w:drawing>
+          </mc:Choice>
+          <mc:Fallback>
+            <w:pict>
+              <v:shape w14:anchorId="420E7E1D" id="Straight Arrow Connector 16" o:spid="_x0000_s1026" type="#_x0000_t32" style="position:absolute;margin-left:87.45pt;margin-top:194.25pt;width:5.15pt;height:107.8pt;flip:y;z-index:251796480;visibility:visible;mso-wrap-style:square;mso-width-percent:0;mso-height-percent:0;mso-wrap-distance-left:9pt;mso-wrap-distance-top:0;mso-wrap-distance-right:9pt;mso-wrap-distance-bottom:0;mso-position-horizontal:absolute;mso-position-horizontal-relative:text;mso-position-vertical:absolute;mso-position-vertical-relative:text;mso-width-percent:0;mso-height-percent:0;mso-width-relative:margin;mso-height-relative:margin" o:gfxdata="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" strokecolor="#4472c4 [3204]" strokeweight=".5pt">
+                <v:stroke endarrow="block" joinstyle="miter"/>
+              </v:shape>
+            </w:pict>
+          </mc:Fallback>
+        </mc:AlternateContent>
+      </w:r>
+      <w:r>
+        <w:rPr>
+          <w:rFonts w:ascii="Times New Roman" w:hAnsi="Times New Roman" w:cs="Times New Roman"/>
+          <w:noProof/>
+        </w:rPr>
+        <mc:AlternateContent>
+          <mc:Choice Requires="wps">
+            <w:drawing>
+              <wp:anchor distT="0" distB="0" distL="114300" distR="114300" simplePos="0" relativeHeight="251794432" behindDoc="0" locked="0" layoutInCell="1" allowOverlap="1" wp14:anchorId="3FC83A73" wp14:editId="482F3870">
+                <wp:simplePos x="0" y="0"/>
+                <wp:positionH relativeFrom="column">
+                  <wp:posOffset>-107398</wp:posOffset>
+                </wp:positionH>
+                <wp:positionV relativeFrom="paragraph">
+                  <wp:posOffset>3840451</wp:posOffset>
+                </wp:positionV>
+                <wp:extent cx="1838739" cy="467139"/>
+                <wp:effectExtent l="0" t="0" r="15875" b="15875"/>
+                <wp:wrapNone/>
+                <wp:docPr id="420150883" name="Text Box 2"/>
+                <wp:cNvGraphicFramePr/>
+                <a:graphic xmlns:a="http://schemas.openxmlformats.org/drawingml/2006/main">
+                  <a:graphicData uri="http://schemas.microsoft.com/office/word/2010/wordprocessingShape">
+                    <wps:wsp>
+                      <wps:cNvSpPr txBox="1"/>
+                      <wps:spPr>
+                        <a:xfrm>
+                          <a:off x="0" y="0"/>
+                          <a:ext cx="1838739" cy="467139"/>
+                        </a:xfrm>
+                        <a:prstGeom prst="rect">
+                          <a:avLst/>
+                        </a:prstGeom>
+                        <a:solidFill>
+                          <a:srgbClr val="92D050"/>
+                        </a:solidFill>
+                        <a:ln w="6350">
+                          <a:solidFill>
+                            <a:prstClr val="black"/>
+                          </a:solidFill>
+                        </a:ln>
+                      </wps:spPr>
+                      <wps:txbx>
+                        <w:txbxContent>
+                          <w:p>
+                            <w:r>
+                              <w:t>Presence and/or Location of Metastases</w:t>
+                            </w:r>
+                          </w:p>
+                        </w:txbxContent>
+                      </wps:txbx>
+                      <wps:bodyPr rot="0" spcFirstLastPara="0" vertOverflow="overflow" horzOverflow="overflow" vert="horz" wrap="square" lIns="91440" tIns="45720" rIns="91440" bIns="45720" numCol="1" spcCol="0" rtlCol="0" fromWordArt="0" anchor="t" anchorCtr="0" forceAA="0" compatLnSpc="1">
+                        <a:prstTxWarp prst="textNoShape">
+                          <a:avLst/>
+                        </a:prstTxWarp>
+                        <a:noAutofit/>
+                      </wps:bodyPr>
+                    </wps:wsp>
+                  </a:graphicData>
+                </a:graphic>
+                <wp14:sizeRelH relativeFrom="margin">
+                  <wp14:pctWidth>0</wp14:pctWidth>
+                </wp14:sizeRelH>
+                <wp14:sizeRelV relativeFrom="margin">
+                  <wp14:pctHeight>0</wp14:pctHeight>
+                </wp14:sizeRelV>
+              </wp:anchor>
+            </w:drawing>
+          </mc:Choice>
+          <mc:Fallback>
+            <w:pict>
+              <v:shape w14:anchorId="3FC83A73" id="_x0000_s1031" type="#_x0000_t202" style="position:absolute;margin-left:-8.45pt;margin-top:302.4pt;width:144.8pt;height:36.8pt;z-index:251794432;visibility:visible;mso-wrap-style:square;mso-width-percent:0;mso-height-percent:0;mso-wrap-distance-left:9pt;mso-wrap-distance-top:0;mso-wrap-distance-right:9pt;mso-wrap-distance-bottom:0;mso-position-horizontal:absolute;mso-position-horizontal-relative:text;mso-position-vertical:absolute;mso-position-vertical-relative:text;mso-width-percent:0;mso-height-percent:0;mso-width-relative:margin;mso-height-relative:margin;v-text-anchor:top" o:gfxdata="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" fillcolor="#92d050" strokeweight=".5pt">
+                <v:textbox>
+                  <w:txbxContent>
+                    <w:p>
+                      <w:r>
+                        <w:t>Presence and/or Location of Metastases</w:t>
+                      </w:r>
+                    </w:p>
+                  </w:txbxContent>
+                </v:textbox>
+              </v:shape>
+            </w:pict>
+          </mc:Fallback>
+        </mc:AlternateContent>
+      </w:r>
+      <w:r>
+        <w:rPr>
+          <w:rFonts w:ascii="Times New Roman" w:hAnsi="Times New Roman" w:cs="Times New Roman"/>
+          <w:noProof/>
+        </w:rPr>
+        <mc:AlternateContent>
+          <mc:Choice Requires="wps">
+            <w:drawing>
+              <wp:anchor distT="0" distB="0" distL="114300" distR="114300" simplePos="0" relativeHeight="251681792" behindDoc="0" locked="0" layoutInCell="1" allowOverlap="1" wp14:anchorId="69F8FCF4" wp14:editId="7FB5F94F">
+                <wp:simplePos x="0" y="0"/>
+                <wp:positionH relativeFrom="column">
+                  <wp:posOffset>-27830</wp:posOffset>
+                </wp:positionH>
+                <wp:positionV relativeFrom="paragraph">
+                  <wp:posOffset>2300909</wp:posOffset>
+                </wp:positionV>
+                <wp:extent cx="4018805" cy="528430"/>
+                <wp:effectExtent l="0" t="50800" r="0" b="17780"/>
+                <wp:wrapNone/>
+                <wp:docPr id="1131250466" name="Straight Arrow Connector 3"/>
+                <wp:cNvGraphicFramePr/>
+                <a:graphic xmlns:a="http://schemas.openxmlformats.org/drawingml/2006/main">
+                  <a:graphicData uri="http://schemas.microsoft.com/office/word/2010/wordprocessingShape">
+                    <wps:wsp>
+                      <wps:cNvCnPr/>
+                      <wps:spPr>
+                        <a:xfrm flipV="1">
+                          <a:off x="0" y="0"/>
+                          <a:ext cx="4018805" cy="528430"/>
+                        </a:xfrm>
+                        <a:prstGeom prst="straightConnector1">
+                          <a:avLst/>
+                        </a:prstGeom>
+                        <a:ln>
+                          <a:tailEnd type="triangle"/>
+                        </a:ln>
+                      </wps:spPr>
+                      <wps:style>
+                        <a:lnRef idx="1">
+                          <a:schemeClr val="accent1"/>
+                        </a:lnRef>
+                        <a:fillRef idx="0">
+                          <a:schemeClr val="accent1"/>
+                        </a:fillRef>
+                        <a:effectRef idx="0">
+                          <a:schemeClr val="accent1"/>
+                        </a:effectRef>
+                        <a:fontRef idx="minor">
+                          <a:schemeClr val="tx1"/>
+                        </a:fontRef>
+                      </wps:style>
+                      <wps:bodyPr/>
+                    </wps:wsp>
+                  </a:graphicData>
+                </a:graphic>
+                <wp14:sizeRelH relativeFrom="margin">
+                  <wp14:pctWidth>0</wp14:pctWidth>
+                </wp14:sizeRelH>
+                <wp14:sizeRelV relativeFrom="margin">
+                  <wp14:pctHeight>0</wp14:pctHeight>
+                </wp14:sizeRelV>
+              </wp:anchor>
+            </w:drawing>
+          </mc:Choice>
+          <mc:Fallback>
+            <w:pict>
+              <v:shape w14:anchorId="06D7571E" id="Straight Arrow Connector 3" o:spid="_x0000_s1026" type="#_x0000_t32" style="position:absolute;margin-left:-2.2pt;margin-top:181.15pt;width:316.45pt;height:41.6pt;flip:y;z-index:251681792;visibility:visible;mso-wrap-style:square;mso-width-percent:0;mso-height-percent:0;mso-wrap-distance-left:9pt;mso-wrap-distance-top:0;mso-wrap-distance-right:9pt;mso-wrap-distance-bottom:0;mso-position-horizontal:absolute;mso-position-horizontal-relative:text;mso-position-vertical:absolute;mso-position-vertical-relative:text;mso-width-percent:0;mso-height-percent:0;mso-width-relative:margin;mso-height-relative:margin" o:gfxdata="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" strokecolor="#4472c4 [3204]" strokeweight=".5pt">
+                <v:stroke endarrow="block" joinstyle="miter"/>
+              </v:shape>
+            </w:pict>
+          </mc:Fallback>
+        </mc:AlternateContent>
+      </w:r>
+      <w:r>
+        <w:rPr>
+          <w:rFonts w:ascii="Times New Roman" w:hAnsi="Times New Roman" w:cs="Times New Roman"/>
+          <w:noProof/>
+        </w:rPr>
+        <mc:AlternateContent>
+          <mc:Choice Requires="wps">
+            <w:drawing>
+              <wp:anchor distT="0" distB="0" distL="114300" distR="114300" simplePos="0" relativeHeight="251683840" behindDoc="0" locked="0" layoutInCell="1" allowOverlap="1" wp14:anchorId="46761509" wp14:editId="25901E5E">
+                <wp:simplePos x="0" y="0"/>
+                <wp:positionH relativeFrom="column">
+                  <wp:posOffset>-107343</wp:posOffset>
+                </wp:positionH>
+                <wp:positionV relativeFrom="paragraph">
+                  <wp:posOffset>2467113</wp:posOffset>
+                </wp:positionV>
+                <wp:extent cx="872987" cy="362226"/>
+                <wp:effectExtent l="0" t="25400" r="29210" b="19050"/>
+                <wp:wrapNone/>
+                <wp:docPr id="1802173706" name="Straight Arrow Connector 3"/>
+                <wp:cNvGraphicFramePr/>
+                <a:graphic xmlns:a="http://schemas.openxmlformats.org/drawingml/2006/main">
+                  <a:graphicData uri="http://schemas.microsoft.com/office/word/2010/wordprocessingShape">
+                    <wps:wsp>
+                      <wps:cNvCnPr/>
+                      <wps:spPr>
+                        <a:xfrm flipV="1">
+                          <a:off x="0" y="0"/>
+                          <a:ext cx="872987" cy="362226"/>
+                        </a:xfrm>
+                        <a:prstGeom prst="straightConnector1">
+                          <a:avLst/>
+                        </a:prstGeom>
+                        <a:ln>
+                          <a:tailEnd type="triangle"/>
+                        </a:ln>
+                      </wps:spPr>
+                      <wps:style>
+                        <a:lnRef idx="1">
+                          <a:schemeClr val="accent1"/>
+                        </a:lnRef>
+                        <a:fillRef idx="0">
+                          <a:schemeClr val="accent1"/>
+                        </a:fillRef>
+                        <a:effectRef idx="0">
+                          <a:schemeClr val="accent1"/>
+                        </a:effectRef>
+                        <a:fontRef idx="minor">
+                          <a:schemeClr val="tx1"/>
+                        </a:fontRef>
+                      </wps:style>
+                      <wps:bodyPr/>
+                    </wps:wsp>
+                  </a:graphicData>
+                </a:graphic>
+                <wp14:sizeRelH relativeFrom="margin">
+                  <wp14:pctWidth>0</wp14:pctWidth>
+                </wp14:sizeRelH>
+                <wp14:sizeRelV relativeFrom="margin">
+                  <wp14:pctHeight>0</wp14:pctHeight>
+                </wp14:sizeRelV>
+              </wp:anchor>
+            </w:drawing>
+          </mc:Choice>
+          <mc:Fallback>
+            <w:pict>
+              <v:shape w14:anchorId="63986A74" id="Straight Arrow Connector 3" o:spid="_x0000_s1026" type="#_x0000_t32" style="position:absolute;margin-left:-8.45pt;margin-top:194.25pt;width:68.75pt;height:28.5pt;flip:y;z-index:251683840;visibility:visible;mso-wrap-style:square;mso-width-percent:0;mso-height-percent:0;mso-wrap-distance-left:9pt;mso-wrap-distance-top:0;mso-wrap-distance-right:9pt;mso-wrap-distance-bottom:0;mso-position-horizontal:absolute;mso-position-horizontal-relative:text;mso-position-vertical:absolute;mso-position-vertical-relative:text;mso-width-percent:0;mso-height-percent:0;mso-width-relative:margin;mso-height-relative:margin" o:gfxdata="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" strokecolor="#4472c4 [3204]" strokeweight=".5pt">
+                <v:stroke endarrow="block" joinstyle="miter"/>
+              </v:shape>
+            </w:pict>
+          </mc:Fallback>
+        </mc:AlternateContent>
+      </w:r>
+      <w:r>
+        <w:rPr>
+          <w:rFonts w:ascii="Times New Roman" w:hAnsi="Times New Roman" w:cs="Times New Roman"/>
+          <w:noProof/>
+        </w:rPr>
+        <mc:AlternateContent>
+          <mc:Choice Requires="wps">
+            <w:drawing>
+              <wp:anchor distT="0" distB="0" distL="114300" distR="114300" simplePos="0" relativeHeight="251679744" behindDoc="0" locked="0" layoutInCell="1" allowOverlap="1" wp14:anchorId="1620934F" wp14:editId="02FA2043">
+                <wp:simplePos x="0" y="0"/>
+                <wp:positionH relativeFrom="column">
+                  <wp:posOffset>-698224</wp:posOffset>
+                </wp:positionH>
+                <wp:positionV relativeFrom="paragraph">
+                  <wp:posOffset>2830333</wp:posOffset>
+                </wp:positionV>
+                <wp:extent cx="1577340" cy="695325"/>
+                <wp:effectExtent l="0" t="0" r="10160" b="15875"/>
+                <wp:wrapNone/>
+                <wp:docPr id="761360878" name="Text Box 2"/>
+                <wp:cNvGraphicFramePr/>
+                <a:graphic xmlns:a="http://schemas.openxmlformats.org/drawingml/2006/main">
+                  <a:graphicData uri="http://schemas.microsoft.com/office/word/2010/wordprocessingShape">
+                    <wps:wsp>
+                      <wps:cNvSpPr txBox="1"/>
+                      <wps:spPr>
+                        <a:xfrm>
+                          <a:off x="0" y="0"/>
+                          <a:ext cx="1577340" cy="695325"/>
+                        </a:xfrm>
+                        <a:prstGeom prst="rect">
+                          <a:avLst/>
+                        </a:prstGeom>
+                        <a:solidFill>
+                          <a:srgbClr val="92D050"/>
+                        </a:solidFill>
+                        <a:ln w="6350">
+                          <a:solidFill>
+                            <a:prstClr val="black"/>
+                          </a:solidFill>
+                        </a:ln>
+                      </wps:spPr>
+                      <wps:txbx>
+                        <w:txbxContent>
+                          <w:p>
+                            <w:pPr>
+                              <w:rPr>
+                                <w:u w:val="single"/>
+                              </w:rPr>
+                            </w:pPr>
+                            <w:r>
+                              <w:rPr>
+                                <w:u w:val="single"/>
+                              </w:rPr>
+                              <w:t>Tumor Characteristics:</w:t>
+                            </w:r>
+                          </w:p>
+                          <w:p>
+                            <w:r>
+                              <w:t>Tumor Histology</w:t>
+                            </w:r>
+                          </w:p>
+                          <w:p>
+                            <w:r>
+                              <w:t>Tumor Stage</w:t>
+                            </w:r>
+                          </w:p>
+                        </w:txbxContent>
+                      </wps:txbx>
+                      <wps:bodyPr rot="0" spcFirstLastPara="0" vertOverflow="overflow" horzOverflow="overflow" vert="horz" wrap="square" lIns="91440" tIns="45720" rIns="91440" bIns="45720" numCol="1" spcCol="0" rtlCol="0" fromWordArt="0" anchor="t" anchorCtr="0" forceAA="0" compatLnSpc="1">
+                        <a:prstTxWarp prst="textNoShape">
+                          <a:avLst/>
+                        </a:prstTxWarp>
+                        <a:noAutofit/>
+                      </wps:bodyPr>
+                    </wps:wsp>
+                  </a:graphicData>
+                </a:graphic>
+                <wp14:sizeRelH relativeFrom="margin">
+                  <wp14:pctWidth>0</wp14:pctWidth>
+                </wp14:sizeRelH>
+                <wp14:sizeRelV relativeFrom="margin">
+                  <wp14:pctHeight>0</wp14:pctHeight>
+                </wp14:sizeRelV>
+              </wp:anchor>
+            </w:drawing>
+          </mc:Choice>
+          <mc:Fallback>
+            <w:pict>
+              <v:shape w14:anchorId="1620934F" id="_x0000_s1032" type="#_x0000_t202" style="position:absolute;margin-left:-55pt;margin-top:222.85pt;width:124.2pt;height:54.75pt;z-index:251679744;visibility:visible;mso-wrap-style:square;mso-width-percent:0;mso-height-percent:0;mso-wrap-distance-left:9pt;mso-wrap-distance-top:0;mso-wrap-distance-right:9pt;mso-wrap-distance-bottom:0;mso-position-horizontal:absolute;mso-position-horizontal-relative:text;mso-position-vertical:absolute;mso-position-vertical-relative:text;mso-width-percent:0;mso-height-percent:0;mso-width-relative:margin;mso-height-relative:margin;v-text-anchor:top" o:gfxdata="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" fillcolor="#92d050" strokeweight=".5pt">
+                <v:textbox>
+                  <w:txbxContent>
+                    <w:p>
+                      <w:pPr>
+                        <w:rPr>
+                          <w:u w:val="single"/>
+                        </w:rPr>
+                      </w:pPr>
+                      <w:r>
+                        <w:rPr>
+                          <w:u w:val="single"/>
+                        </w:rPr>
+                        <w:t>Tumor Characteristics:</w:t>
+                      </w:r>
+                    </w:p>
+                    <w:p>
+                      <w:r>
+                        <w:t>Tumor Histology</w:t>
+                      </w:r>
+                    </w:p>
+                    <w:p>
+                      <w:r>
+                        <w:t>Tumor Stage</w:t>
+                      </w:r>
+                    </w:p>
+                  </w:txbxContent>
+                </v:textbox>
+              </v:shape>
+            </w:pict>
+          </mc:Fallback>
+        </mc:AlternateContent>
+      </w:r>
       <w:r>
         <w:rPr>
           <w:rFonts w:ascii="Times New Roman" w:hAnsi="Times New Roman" w:cs="Times New Roman"/>
@@ -497,7 +1865,7 @@
         <mc:AlternateContent>
           <mc:Choice Requires="wps">
             <w:drawing>
-              <wp:anchor distT="0" distB="0" distL="114300" distR="114300" simplePos="0" relativeHeight="251778048" behindDoc="0" locked="0" layoutInCell="1" allowOverlap="1" wp14:anchorId="7524EB40" wp14:editId="7E3EC3BD">
+              <wp:anchor distT="0" distB="0" distL="114300" distR="114300" simplePos="0" relativeHeight="251778048" behindDoc="0" locked="0" layoutInCell="1" allowOverlap="1" wp14:anchorId="7524EB40" wp14:editId="27FFCCBA">
                 <wp:simplePos x="0" y="0"/>
                 <wp:positionH relativeFrom="column">
                   <wp:posOffset>3512988</wp:posOffset>
@@ -560,7 +1928,7 @@
           </mc:Choice>
           <mc:Fallback>
             <w:pict>
-              <v:shape w14:anchorId="7524EB40" id="_x0000_s1028" type="#_x0000_t202" style="position:absolute;margin-left:276.6pt;margin-top:263.55pt;width:122.8pt;height:54pt;z-index:251778048;visibility:visible;mso-wrap-style:square;mso-width-percent:0;mso-height-percent:0;mso-wrap-distance-left:9pt;mso-wrap-distance-top:0;mso-wrap-distance-right:9pt;mso-wrap-distance-bottom:0;mso-position-horizontal:absolute;mso-position-horizontal-relative:text;mso-position-vertical:absolute;mso-position-vertical-relative:text;mso-width-percent:0;mso-height-percent:0;mso-width-relative:margin;mso-height-relative:margin;v-text-anchor:top" o:gfxdata="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" fillcolor="yellow" strokeweight=".5pt">
+              <v:shape w14:anchorId="7524EB40" id="_x0000_s1034" type="#_x0000_t202" style="position:absolute;margin-left:276.6pt;margin-top:263.55pt;width:122.8pt;height:54pt;z-index:251778048;visibility:visible;mso-wrap-style:square;mso-width-percent:0;mso-height-percent:0;mso-wrap-distance-left:9pt;mso-wrap-distance-top:0;mso-wrap-distance-right:9pt;mso-wrap-distance-bottom:0;mso-position-horizontal:absolute;mso-position-horizontal-relative:text;mso-position-vertical:absolute;mso-position-vertical-relative:text;mso-width-percent:0;mso-height-percent:0;mso-width-relative:margin;mso-height-relative:margin;v-text-anchor:top" o:gfxdata="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" fillcolor="yellow" strokeweight=".5pt">
                 <v:textbox>
                   <w:txbxContent>
                     <w:p>
@@ -583,80 +1951,7 @@
         <mc:AlternateContent>
           <mc:Choice Requires="wps">
             <w:drawing>
-              <wp:anchor distT="0" distB="0" distL="114300" distR="114300" simplePos="0" relativeHeight="251681792" behindDoc="0" locked="0" layoutInCell="1" allowOverlap="1" wp14:anchorId="69F8FCF4" wp14:editId="6965B3EE">
-                <wp:simplePos x="0" y="0"/>
-                <wp:positionH relativeFrom="column">
-                  <wp:posOffset>-29139</wp:posOffset>
-                </wp:positionH>
-                <wp:positionV relativeFrom="paragraph">
-                  <wp:posOffset>2307073</wp:posOffset>
-                </wp:positionV>
-                <wp:extent cx="4019340" cy="688486"/>
-                <wp:effectExtent l="0" t="50800" r="0" b="22860"/>
-                <wp:wrapNone/>
-                <wp:docPr id="1131250466" name="Straight Arrow Connector 3"/>
-                <wp:cNvGraphicFramePr/>
-                <a:graphic xmlns:a="http://schemas.openxmlformats.org/drawingml/2006/main">
-                  <a:graphicData uri="http://schemas.microsoft.com/office/word/2010/wordprocessingShape">
-                    <wps:wsp>
-                      <wps:cNvCnPr/>
-                      <wps:spPr>
-                        <a:xfrm flipV="1">
-                          <a:off x="0" y="0"/>
-                          <a:ext cx="4019340" cy="688486"/>
-                        </a:xfrm>
-                        <a:prstGeom prst="straightConnector1">
-                          <a:avLst/>
-                        </a:prstGeom>
-                        <a:ln>
-                          <a:tailEnd type="triangle"/>
-                        </a:ln>
-                      </wps:spPr>
-                      <wps:style>
-                        <a:lnRef idx="1">
-                          <a:schemeClr val="accent1"/>
-                        </a:lnRef>
-                        <a:fillRef idx="0">
-                          <a:schemeClr val="accent1"/>
-                        </a:fillRef>
-                        <a:effectRef idx="0">
-                          <a:schemeClr val="accent1"/>
-                        </a:effectRef>
-                        <a:fontRef idx="minor">
-                          <a:schemeClr val="tx1"/>
-                        </a:fontRef>
-                      </wps:style>
-                      <wps:bodyPr/>
-                    </wps:wsp>
-                  </a:graphicData>
-                </a:graphic>
-                <wp14:sizeRelH relativeFrom="margin">
-                  <wp14:pctWidth>0</wp14:pctWidth>
-                </wp14:sizeRelH>
-                <wp14:sizeRelV relativeFrom="margin">
-                  <wp14:pctHeight>0</wp14:pctHeight>
-                </wp14:sizeRelV>
-              </wp:anchor>
-            </w:drawing>
-          </mc:Choice>
-          <mc:Fallback>
-            <w:pict>
-              <v:shape w14:anchorId="620EBFDD" id="Straight Arrow Connector 3" o:spid="_x0000_s1026" type="#_x0000_t32" style="position:absolute;margin-left:-2.3pt;margin-top:181.65pt;width:316.5pt;height:54.2pt;flip:y;z-index:251681792;visibility:visible;mso-wrap-style:square;mso-width-percent:0;mso-height-percent:0;mso-wrap-distance-left:9pt;mso-wrap-distance-top:0;mso-wrap-distance-right:9pt;mso-wrap-distance-bottom:0;mso-position-horizontal:absolute;mso-position-horizontal-relative:text;mso-position-vertical:absolute;mso-position-vertical-relative:text;mso-width-percent:0;mso-height-percent:0;mso-width-relative:margin;mso-height-relative:margin" o:gfxdata="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" strokecolor="#4472c4 [3204]" strokeweight=".5pt">
-                <v:stroke endarrow="block" joinstyle="miter"/>
-              </v:shape>
-            </w:pict>
-          </mc:Fallback>
-        </mc:AlternateContent>
-      </w:r>
-      <w:r>
-        <w:rPr>
-          <w:rFonts w:ascii="Times New Roman" w:hAnsi="Times New Roman" w:cs="Times New Roman"/>
-          <w:noProof/>
-        </w:rPr>
-        <mc:AlternateContent>
-          <mc:Choice Requires="wps">
-            <w:drawing>
-              <wp:anchor distT="0" distB="0" distL="114300" distR="114300" simplePos="0" relativeHeight="251721728" behindDoc="0" locked="0" layoutInCell="1" allowOverlap="1" wp14:anchorId="0F1884CA" wp14:editId="30314F3E">
+              <wp:anchor distT="0" distB="0" distL="114300" distR="114300" simplePos="0" relativeHeight="251721728" behindDoc="0" locked="0" layoutInCell="1" allowOverlap="1" wp14:anchorId="0F1884CA" wp14:editId="50981600">
                 <wp:simplePos x="0" y="0"/>
                 <wp:positionH relativeFrom="column">
                   <wp:posOffset>1553398</wp:posOffset>
@@ -714,80 +2009,7 @@
           </mc:Choice>
           <mc:Fallback>
             <w:pict>
-              <v:shape w14:anchorId="169EE397" id="Straight Arrow Connector 16" o:spid="_x0000_s1026" type="#_x0000_t32" style="position:absolute;margin-left:122.3pt;margin-top:194.3pt;width:111.15pt;height:78.9pt;flip:x y;z-index:251721728;visibility:visible;mso-wrap-style:square;mso-width-percent:0;mso-height-percent:0;mso-wrap-distance-left:9pt;mso-wrap-distance-top:0;mso-wrap-distance-right:9pt;mso-wrap-distance-bottom:0;mso-position-horizontal:absolute;mso-position-horizontal-relative:text;mso-position-vertical:absolute;mso-position-vertical-relative:text;mso-width-percent:0;mso-height-percent:0;mso-width-relative:margin;mso-height-relative:margin" o:gfxdata="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" strokecolor="#4472c4 [3204]" strokeweight=".5pt">
-                <v:stroke endarrow="block" joinstyle="miter"/>
-              </v:shape>
-            </w:pict>
-          </mc:Fallback>
-        </mc:AlternateContent>
-      </w:r>
-      <w:r>
-        <w:rPr>
-          <w:rFonts w:ascii="Times New Roman" w:hAnsi="Times New Roman" w:cs="Times New Roman"/>
-          <w:noProof/>
-        </w:rPr>
-        <mc:AlternateContent>
-          <mc:Choice Requires="wps">
-            <w:drawing>
-              <wp:anchor distT="0" distB="0" distL="114300" distR="114300" simplePos="0" relativeHeight="251743232" behindDoc="0" locked="0" layoutInCell="1" allowOverlap="1" wp14:anchorId="22C88329" wp14:editId="26B29AD6">
-                <wp:simplePos x="0" y="0"/>
-                <wp:positionH relativeFrom="column">
-                  <wp:posOffset>2965269</wp:posOffset>
-                </wp:positionH>
-                <wp:positionV relativeFrom="paragraph">
-                  <wp:posOffset>2199193</wp:posOffset>
-                </wp:positionV>
-                <wp:extent cx="179216" cy="1270838"/>
-                <wp:effectExtent l="0" t="25400" r="49530" b="12065"/>
-                <wp:wrapNone/>
-                <wp:docPr id="1833086143" name="Straight Arrow Connector 16"/>
-                <wp:cNvGraphicFramePr/>
-                <a:graphic xmlns:a="http://schemas.openxmlformats.org/drawingml/2006/main">
-                  <a:graphicData uri="http://schemas.microsoft.com/office/word/2010/wordprocessingShape">
-                    <wps:wsp>
-                      <wps:cNvCnPr/>
-                      <wps:spPr>
-                        <a:xfrm flipV="1">
-                          <a:off x="0" y="0"/>
-                          <a:ext cx="179216" cy="1270838"/>
-                        </a:xfrm>
-                        <a:prstGeom prst="straightConnector1">
-                          <a:avLst/>
-                        </a:prstGeom>
-                        <a:ln>
-                          <a:tailEnd type="triangle"/>
-                        </a:ln>
-                      </wps:spPr>
-                      <wps:style>
-                        <a:lnRef idx="1">
-                          <a:schemeClr val="accent1"/>
-                        </a:lnRef>
-                        <a:fillRef idx="0">
-                          <a:schemeClr val="accent1"/>
-                        </a:fillRef>
-                        <a:effectRef idx="0">
-                          <a:schemeClr val="accent1"/>
-                        </a:effectRef>
-                        <a:fontRef idx="minor">
-                          <a:schemeClr val="tx1"/>
-                        </a:fontRef>
-                      </wps:style>
-                      <wps:bodyPr/>
-                    </wps:wsp>
-                  </a:graphicData>
-                </a:graphic>
-                <wp14:sizeRelH relativeFrom="margin">
-                  <wp14:pctWidth>0</wp14:pctWidth>
-                </wp14:sizeRelH>
-                <wp14:sizeRelV relativeFrom="margin">
-                  <wp14:pctHeight>0</wp14:pctHeight>
-                </wp14:sizeRelV>
-              </wp:anchor>
-            </w:drawing>
-          </mc:Choice>
-          <mc:Fallback>
-            <w:pict>
-              <v:shape w14:anchorId="27136C1F" id="Straight Arrow Connector 16" o:spid="_x0000_s1026" type="#_x0000_t32" style="position:absolute;margin-left:233.5pt;margin-top:173.15pt;width:14.1pt;height:100.05pt;flip:y;z-index:251743232;visibility:visible;mso-wrap-style:square;mso-width-percent:0;mso-height-percent:0;mso-wrap-distance-left:9pt;mso-wrap-distance-top:0;mso-wrap-distance-right:9pt;mso-wrap-distance-bottom:0;mso-position-horizontal:absolute;mso-position-horizontal-relative:text;mso-position-vertical:absolute;mso-position-vertical-relative:text;mso-width-percent:0;mso-height-percent:0;mso-width-relative:margin;mso-height-relative:margin" o:gfxdata="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" strokecolor="#4472c4 [3204]" strokeweight=".5pt">
+              <v:shape w14:anchorId="3D2742AB" id="Straight Arrow Connector 16" o:spid="_x0000_s1026" type="#_x0000_t32" style="position:absolute;margin-left:122.3pt;margin-top:194.3pt;width:111.15pt;height:78.9pt;flip:x y;z-index:251721728;visibility:visible;mso-wrap-style:square;mso-width-percent:0;mso-height-percent:0;mso-wrap-distance-left:9pt;mso-wrap-distance-top:0;mso-wrap-distance-right:9pt;mso-wrap-distance-bottom:0;mso-position-horizontal:absolute;mso-position-horizontal-relative:text;mso-position-vertical:absolute;mso-position-vertical-relative:text;mso-width-percent:0;mso-height-percent:0;mso-width-relative:margin;mso-height-relative:margin" o:gfxdata="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" strokecolor="#4472c4 [3204]" strokeweight=".5pt">
                 <v:stroke endarrow="block" joinstyle="miter"/>
               </v:shape>
             </w:pict>
@@ -1199,7 +2421,7 @@
         <mc:AlternateContent>
           <mc:Choice Requires="wps">
             <w:drawing>
-              <wp:anchor distT="0" distB="0" distL="114300" distR="114300" simplePos="0" relativeHeight="251677696" behindDoc="0" locked="0" layoutInCell="1" allowOverlap="1" wp14:anchorId="076853C4" wp14:editId="5B4BE90C">
+              <wp:anchor distT="0" distB="0" distL="114300" distR="114300" simplePos="0" relativeHeight="251677696" behindDoc="0" locked="0" layoutInCell="1" allowOverlap="1" wp14:anchorId="076853C4" wp14:editId="5B0ECCEE">
                 <wp:simplePos x="0" y="0"/>
                 <wp:positionH relativeFrom="column">
                   <wp:posOffset>3517928</wp:posOffset>
@@ -1257,7 +2479,7 @@
           </mc:Choice>
           <mc:Fallback>
             <w:pict>
-              <v:shape w14:anchorId="18A814A6" id="Straight Arrow Connector 3" o:spid="_x0000_s1026" type="#_x0000_t32" style="position:absolute;margin-left:277pt;margin-top:12.9pt;width:64.85pt;height:140.8pt;z-index:251677696;visibility:visible;mso-wrap-style:square;mso-width-percent:0;mso-height-percent:0;mso-wrap-distance-left:9pt;mso-wrap-distance-top:0;mso-wrap-distance-right:9pt;mso-wrap-distance-bottom:0;mso-position-horizontal:absolute;mso-position-horizontal-relative:text;mso-position-vertical:absolute;mso-position-vertical-relative:text;mso-width-percent:0;mso-height-percent:0;mso-width-relative:margin;mso-height-relative:margin" o:gfxdata="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" strokecolor="#4472c4 [3204]" strokeweight=".5pt">
+              <v:shape w14:anchorId="4ECF8E4E" id="Straight Arrow Connector 3" o:spid="_x0000_s1026" type="#_x0000_t32" style="position:absolute;margin-left:277pt;margin-top:12.9pt;width:64.85pt;height:140.8pt;z-index:251677696;visibility:visible;mso-wrap-style:square;mso-width-percent:0;mso-height-percent:0;mso-wrap-distance-left:9pt;mso-wrap-distance-top:0;mso-wrap-distance-right:9pt;mso-wrap-distance-bottom:0;mso-position-horizontal:absolute;mso-position-horizontal-relative:text;mso-position-vertical:absolute;mso-position-vertical-relative:text;mso-width-percent:0;mso-height-percent:0;mso-width-relative:margin;mso-height-relative:margin" o:gfxdata="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" strokecolor="#4472c4 [3204]" strokeweight=".5pt">
                 <v:stroke endarrow="block" joinstyle="miter"/>
               </v:shape>
             </w:pict>
@@ -1272,434 +2494,7 @@
         <mc:AlternateContent>
           <mc:Choice Requires="wps">
             <w:drawing>
-              <wp:anchor distT="0" distB="0" distL="114300" distR="114300" simplePos="0" relativeHeight="251667456" behindDoc="0" locked="0" layoutInCell="1" allowOverlap="1" wp14:anchorId="3520C9AC" wp14:editId="7C4BCBF6">
-                <wp:simplePos x="0" y="0"/>
-                <wp:positionH relativeFrom="column">
-                  <wp:posOffset>1942987</wp:posOffset>
-                </wp:positionH>
-                <wp:positionV relativeFrom="paragraph">
-                  <wp:posOffset>405284</wp:posOffset>
-                </wp:positionV>
-                <wp:extent cx="2961410" cy="1415101"/>
-                <wp:effectExtent l="25400" t="0" r="10795" b="33020"/>
-                <wp:wrapNone/>
-                <wp:docPr id="1042651647" name="Straight Arrow Connector 3"/>
-                <wp:cNvGraphicFramePr/>
-                <a:graphic xmlns:a="http://schemas.openxmlformats.org/drawingml/2006/main">
-                  <a:graphicData uri="http://schemas.microsoft.com/office/word/2010/wordprocessingShape">
-                    <wps:wsp>
-                      <wps:cNvCnPr/>
-                      <wps:spPr>
-                        <a:xfrm flipH="1">
-                          <a:off x="0" y="0"/>
-                          <a:ext cx="2961410" cy="1415101"/>
-                        </a:xfrm>
-                        <a:prstGeom prst="straightConnector1">
-                          <a:avLst/>
-                        </a:prstGeom>
-                        <a:ln>
-                          <a:tailEnd type="triangle"/>
-                        </a:ln>
-                      </wps:spPr>
-                      <wps:style>
-                        <a:lnRef idx="1">
-                          <a:schemeClr val="accent1"/>
-                        </a:lnRef>
-                        <a:fillRef idx="0">
-                          <a:schemeClr val="accent1"/>
-                        </a:fillRef>
-                        <a:effectRef idx="0">
-                          <a:schemeClr val="accent1"/>
-                        </a:effectRef>
-                        <a:fontRef idx="minor">
-                          <a:schemeClr val="tx1"/>
-                        </a:fontRef>
-                      </wps:style>
-                      <wps:bodyPr/>
-                    </wps:wsp>
-                  </a:graphicData>
-                </a:graphic>
-                <wp14:sizeRelH relativeFrom="margin">
-                  <wp14:pctWidth>0</wp14:pctWidth>
-                </wp14:sizeRelH>
-                <wp14:sizeRelV relativeFrom="margin">
-                  <wp14:pctHeight>0</wp14:pctHeight>
-                </wp14:sizeRelV>
-              </wp:anchor>
-            </w:drawing>
-          </mc:Choice>
-          <mc:Fallback>
-            <w:pict>
-              <v:shape w14:anchorId="146BC2CD" id="Straight Arrow Connector 3" o:spid="_x0000_s1026" type="#_x0000_t32" style="position:absolute;margin-left:153pt;margin-top:31.9pt;width:233.2pt;height:111.45pt;flip:x;z-index:251667456;visibility:visible;mso-wrap-style:square;mso-width-percent:0;mso-height-percent:0;mso-wrap-distance-left:9pt;mso-wrap-distance-top:0;mso-wrap-distance-right:9pt;mso-wrap-distance-bottom:0;mso-position-horizontal:absolute;mso-position-horizontal-relative:text;mso-position-vertical:absolute;mso-position-vertical-relative:text;mso-width-percent:0;mso-height-percent:0;mso-width-relative:margin;mso-height-relative:margin" o:gfxdata="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" strokecolor="#4472c4 [3204]" strokeweight=".5pt">
-                <v:stroke endarrow="block" joinstyle="miter"/>
-              </v:shape>
-            </w:pict>
-          </mc:Fallback>
-        </mc:AlternateContent>
-      </w:r>
-      <w:r>
-        <w:rPr>
-          <w:rFonts w:ascii="Times New Roman" w:hAnsi="Times New Roman" w:cs="Times New Roman"/>
-          <w:noProof/>
-        </w:rPr>
-        <mc:AlternateContent>
-          <mc:Choice Requires="wps">
-            <w:drawing>
-              <wp:anchor distT="0" distB="0" distL="114300" distR="114300" simplePos="0" relativeHeight="251732992" behindDoc="0" locked="0" layoutInCell="1" allowOverlap="1" wp14:anchorId="4B7BEECC" wp14:editId="6EBEB2AC">
-                <wp:simplePos x="0" y="0"/>
-                <wp:positionH relativeFrom="column">
-                  <wp:posOffset>4562955</wp:posOffset>
-                </wp:positionH>
-                <wp:positionV relativeFrom="paragraph">
-                  <wp:posOffset>405283</wp:posOffset>
-                </wp:positionV>
-                <wp:extent cx="343815" cy="1536993"/>
-                <wp:effectExtent l="38100" t="0" r="24765" b="25400"/>
-                <wp:wrapNone/>
-                <wp:docPr id="1832083214" name="Straight Arrow Connector 25"/>
-                <wp:cNvGraphicFramePr/>
-                <a:graphic xmlns:a="http://schemas.openxmlformats.org/drawingml/2006/main">
-                  <a:graphicData uri="http://schemas.microsoft.com/office/word/2010/wordprocessingShape">
-                    <wps:wsp>
-                      <wps:cNvCnPr/>
-                      <wps:spPr>
-                        <a:xfrm flipH="1">
-                          <a:off x="0" y="0"/>
-                          <a:ext cx="343815" cy="1536993"/>
-                        </a:xfrm>
-                        <a:prstGeom prst="straightConnector1">
-                          <a:avLst/>
-                        </a:prstGeom>
-                        <a:ln>
-                          <a:tailEnd type="triangle"/>
-                        </a:ln>
-                      </wps:spPr>
-                      <wps:style>
-                        <a:lnRef idx="1">
-                          <a:schemeClr val="accent1"/>
-                        </a:lnRef>
-                        <a:fillRef idx="0">
-                          <a:schemeClr val="accent1"/>
-                        </a:fillRef>
-                        <a:effectRef idx="0">
-                          <a:schemeClr val="accent1"/>
-                        </a:effectRef>
-                        <a:fontRef idx="minor">
-                          <a:schemeClr val="tx1"/>
-                        </a:fontRef>
-                      </wps:style>
-                      <wps:bodyPr/>
-                    </wps:wsp>
-                  </a:graphicData>
-                </a:graphic>
-                <wp14:sizeRelH relativeFrom="margin">
-                  <wp14:pctWidth>0</wp14:pctWidth>
-                </wp14:sizeRelH>
-                <wp14:sizeRelV relativeFrom="margin">
-                  <wp14:pctHeight>0</wp14:pctHeight>
-                </wp14:sizeRelV>
-              </wp:anchor>
-            </w:drawing>
-          </mc:Choice>
-          <mc:Fallback>
-            <w:pict>
-              <v:shape w14:anchorId="15E62A40" id="Straight Arrow Connector 25" o:spid="_x0000_s1026" type="#_x0000_t32" style="position:absolute;margin-left:359.3pt;margin-top:31.9pt;width:27.05pt;height:121pt;flip:x;z-index:251732992;visibility:visible;mso-wrap-style:square;mso-width-percent:0;mso-height-percent:0;mso-wrap-distance-left:9pt;mso-wrap-distance-top:0;mso-wrap-distance-right:9pt;mso-wrap-distance-bottom:0;mso-position-horizontal:absolute;mso-position-horizontal-relative:text;mso-position-vertical:absolute;mso-position-vertical-relative:text;mso-width-percent:0;mso-height-percent:0;mso-width-relative:margin;mso-height-relative:margin" o:gfxdata="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" strokecolor="#4472c4 [3204]" strokeweight=".5pt">
-                <v:stroke endarrow="block" joinstyle="miter"/>
-              </v:shape>
-            </w:pict>
-          </mc:Fallback>
-        </mc:AlternateContent>
-      </w:r>
-      <w:r>
-        <w:rPr>
-          <w:rFonts w:ascii="Times New Roman" w:hAnsi="Times New Roman" w:cs="Times New Roman"/>
-          <w:noProof/>
-        </w:rPr>
-        <mc:AlternateContent>
-          <mc:Choice Requires="wps">
-            <w:drawing>
-              <wp:anchor distT="0" distB="0" distL="114300" distR="114300" simplePos="0" relativeHeight="251665408" behindDoc="0" locked="0" layoutInCell="1" allowOverlap="1" wp14:anchorId="0855F209" wp14:editId="25BA1703">
-                <wp:simplePos x="0" y="0"/>
-                <wp:positionH relativeFrom="column">
-                  <wp:posOffset>4362401</wp:posOffset>
-                </wp:positionH>
-                <wp:positionV relativeFrom="paragraph">
-                  <wp:posOffset>108152</wp:posOffset>
-                </wp:positionV>
-                <wp:extent cx="974690" cy="301450"/>
-                <wp:effectExtent l="0" t="0" r="16510" b="16510"/>
-                <wp:wrapNone/>
-                <wp:docPr id="2015126568" name="Text Box 2"/>
-                <wp:cNvGraphicFramePr/>
-                <a:graphic xmlns:a="http://schemas.openxmlformats.org/drawingml/2006/main">
-                  <a:graphicData uri="http://schemas.microsoft.com/office/word/2010/wordprocessingShape">
-                    <wps:wsp>
-                      <wps:cNvSpPr txBox="1"/>
-                      <wps:spPr>
-                        <a:xfrm>
-                          <a:off x="0" y="0"/>
-                          <a:ext cx="974690" cy="301450"/>
-                        </a:xfrm>
-                        <a:prstGeom prst="rect">
-                          <a:avLst/>
-                        </a:prstGeom>
-                        <a:solidFill>
-                          <a:srgbClr val="92D050"/>
-                        </a:solidFill>
-                        <a:ln w="6350">
-                          <a:solidFill>
-                            <a:prstClr val="black"/>
-                          </a:solidFill>
-                        </a:ln>
-                      </wps:spPr>
-                      <wps:txbx>
-                        <w:txbxContent>
-                          <w:p>
-                            <w:r>
-                              <w:t>PDL1 Status</w:t>
-                            </w:r>
-                          </w:p>
-                        </w:txbxContent>
-                      </wps:txbx>
-                      <wps:bodyPr rot="0" spcFirstLastPara="0" vertOverflow="overflow" horzOverflow="overflow" vert="horz" wrap="square" lIns="91440" tIns="45720" rIns="91440" bIns="45720" numCol="1" spcCol="0" rtlCol="0" fromWordArt="0" anchor="t" anchorCtr="0" forceAA="0" compatLnSpc="1">
-                        <a:prstTxWarp prst="textNoShape">
-                          <a:avLst/>
-                        </a:prstTxWarp>
-                        <a:noAutofit/>
-                      </wps:bodyPr>
-                    </wps:wsp>
-                  </a:graphicData>
-                </a:graphic>
-                <wp14:sizeRelH relativeFrom="margin">
-                  <wp14:pctWidth>0</wp14:pctWidth>
-                </wp14:sizeRelH>
-                <wp14:sizeRelV relativeFrom="margin">
-                  <wp14:pctHeight>0</wp14:pctHeight>
-                </wp14:sizeRelV>
-              </wp:anchor>
-            </w:drawing>
-          </mc:Choice>
-          <mc:Fallback>
-            <w:pict>
-              <v:shape w14:anchorId="0855F209" id="_x0000_s1031" type="#_x0000_t202" style="position:absolute;margin-left:343.5pt;margin-top:8.5pt;width:76.75pt;height:23.75pt;z-index:251665408;visibility:visible;mso-wrap-style:square;mso-width-percent:0;mso-height-percent:0;mso-wrap-distance-left:9pt;mso-wrap-distance-top:0;mso-wrap-distance-right:9pt;mso-wrap-distance-bottom:0;mso-position-horizontal:absolute;mso-position-horizontal-relative:text;mso-position-vertical:absolute;mso-position-vertical-relative:text;mso-width-percent:0;mso-height-percent:0;mso-width-relative:margin;mso-height-relative:margin;v-text-anchor:top" o:gfxdata="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" fillcolor="#92d050" strokeweight=".5pt">
-                <v:textbox>
-                  <w:txbxContent>
-                    <w:p>
-                      <w:r>
-                        <w:t>PDL1 Status</w:t>
-                      </w:r>
-                    </w:p>
-                  </w:txbxContent>
-                </v:textbox>
-              </v:shape>
-            </w:pict>
-          </mc:Fallback>
-        </mc:AlternateContent>
-      </w:r>
-      <w:r>
-        <w:rPr>
-          <w:rFonts w:ascii="Times New Roman" w:hAnsi="Times New Roman" w:cs="Times New Roman"/>
-          <w:noProof/>
-        </w:rPr>
-        <mc:AlternateContent>
-          <mc:Choice Requires="wps">
-            <w:drawing>
-              <wp:anchor distT="0" distB="0" distL="114300" distR="114300" simplePos="0" relativeHeight="251683840" behindDoc="0" locked="0" layoutInCell="1" allowOverlap="1" wp14:anchorId="46761509" wp14:editId="6DF43F32">
-                <wp:simplePos x="0" y="0"/>
-                <wp:positionH relativeFrom="column">
-                  <wp:posOffset>-99060</wp:posOffset>
-                </wp:positionH>
-                <wp:positionV relativeFrom="paragraph">
-                  <wp:posOffset>2463800</wp:posOffset>
-                </wp:positionV>
-                <wp:extent cx="866775" cy="528320"/>
-                <wp:effectExtent l="0" t="25400" r="34925" b="17780"/>
-                <wp:wrapNone/>
-                <wp:docPr id="1802173706" name="Straight Arrow Connector 3"/>
-                <wp:cNvGraphicFramePr/>
-                <a:graphic xmlns:a="http://schemas.openxmlformats.org/drawingml/2006/main">
-                  <a:graphicData uri="http://schemas.microsoft.com/office/word/2010/wordprocessingShape">
-                    <wps:wsp>
-                      <wps:cNvCnPr/>
-                      <wps:spPr>
-                        <a:xfrm flipV="1">
-                          <a:off x="0" y="0"/>
-                          <a:ext cx="866775" cy="528320"/>
-                        </a:xfrm>
-                        <a:prstGeom prst="straightConnector1">
-                          <a:avLst/>
-                        </a:prstGeom>
-                        <a:ln>
-                          <a:tailEnd type="triangle"/>
-                        </a:ln>
-                      </wps:spPr>
-                      <wps:style>
-                        <a:lnRef idx="1">
-                          <a:schemeClr val="accent1"/>
-                        </a:lnRef>
-                        <a:fillRef idx="0">
-                          <a:schemeClr val="accent1"/>
-                        </a:fillRef>
-                        <a:effectRef idx="0">
-                          <a:schemeClr val="accent1"/>
-                        </a:effectRef>
-                        <a:fontRef idx="minor">
-                          <a:schemeClr val="tx1"/>
-                        </a:fontRef>
-                      </wps:style>
-                      <wps:bodyPr/>
-                    </wps:wsp>
-                  </a:graphicData>
-                </a:graphic>
-                <wp14:sizeRelH relativeFrom="margin">
-                  <wp14:pctWidth>0</wp14:pctWidth>
-                </wp14:sizeRelH>
-                <wp14:sizeRelV relativeFrom="margin">
-                  <wp14:pctHeight>0</wp14:pctHeight>
-                </wp14:sizeRelV>
-              </wp:anchor>
-            </w:drawing>
-          </mc:Choice>
-          <mc:Fallback>
-            <w:pict>
-              <v:shape w14:anchorId="1421B0BE" id="Straight Arrow Connector 3" o:spid="_x0000_s1026" type="#_x0000_t32" style="position:absolute;margin-left:-7.8pt;margin-top:194pt;width:68.25pt;height:41.6pt;flip:y;z-index:251683840;visibility:visible;mso-wrap-style:square;mso-width-percent:0;mso-height-percent:0;mso-wrap-distance-left:9pt;mso-wrap-distance-top:0;mso-wrap-distance-right:9pt;mso-wrap-distance-bottom:0;mso-position-horizontal:absolute;mso-position-horizontal-relative:text;mso-position-vertical:absolute;mso-position-vertical-relative:text;mso-width-percent:0;mso-height-percent:0;mso-width-relative:margin;mso-height-relative:margin" o:gfxdata="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" strokecolor="#4472c4 [3204]" strokeweight=".5pt">
-                <v:stroke endarrow="block" joinstyle="miter"/>
-              </v:shape>
-            </w:pict>
-          </mc:Fallback>
-        </mc:AlternateContent>
-      </w:r>
-      <w:r>
-        <w:rPr>
-          <w:rFonts w:ascii="Times New Roman" w:hAnsi="Times New Roman" w:cs="Times New Roman"/>
-          <w:noProof/>
-        </w:rPr>
-        <mc:AlternateContent>
-          <mc:Choice Requires="wps">
-            <w:drawing>
-              <wp:anchor distT="0" distB="0" distL="114300" distR="114300" simplePos="0" relativeHeight="251679744" behindDoc="0" locked="0" layoutInCell="1" allowOverlap="1" wp14:anchorId="1620934F" wp14:editId="46EB0EAF">
-                <wp:simplePos x="0" y="0"/>
-                <wp:positionH relativeFrom="column">
-                  <wp:posOffset>-499110</wp:posOffset>
-                </wp:positionH>
-                <wp:positionV relativeFrom="paragraph">
-                  <wp:posOffset>3000374</wp:posOffset>
-                </wp:positionV>
-                <wp:extent cx="1577340" cy="695325"/>
-                <wp:effectExtent l="0" t="0" r="10160" b="15875"/>
-                <wp:wrapNone/>
-                <wp:docPr id="761360878" name="Text Box 2"/>
-                <wp:cNvGraphicFramePr/>
-                <a:graphic xmlns:a="http://schemas.openxmlformats.org/drawingml/2006/main">
-                  <a:graphicData uri="http://schemas.microsoft.com/office/word/2010/wordprocessingShape">
-                    <wps:wsp>
-                      <wps:cNvSpPr txBox="1"/>
-                      <wps:spPr>
-                        <a:xfrm>
-                          <a:off x="0" y="0"/>
-                          <a:ext cx="1577340" cy="695325"/>
-                        </a:xfrm>
-                        <a:prstGeom prst="rect">
-                          <a:avLst/>
-                        </a:prstGeom>
-                        <a:solidFill>
-                          <a:srgbClr val="92D050"/>
-                        </a:solidFill>
-                        <a:ln w="6350">
-                          <a:solidFill>
-                            <a:prstClr val="black"/>
-                          </a:solidFill>
-                        </a:ln>
-                      </wps:spPr>
-                      <wps:txbx>
-                        <w:txbxContent>
-                          <w:p>
-                            <w:pPr>
-                              <w:rPr>
-                                <w:u w:val="single"/>
-                              </w:rPr>
-                            </w:pPr>
-                            <w:r>
-                              <w:rPr>
-                                <w:u w:val="single"/>
-                              </w:rPr>
-                              <w:t>Tumor Characteristics:</w:t>
-                            </w:r>
-                          </w:p>
-                          <w:p>
-                            <w:r>
-                              <w:t>Tumor Histology</w:t>
-                            </w:r>
-                          </w:p>
-                          <w:p>
-                            <w:r>
-                              <w:t>Tumor Stage</w:t>
-                            </w:r>
-                          </w:p>
-                        </w:txbxContent>
-                      </wps:txbx>
-                      <wps:bodyPr rot="0" spcFirstLastPara="0" vertOverflow="overflow" horzOverflow="overflow" vert="horz" wrap="square" lIns="91440" tIns="45720" rIns="91440" bIns="45720" numCol="1" spcCol="0" rtlCol="0" fromWordArt="0" anchor="t" anchorCtr="0" forceAA="0" compatLnSpc="1">
-                        <a:prstTxWarp prst="textNoShape">
-                          <a:avLst/>
-                        </a:prstTxWarp>
-                        <a:noAutofit/>
-                      </wps:bodyPr>
-                    </wps:wsp>
-                  </a:graphicData>
-                </a:graphic>
-                <wp14:sizeRelH relativeFrom="margin">
-                  <wp14:pctWidth>0</wp14:pctWidth>
-                </wp14:sizeRelH>
-                <wp14:sizeRelV relativeFrom="margin">
-                  <wp14:pctHeight>0</wp14:pctHeight>
-                </wp14:sizeRelV>
-              </wp:anchor>
-            </w:drawing>
-          </mc:Choice>
-          <mc:Fallback>
-            <w:pict>
-              <v:shape w14:anchorId="1620934F" id="_x0000_s1032" type="#_x0000_t202" style="position:absolute;margin-left:-39.3pt;margin-top:236.25pt;width:124.2pt;height:54.75pt;z-index:251679744;visibility:visible;mso-wrap-style:square;mso-width-percent:0;mso-height-percent:0;mso-wrap-distance-left:9pt;mso-wrap-distance-top:0;mso-wrap-distance-right:9pt;mso-wrap-distance-bottom:0;mso-position-horizontal:absolute;mso-position-horizontal-relative:text;mso-position-vertical:absolute;mso-position-vertical-relative:text;mso-width-percent:0;mso-height-percent:0;mso-width-relative:margin;mso-height-relative:margin;v-text-anchor:top" o:gfxdata="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" fillcolor="#92d050" strokeweight=".5pt">
-                <v:textbox>
-                  <w:txbxContent>
-                    <w:p>
-                      <w:pPr>
-                        <w:rPr>
-                          <w:u w:val="single"/>
-                        </w:rPr>
-                      </w:pPr>
-                      <w:r>
-                        <w:rPr>
-                          <w:u w:val="single"/>
-                        </w:rPr>
-                        <w:t>Tumor Characteristics:</w:t>
-                      </w:r>
-                    </w:p>
-                    <w:p>
-                      <w:r>
-                        <w:t>Tumor Histology</w:t>
-                      </w:r>
-                    </w:p>
-                    <w:p>
-                      <w:r>
-                        <w:t>Tumor Stage</w:t>
-                      </w:r>
-                    </w:p>
-                  </w:txbxContent>
-                </v:textbox>
-              </v:shape>
-            </w:pict>
-          </mc:Fallback>
-        </mc:AlternateContent>
-      </w:r>
-      <w:r>
-        <w:rPr>
-          <w:rFonts w:ascii="Times New Roman" w:hAnsi="Times New Roman" w:cs="Times New Roman"/>
-          <w:noProof/>
-        </w:rPr>
-        <mc:AlternateContent>
-          <mc:Choice Requires="wps">
-            <w:drawing>
-              <wp:anchor distT="0" distB="0" distL="114300" distR="114300" simplePos="0" relativeHeight="251718656" behindDoc="0" locked="0" layoutInCell="1" allowOverlap="1" wp14:anchorId="4BDC02BC" wp14:editId="5F32ED9A">
+              <wp:anchor distT="0" distB="0" distL="114300" distR="114300" simplePos="0" relativeHeight="251718656" behindDoc="0" locked="0" layoutInCell="1" allowOverlap="1" wp14:anchorId="4BDC02BC" wp14:editId="47361013">
                 <wp:simplePos x="0" y="0"/>
                 <wp:positionH relativeFrom="column">
                   <wp:posOffset>4653914</wp:posOffset>
@@ -1758,94 +2553,8 @@
           </mc:Choice>
           <mc:Fallback>
             <w:pict>
-              <v:shape w14:anchorId="235393C5" id="Straight Arrow Connector 3" o:spid="_x0000_s1026" type="#_x0000_t32" style="position:absolute;margin-left:366.45pt;margin-top:93pt;width:86.35pt;height:60.85pt;flip:x;z-index:251718656;visibility:visible;mso-wrap-style:square;mso-width-percent:0;mso-height-percent:0;mso-wrap-distance-left:9pt;mso-wrap-distance-top:0;mso-wrap-distance-right:9pt;mso-wrap-distance-bottom:0;mso-position-horizontal:absolute;mso-position-horizontal-relative:text;mso-position-vertical:absolute;mso-position-vertical-relative:text;mso-width-percent:0;mso-height-percent:0;mso-width-relative:margin;mso-height-relative:margin" o:gfxdata="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" strokecolor="#4472c4 [3204]" strokeweight=".5pt">
+              <v:shape w14:anchorId="21404E43" id="Straight Arrow Connector 3" o:spid="_x0000_s1026" type="#_x0000_t32" style="position:absolute;margin-left:366.45pt;margin-top:93pt;width:86.35pt;height:60.85pt;flip:x;z-index:251718656;visibility:visible;mso-wrap-style:square;mso-width-percent:0;mso-height-percent:0;mso-wrap-distance-left:9pt;mso-wrap-distance-top:0;mso-wrap-distance-right:9pt;mso-wrap-distance-bottom:0;mso-position-horizontal:absolute;mso-position-horizontal-relative:text;mso-position-vertical:absolute;mso-position-vertical-relative:text;mso-width-percent:0;mso-height-percent:0;mso-width-relative:margin;mso-height-relative:margin" o:gfxdata="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" strokecolor="#4472c4 [3204]" strokeweight=".5pt">
                 <v:stroke dashstyle="dash" endarrow="block" joinstyle="miter"/>
-              </v:shape>
-            </w:pict>
-          </mc:Fallback>
-        </mc:AlternateContent>
-      </w:r>
-      <w:r>
-        <w:rPr>
-          <w:rFonts w:ascii="Times New Roman" w:hAnsi="Times New Roman" w:cs="Times New Roman"/>
-          <w:noProof/>
-        </w:rPr>
-        <mc:AlternateContent>
-          <mc:Choice Requires="wps">
-            <w:drawing>
-              <wp:anchor distT="0" distB="0" distL="114300" distR="114300" simplePos="0" relativeHeight="251710464" behindDoc="0" locked="0" layoutInCell="1" allowOverlap="1" wp14:anchorId="1C841ED2" wp14:editId="41DEBD7D">
-                <wp:simplePos x="0" y="0"/>
-                <wp:positionH relativeFrom="column">
-                  <wp:posOffset>5315585</wp:posOffset>
-                </wp:positionH>
-                <wp:positionV relativeFrom="paragraph">
-                  <wp:posOffset>886460</wp:posOffset>
-                </wp:positionV>
-                <wp:extent cx="1195705" cy="292100"/>
-                <wp:effectExtent l="0" t="0" r="10795" b="12700"/>
-                <wp:wrapNone/>
-                <wp:docPr id="1879331243" name="Text Box 2"/>
-                <wp:cNvGraphicFramePr/>
-                <a:graphic xmlns:a="http://schemas.openxmlformats.org/drawingml/2006/main">
-                  <a:graphicData uri="http://schemas.microsoft.com/office/word/2010/wordprocessingShape">
-                    <wps:wsp>
-                      <wps:cNvSpPr txBox="1"/>
-                      <wps:spPr>
-                        <a:xfrm>
-                          <a:off x="0" y="0"/>
-                          <a:ext cx="1195705" cy="292100"/>
-                        </a:xfrm>
-                        <a:prstGeom prst="rect">
-                          <a:avLst/>
-                        </a:prstGeom>
-                        <a:solidFill>
-                          <a:srgbClr val="FFFF00"/>
-                        </a:solidFill>
-                        <a:ln w="6350">
-                          <a:solidFill>
-                            <a:prstClr val="black"/>
-                          </a:solidFill>
-                        </a:ln>
-                      </wps:spPr>
-                      <wps:txbx>
-                        <w:txbxContent>
-                          <w:p>
-                            <w:r>
-                              <w:t>Smoking Status</w:t>
-                            </w:r>
-                          </w:p>
-                        </w:txbxContent>
-                      </wps:txbx>
-                      <wps:bodyPr rot="0" spcFirstLastPara="0" vertOverflow="overflow" horzOverflow="overflow" vert="horz" wrap="square" lIns="91440" tIns="45720" rIns="91440" bIns="45720" numCol="1" spcCol="0" rtlCol="0" fromWordArt="0" anchor="t" anchorCtr="0" forceAA="0" compatLnSpc="1">
-                        <a:prstTxWarp prst="textNoShape">
-                          <a:avLst/>
-                        </a:prstTxWarp>
-                        <a:noAutofit/>
-                      </wps:bodyPr>
-                    </wps:wsp>
-                  </a:graphicData>
-                </a:graphic>
-                <wp14:sizeRelH relativeFrom="margin">
-                  <wp14:pctWidth>0</wp14:pctWidth>
-                </wp14:sizeRelH>
-                <wp14:sizeRelV relativeFrom="margin">
-                  <wp14:pctHeight>0</wp14:pctHeight>
-                </wp14:sizeRelV>
-              </wp:anchor>
-            </w:drawing>
-          </mc:Choice>
-          <mc:Fallback>
-            <w:pict>
-              <v:shape w14:anchorId="1C841ED2" id="_x0000_s1033" type="#_x0000_t202" style="position:absolute;margin-left:418.55pt;margin-top:69.8pt;width:94.15pt;height:23pt;z-index:251710464;visibility:visible;mso-wrap-style:square;mso-width-percent:0;mso-height-percent:0;mso-wrap-distance-left:9pt;mso-wrap-distance-top:0;mso-wrap-distance-right:9pt;mso-wrap-distance-bottom:0;mso-position-horizontal:absolute;mso-position-horizontal-relative:text;mso-position-vertical:absolute;mso-position-vertical-relative:text;mso-width-percent:0;mso-height-percent:0;mso-width-relative:margin;mso-height-relative:margin;v-text-anchor:top" o:gfxdata="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" fillcolor="yellow" strokeweight=".5pt">
-                <v:textbox>
-                  <w:txbxContent>
-                    <w:p>
-                      <w:r>
-                        <w:t>Smoking Status</w:t>
-                      </w:r>
-                    </w:p>
-                  </w:txbxContent>
-                </v:textbox>
               </v:shape>
             </w:pict>
           </mc:Fallback>

--- a/DAG.docx
+++ b/DAG.docx
@@ -16,16 +16,16 @@
         <mc:AlternateContent>
           <mc:Choice Requires="wps">
             <w:drawing>
-              <wp:anchor distT="0" distB="0" distL="114300" distR="114300" simplePos="0" relativeHeight="251802624" behindDoc="0" locked="0" layoutInCell="1" allowOverlap="1" wp14:anchorId="0135202B" wp14:editId="04A748D8">
+              <wp:anchor distT="0" distB="0" distL="114300" distR="114300" simplePos="0" relativeHeight="251802624" behindDoc="0" locked="0" layoutInCell="1" allowOverlap="1" wp14:anchorId="0135202B" wp14:editId="77A1C6F1">
                 <wp:simplePos x="0" y="0"/>
                 <wp:positionH relativeFrom="column">
-                  <wp:posOffset>2571804</wp:posOffset>
+                  <wp:posOffset>2108214</wp:posOffset>
                 </wp:positionH>
                 <wp:positionV relativeFrom="paragraph">
-                  <wp:posOffset>131197</wp:posOffset>
+                  <wp:posOffset>130352</wp:posOffset>
                 </wp:positionV>
-                <wp:extent cx="2498256" cy="2392183"/>
-                <wp:effectExtent l="25400" t="0" r="16510" b="33655"/>
+                <wp:extent cx="2958086" cy="2386046"/>
+                <wp:effectExtent l="12700" t="0" r="13970" b="40005"/>
                 <wp:wrapNone/>
                 <wp:docPr id="1694535873" name="Straight Arrow Connector 3"/>
                 <wp:cNvGraphicFramePr/>
@@ -36,7 +36,7 @@
                       <wps:spPr>
                         <a:xfrm flipH="1">
                           <a:off x="0" y="0"/>
-                          <a:ext cx="2498256" cy="2392183"/>
+                          <a:ext cx="2958086" cy="2386046"/>
                         </a:xfrm>
                         <a:prstGeom prst="straightConnector1">
                           <a:avLst/>
@@ -74,11 +74,11 @@
           </mc:Choice>
           <mc:Fallback>
             <w:pict>
-              <v:shapetype w14:anchorId="533A3328" id="_x0000_t32" coordsize="21600,21600" o:spt="32" o:oned="t" path="m,l21600,21600e" filled="f">
+              <v:shapetype w14:anchorId="6EE27BD7" id="_x0000_t32" coordsize="21600,21600" o:spt="32" o:oned="t" path="m,l21600,21600e" filled="f">
                 <v:path arrowok="t" fillok="f" o:connecttype="none"/>
                 <o:lock v:ext="edit" shapetype="t"/>
               </v:shapetype>
-              <v:shape id="Straight Arrow Connector 3" o:spid="_x0000_s1026" type="#_x0000_t32" style="position:absolute;margin-left:202.5pt;margin-top:10.35pt;width:196.7pt;height:188.35pt;flip:x;z-index:251802624;visibility:visible;mso-wrap-style:square;mso-width-percent:0;mso-height-percent:0;mso-wrap-distance-left:9pt;mso-wrap-distance-top:0;mso-wrap-distance-right:9pt;mso-wrap-distance-bottom:0;mso-position-horizontal:absolute;mso-position-horizontal-relative:text;mso-position-vertical:absolute;mso-position-vertical-relative:text;mso-width-percent:0;mso-height-percent:0;mso-width-relative:margin;mso-height-relative:margin" o:gfxdata="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" strokecolor="#4472c4 [3204]" strokeweight=".5pt">
+              <v:shape id="Straight Arrow Connector 3" o:spid="_x0000_s1026" type="#_x0000_t32" style="position:absolute;margin-left:166pt;margin-top:10.25pt;width:232.9pt;height:187.9pt;flip:x;z-index:251802624;visibility:visible;mso-wrap-style:square;mso-width-percent:0;mso-height-percent:0;mso-wrap-distance-left:9pt;mso-wrap-distance-top:0;mso-wrap-distance-right:9pt;mso-wrap-distance-bottom:0;mso-position-horizontal:absolute;mso-position-horizontal-relative:text;mso-position-vertical:absolute;mso-position-vertical-relative:text;mso-width-percent:0;mso-height-percent:0;mso-width-relative:margin;mso-height-relative:margin" o:gfxdata="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" strokecolor="#4472c4 [3204]" strokeweight=".5pt">
                 <v:stroke endarrow="block" joinstyle="miter"/>
               </v:shape>
             </w:pict>
@@ -518,7 +518,7 @@
         <mc:AlternateContent>
           <mc:Choice Requires="wps">
             <w:drawing>
-              <wp:anchor distT="0" distB="0" distL="114300" distR="114300" simplePos="0" relativeHeight="251739136" behindDoc="0" locked="0" layoutInCell="1" allowOverlap="1" wp14:anchorId="632A1991" wp14:editId="2D203F10">
+              <wp:anchor distT="0" distB="0" distL="114300" distR="114300" simplePos="0" relativeHeight="251739136" behindDoc="0" locked="0" layoutInCell="1" allowOverlap="1" wp14:anchorId="632A1991" wp14:editId="19C9AB4F">
                 <wp:simplePos x="0" y="0"/>
                 <wp:positionH relativeFrom="column">
                   <wp:posOffset>2110244</wp:posOffset>
@@ -576,7 +576,7 @@
           </mc:Choice>
           <mc:Fallback>
             <w:pict>
-              <v:shape w14:anchorId="46C8CD49" id="Straight Arrow Connector 3" o:spid="_x0000_s1026" type="#_x0000_t32" style="position:absolute;margin-left:166.15pt;margin-top:7.4pt;width:61.15pt;height:13.8pt;flip:x;z-index:251739136;visibility:visible;mso-wrap-style:square;mso-width-percent:0;mso-height-percent:0;mso-wrap-distance-left:9pt;mso-wrap-distance-top:0;mso-wrap-distance-right:9pt;mso-wrap-distance-bottom:0;mso-position-horizontal:absolute;mso-position-horizontal-relative:text;mso-position-vertical:absolute;mso-position-vertical-relative:text;mso-width-percent:0;mso-height-percent:0;mso-width-relative:margin;mso-height-relative:margin" o:gfxdata="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" strokecolor="#4472c4 [3204]" strokeweight=".5pt">
+              <v:shape w14:anchorId="57601616" id="Straight Arrow Connector 3" o:spid="_x0000_s1026" type="#_x0000_t32" style="position:absolute;margin-left:166.15pt;margin-top:7.4pt;width:61.15pt;height:13.8pt;flip:x;z-index:251739136;visibility:visible;mso-wrap-style:square;mso-width-percent:0;mso-height-percent:0;mso-wrap-distance-left:9pt;mso-wrap-distance-top:0;mso-wrap-distance-right:9pt;mso-wrap-distance-bottom:0;mso-position-horizontal:absolute;mso-position-horizontal-relative:text;mso-position-vertical:absolute;mso-position-vertical-relative:text;mso-width-percent:0;mso-height-percent:0;mso-width-relative:margin;mso-height-relative:margin" o:gfxdata="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" strokecolor="#4472c4 [3204]" strokeweight=".5pt">
                 <v:stroke endarrow="block" joinstyle="miter"/>
               </v:shape>
             </w:pict>
@@ -688,7 +688,391 @@
         <mc:AlternateContent>
           <mc:Choice Requires="wps">
             <w:drawing>
-              <wp:anchor distT="0" distB="0" distL="114300" distR="114300" simplePos="0" relativeHeight="251710464" behindDoc="0" locked="0" layoutInCell="1" allowOverlap="1" wp14:anchorId="1C841ED2" wp14:editId="37F02AF3">
+              <wp:anchor distT="0" distB="0" distL="114300" distR="114300" simplePos="0" relativeHeight="251812864" behindDoc="0" locked="0" layoutInCell="1" allowOverlap="1" wp14:anchorId="41DC362D" wp14:editId="63A04F28">
+                <wp:simplePos x="0" y="0"/>
+                <wp:positionH relativeFrom="column">
+                  <wp:posOffset>1832690</wp:posOffset>
+                </wp:positionH>
+                <wp:positionV relativeFrom="paragraph">
+                  <wp:posOffset>1112196</wp:posOffset>
+                </wp:positionV>
+                <wp:extent cx="1132475" cy="997355"/>
+                <wp:effectExtent l="0" t="0" r="48895" b="31750"/>
+                <wp:wrapNone/>
+                <wp:docPr id="638419430" name="Straight Arrow Connector 3"/>
+                <wp:cNvGraphicFramePr/>
+                <a:graphic xmlns:a="http://schemas.openxmlformats.org/drawingml/2006/main">
+                  <a:graphicData uri="http://schemas.microsoft.com/office/word/2010/wordprocessingShape">
+                    <wps:wsp>
+                      <wps:cNvCnPr/>
+                      <wps:spPr>
+                        <a:xfrm>
+                          <a:off x="0" y="0"/>
+                          <a:ext cx="1132475" cy="997355"/>
+                        </a:xfrm>
+                        <a:prstGeom prst="straightConnector1">
+                          <a:avLst/>
+                        </a:prstGeom>
+                        <a:ln>
+                          <a:prstDash val="dash"/>
+                          <a:tailEnd type="triangle"/>
+                        </a:ln>
+                      </wps:spPr>
+                      <wps:style>
+                        <a:lnRef idx="1">
+                          <a:schemeClr val="accent1"/>
+                        </a:lnRef>
+                        <a:fillRef idx="0">
+                          <a:schemeClr val="accent1"/>
+                        </a:fillRef>
+                        <a:effectRef idx="0">
+                          <a:schemeClr val="accent1"/>
+                        </a:effectRef>
+                        <a:fontRef idx="minor">
+                          <a:schemeClr val="tx1"/>
+                        </a:fontRef>
+                      </wps:style>
+                      <wps:bodyPr/>
+                    </wps:wsp>
+                  </a:graphicData>
+                </a:graphic>
+                <wp14:sizeRelH relativeFrom="margin">
+                  <wp14:pctWidth>0</wp14:pctWidth>
+                </wp14:sizeRelH>
+                <wp14:sizeRelV relativeFrom="margin">
+                  <wp14:pctHeight>0</wp14:pctHeight>
+                </wp14:sizeRelV>
+              </wp:anchor>
+            </w:drawing>
+          </mc:Choice>
+          <mc:Fallback>
+            <w:pict>
+              <v:shape w14:anchorId="20A659C8" id="Straight Arrow Connector 3" o:spid="_x0000_s1026" type="#_x0000_t32" style="position:absolute;margin-left:144.3pt;margin-top:87.55pt;width:89.15pt;height:78.55pt;z-index:251812864;visibility:visible;mso-wrap-style:square;mso-width-percent:0;mso-height-percent:0;mso-wrap-distance-left:9pt;mso-wrap-distance-top:0;mso-wrap-distance-right:9pt;mso-wrap-distance-bottom:0;mso-position-horizontal:absolute;mso-position-horizontal-relative:text;mso-position-vertical:absolute;mso-position-vertical-relative:text;mso-width-percent:0;mso-height-percent:0;mso-width-relative:margin;mso-height-relative:margin" o:gfxdata="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" strokecolor="#4472c4 [3204]" strokeweight=".5pt">
+                <v:stroke dashstyle="dash" endarrow="block" joinstyle="miter"/>
+              </v:shape>
+            </w:pict>
+          </mc:Fallback>
+        </mc:AlternateContent>
+      </w:r>
+      <w:r>
+        <w:rPr>
+          <w:rFonts w:ascii="Times New Roman" w:hAnsi="Times New Roman" w:cs="Times New Roman"/>
+          <w:noProof/>
+        </w:rPr>
+        <mc:AlternateContent>
+          <mc:Choice Requires="wps">
+            <w:drawing>
+              <wp:anchor distT="0" distB="0" distL="114300" distR="114300" simplePos="0" relativeHeight="251808768" behindDoc="0" locked="0" layoutInCell="1" allowOverlap="1" wp14:anchorId="7F39C07B" wp14:editId="3CE86808">
+                <wp:simplePos x="0" y="0"/>
+                <wp:positionH relativeFrom="column">
+                  <wp:posOffset>1371707</wp:posOffset>
+                </wp:positionH>
+                <wp:positionV relativeFrom="paragraph">
+                  <wp:posOffset>1112196</wp:posOffset>
+                </wp:positionV>
+                <wp:extent cx="456592" cy="702810"/>
+                <wp:effectExtent l="25400" t="0" r="13335" b="34290"/>
+                <wp:wrapNone/>
+                <wp:docPr id="871271893" name="Straight Arrow Connector 3"/>
+                <wp:cNvGraphicFramePr/>
+                <a:graphic xmlns:a="http://schemas.openxmlformats.org/drawingml/2006/main">
+                  <a:graphicData uri="http://schemas.microsoft.com/office/word/2010/wordprocessingShape">
+                    <wps:wsp>
+                      <wps:cNvCnPr/>
+                      <wps:spPr>
+                        <a:xfrm flipH="1">
+                          <a:off x="0" y="0"/>
+                          <a:ext cx="456592" cy="702810"/>
+                        </a:xfrm>
+                        <a:prstGeom prst="straightConnector1">
+                          <a:avLst/>
+                        </a:prstGeom>
+                        <a:ln>
+                          <a:prstDash val="dash"/>
+                          <a:tailEnd type="triangle"/>
+                        </a:ln>
+                      </wps:spPr>
+                      <wps:style>
+                        <a:lnRef idx="1">
+                          <a:schemeClr val="accent1"/>
+                        </a:lnRef>
+                        <a:fillRef idx="0">
+                          <a:schemeClr val="accent1"/>
+                        </a:fillRef>
+                        <a:effectRef idx="0">
+                          <a:schemeClr val="accent1"/>
+                        </a:effectRef>
+                        <a:fontRef idx="minor">
+                          <a:schemeClr val="tx1"/>
+                        </a:fontRef>
+                      </wps:style>
+                      <wps:bodyPr/>
+                    </wps:wsp>
+                  </a:graphicData>
+                </a:graphic>
+                <wp14:sizeRelH relativeFrom="margin">
+                  <wp14:pctWidth>0</wp14:pctWidth>
+                </wp14:sizeRelH>
+                <wp14:sizeRelV relativeFrom="margin">
+                  <wp14:pctHeight>0</wp14:pctHeight>
+                </wp14:sizeRelV>
+              </wp:anchor>
+            </w:drawing>
+          </mc:Choice>
+          <mc:Fallback>
+            <w:pict>
+              <v:shape w14:anchorId="0905DE92" id="Straight Arrow Connector 3" o:spid="_x0000_s1026" type="#_x0000_t32" style="position:absolute;margin-left:108pt;margin-top:87.55pt;width:35.95pt;height:55.35pt;flip:x;z-index:251808768;visibility:visible;mso-wrap-style:square;mso-width-percent:0;mso-height-percent:0;mso-wrap-distance-left:9pt;mso-wrap-distance-top:0;mso-wrap-distance-right:9pt;mso-wrap-distance-bottom:0;mso-position-horizontal:absolute;mso-position-horizontal-relative:text;mso-position-vertical:absolute;mso-position-vertical-relative:text;mso-width-percent:0;mso-height-percent:0;mso-width-relative:margin;mso-height-relative:margin" o:gfxdata="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" strokecolor="#4472c4 [3204]" strokeweight=".5pt">
+                <v:stroke dashstyle="dash" endarrow="block" joinstyle="miter"/>
+              </v:shape>
+            </w:pict>
+          </mc:Fallback>
+        </mc:AlternateContent>
+      </w:r>
+      <w:r>
+        <w:rPr>
+          <w:rFonts w:ascii="Times New Roman" w:hAnsi="Times New Roman" w:cs="Times New Roman"/>
+          <w:noProof/>
+        </w:rPr>
+        <mc:AlternateContent>
+          <mc:Choice Requires="wps">
+            <w:drawing>
+              <wp:anchor distT="0" distB="0" distL="114300" distR="114300" simplePos="0" relativeHeight="251810816" behindDoc="0" locked="0" layoutInCell="1" allowOverlap="1" wp14:anchorId="04B478D6" wp14:editId="10352611">
+                <wp:simplePos x="0" y="0"/>
+                <wp:positionH relativeFrom="column">
+                  <wp:posOffset>1373627</wp:posOffset>
+                </wp:positionH>
+                <wp:positionV relativeFrom="paragraph">
+                  <wp:posOffset>858520</wp:posOffset>
+                </wp:positionV>
+                <wp:extent cx="625623" cy="253190"/>
+                <wp:effectExtent l="0" t="0" r="9525" b="13970"/>
+                <wp:wrapNone/>
+                <wp:docPr id="161667962" name="Text Box 2"/>
+                <wp:cNvGraphicFramePr/>
+                <a:graphic xmlns:a="http://schemas.openxmlformats.org/drawingml/2006/main">
+                  <a:graphicData uri="http://schemas.microsoft.com/office/word/2010/wordprocessingShape">
+                    <wps:wsp>
+                      <wps:cNvSpPr txBox="1"/>
+                      <wps:spPr>
+                        <a:xfrm>
+                          <a:off x="0" y="0"/>
+                          <a:ext cx="625623" cy="253190"/>
+                        </a:xfrm>
+                        <a:prstGeom prst="rect">
+                          <a:avLst/>
+                        </a:prstGeom>
+                        <a:solidFill>
+                          <a:srgbClr val="FFFF00"/>
+                        </a:solidFill>
+                        <a:ln w="6350">
+                          <a:solidFill>
+                            <a:prstClr val="black"/>
+                          </a:solidFill>
+                        </a:ln>
+                      </wps:spPr>
+                      <wps:txbx>
+                        <w:txbxContent>
+                          <w:p>
+                            <w:r>
+                              <w:t>PD-L1</w:t>
+                            </w:r>
+                          </w:p>
+                        </w:txbxContent>
+                      </wps:txbx>
+                      <wps:bodyPr rot="0" spcFirstLastPara="0" vertOverflow="overflow" horzOverflow="overflow" vert="horz" wrap="square" lIns="91440" tIns="45720" rIns="91440" bIns="45720" numCol="1" spcCol="0" rtlCol="0" fromWordArt="0" anchor="t" anchorCtr="0" forceAA="0" compatLnSpc="1">
+                        <a:prstTxWarp prst="textNoShape">
+                          <a:avLst/>
+                        </a:prstTxWarp>
+                        <a:noAutofit/>
+                      </wps:bodyPr>
+                    </wps:wsp>
+                  </a:graphicData>
+                </a:graphic>
+                <wp14:sizeRelH relativeFrom="margin">
+                  <wp14:pctWidth>0</wp14:pctWidth>
+                </wp14:sizeRelH>
+                <wp14:sizeRelV relativeFrom="margin">
+                  <wp14:pctHeight>0</wp14:pctHeight>
+                </wp14:sizeRelV>
+              </wp:anchor>
+            </w:drawing>
+          </mc:Choice>
+          <mc:Fallback>
+            <w:pict>
+              <v:shapetype w14:anchorId="04B478D6" id="_x0000_t202" coordsize="21600,21600" o:spt="202" path="m,l,21600r21600,l21600,xe">
+                <v:stroke joinstyle="miter"/>
+                <v:path gradientshapeok="t" o:connecttype="rect"/>
+              </v:shapetype>
+              <v:shape id="_x0000_s1029" type="#_x0000_t202" style="position:absolute;margin-left:108.15pt;margin-top:67.6pt;width:49.25pt;height:19.95pt;z-index:251810816;visibility:visible;mso-wrap-style:square;mso-width-percent:0;mso-height-percent:0;mso-wrap-distance-left:9pt;mso-wrap-distance-top:0;mso-wrap-distance-right:9pt;mso-wrap-distance-bottom:0;mso-position-horizontal:absolute;mso-position-horizontal-relative:text;mso-position-vertical:absolute;mso-position-vertical-relative:text;mso-width-percent:0;mso-height-percent:0;mso-width-relative:margin;mso-height-relative:margin;v-text-anchor:top" o:gfxdata="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" fillcolor="yellow" strokeweight=".5pt">
+                <v:textbox>
+                  <w:txbxContent>
+                    <w:p>
+                      <w:r>
+                        <w:t>PD-L1</w:t>
+                      </w:r>
+                    </w:p>
+                  </w:txbxContent>
+                </v:textbox>
+              </v:shape>
+            </w:pict>
+          </mc:Fallback>
+        </mc:AlternateContent>
+      </w:r>
+      <w:r>
+        <w:rPr>
+          <w:rFonts w:ascii="Times New Roman" w:hAnsi="Times New Roman" w:cs="Times New Roman"/>
+          <w:noProof/>
+        </w:rPr>
+        <mc:AlternateContent>
+          <mc:Choice Requires="wps">
+            <w:drawing>
+              <wp:anchor distT="0" distB="0" distL="114300" distR="114300" simplePos="0" relativeHeight="251798528" behindDoc="0" locked="0" layoutInCell="1" allowOverlap="1" wp14:anchorId="08D008C9" wp14:editId="65F84542">
+                <wp:simplePos x="0" y="0"/>
+                <wp:positionH relativeFrom="column">
+                  <wp:posOffset>1103117</wp:posOffset>
+                </wp:positionH>
+                <wp:positionV relativeFrom="paragraph">
+                  <wp:posOffset>2270084</wp:posOffset>
+                </wp:positionV>
+                <wp:extent cx="3083668" cy="1564884"/>
+                <wp:effectExtent l="0" t="25400" r="40640" b="22860"/>
+                <wp:wrapNone/>
+                <wp:docPr id="782368893" name="Straight Arrow Connector 16"/>
+                <wp:cNvGraphicFramePr/>
+                <a:graphic xmlns:a="http://schemas.openxmlformats.org/drawingml/2006/main">
+                  <a:graphicData uri="http://schemas.microsoft.com/office/word/2010/wordprocessingShape">
+                    <wps:wsp>
+                      <wps:cNvCnPr/>
+                      <wps:spPr>
+                        <a:xfrm flipV="1">
+                          <a:off x="0" y="0"/>
+                          <a:ext cx="3083668" cy="1564884"/>
+                        </a:xfrm>
+                        <a:prstGeom prst="straightConnector1">
+                          <a:avLst/>
+                        </a:prstGeom>
+                        <a:ln>
+                          <a:tailEnd type="triangle"/>
+                        </a:ln>
+                      </wps:spPr>
+                      <wps:style>
+                        <a:lnRef idx="1">
+                          <a:schemeClr val="accent1"/>
+                        </a:lnRef>
+                        <a:fillRef idx="0">
+                          <a:schemeClr val="accent1"/>
+                        </a:fillRef>
+                        <a:effectRef idx="0">
+                          <a:schemeClr val="accent1"/>
+                        </a:effectRef>
+                        <a:fontRef idx="minor">
+                          <a:schemeClr val="tx1"/>
+                        </a:fontRef>
+                      </wps:style>
+                      <wps:bodyPr/>
+                    </wps:wsp>
+                  </a:graphicData>
+                </a:graphic>
+                <wp14:sizeRelH relativeFrom="margin">
+                  <wp14:pctWidth>0</wp14:pctWidth>
+                </wp14:sizeRelH>
+                <wp14:sizeRelV relativeFrom="margin">
+                  <wp14:pctHeight>0</wp14:pctHeight>
+                </wp14:sizeRelV>
+              </wp:anchor>
+            </w:drawing>
+          </mc:Choice>
+          <mc:Fallback>
+            <w:pict>
+              <v:shape w14:anchorId="1E54464A" id="Straight Arrow Connector 16" o:spid="_x0000_s1026" type="#_x0000_t32" style="position:absolute;margin-left:86.85pt;margin-top:178.75pt;width:242.8pt;height:123.2pt;flip:y;z-index:251798528;visibility:visible;mso-wrap-style:square;mso-width-percent:0;mso-height-percent:0;mso-wrap-distance-left:9pt;mso-wrap-distance-top:0;mso-wrap-distance-right:9pt;mso-wrap-distance-bottom:0;mso-position-horizontal:absolute;mso-position-horizontal-relative:text;mso-position-vertical:absolute;mso-position-vertical-relative:text;mso-width-percent:0;mso-height-percent:0;mso-width-relative:margin;mso-height-relative:margin" o:gfxdata="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" strokecolor="#4472c4 [3204]" strokeweight=".5pt">
+                <v:stroke endarrow="block" joinstyle="miter"/>
+              </v:shape>
+            </w:pict>
+          </mc:Fallback>
+        </mc:AlternateContent>
+      </w:r>
+      <w:r>
+        <w:rPr>
+          <w:rFonts w:ascii="Times New Roman" w:hAnsi="Times New Roman" w:cs="Times New Roman"/>
+          <w:noProof/>
+        </w:rPr>
+        <mc:AlternateContent>
+          <mc:Choice Requires="wps">
+            <w:drawing>
+              <wp:anchor distT="0" distB="0" distL="114300" distR="114300" simplePos="0" relativeHeight="251743232" behindDoc="0" locked="0" layoutInCell="1" allowOverlap="1" wp14:anchorId="22C88329" wp14:editId="4BD4E530">
+                <wp:simplePos x="0" y="0"/>
+                <wp:positionH relativeFrom="column">
+                  <wp:posOffset>2961100</wp:posOffset>
+                </wp:positionH>
+                <wp:positionV relativeFrom="paragraph">
+                  <wp:posOffset>2301131</wp:posOffset>
+                </wp:positionV>
+                <wp:extent cx="1527242" cy="1161847"/>
+                <wp:effectExtent l="0" t="25400" r="34925" b="19685"/>
+                <wp:wrapNone/>
+                <wp:docPr id="1833086143" name="Straight Arrow Connector 16"/>
+                <wp:cNvGraphicFramePr/>
+                <a:graphic xmlns:a="http://schemas.openxmlformats.org/drawingml/2006/main">
+                  <a:graphicData uri="http://schemas.microsoft.com/office/word/2010/wordprocessingShape">
+                    <wps:wsp>
+                      <wps:cNvCnPr/>
+                      <wps:spPr>
+                        <a:xfrm flipV="1">
+                          <a:off x="0" y="0"/>
+                          <a:ext cx="1527242" cy="1161847"/>
+                        </a:xfrm>
+                        <a:prstGeom prst="straightConnector1">
+                          <a:avLst/>
+                        </a:prstGeom>
+                        <a:ln>
+                          <a:tailEnd type="triangle"/>
+                        </a:ln>
+                      </wps:spPr>
+                      <wps:style>
+                        <a:lnRef idx="1">
+                          <a:schemeClr val="accent1"/>
+                        </a:lnRef>
+                        <a:fillRef idx="0">
+                          <a:schemeClr val="accent1"/>
+                        </a:fillRef>
+                        <a:effectRef idx="0">
+                          <a:schemeClr val="accent1"/>
+                        </a:effectRef>
+                        <a:fontRef idx="minor">
+                          <a:schemeClr val="tx1"/>
+                        </a:fontRef>
+                      </wps:style>
+                      <wps:bodyPr/>
+                    </wps:wsp>
+                  </a:graphicData>
+                </a:graphic>
+                <wp14:sizeRelH relativeFrom="margin">
+                  <wp14:pctWidth>0</wp14:pctWidth>
+                </wp14:sizeRelH>
+                <wp14:sizeRelV relativeFrom="margin">
+                  <wp14:pctHeight>0</wp14:pctHeight>
+                </wp14:sizeRelV>
+              </wp:anchor>
+            </w:drawing>
+          </mc:Choice>
+          <mc:Fallback>
+            <w:pict>
+              <v:shape w14:anchorId="0C6D5E37" id="Straight Arrow Connector 16" o:spid="_x0000_s1026" type="#_x0000_t32" style="position:absolute;margin-left:233.15pt;margin-top:181.2pt;width:120.25pt;height:91.5pt;flip:y;z-index:251743232;visibility:visible;mso-wrap-style:square;mso-width-percent:0;mso-height-percent:0;mso-wrap-distance-left:9pt;mso-wrap-distance-top:0;mso-wrap-distance-right:9pt;mso-wrap-distance-bottom:0;mso-position-horizontal:absolute;mso-position-horizontal-relative:text;mso-position-vertical:absolute;mso-position-vertical-relative:text;mso-width-percent:0;mso-height-percent:0;mso-width-relative:margin;mso-height-relative:margin" o:gfxdata="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" strokecolor="#4472c4 [3204]" strokeweight=".5pt">
+                <v:stroke endarrow="block" joinstyle="miter"/>
+              </v:shape>
+            </w:pict>
+          </mc:Fallback>
+        </mc:AlternateContent>
+      </w:r>
+      <w:r>
+        <w:rPr>
+          <w:rFonts w:ascii="Times New Roman" w:hAnsi="Times New Roman" w:cs="Times New Roman"/>
+          <w:noProof/>
+        </w:rPr>
+        <mc:AlternateContent>
+          <mc:Choice Requires="wps">
+            <w:drawing>
+              <wp:anchor distT="0" distB="0" distL="114300" distR="114300" simplePos="0" relativeHeight="251710464" behindDoc="0" locked="0" layoutInCell="1" allowOverlap="1" wp14:anchorId="1C841ED2" wp14:editId="733C61B1">
                 <wp:simplePos x="0" y="0"/>
                 <wp:positionH relativeFrom="column">
                   <wp:posOffset>5564063</wp:posOffset>
@@ -751,7 +1135,7 @@
           </mc:Choice>
           <mc:Fallback>
             <w:pict>
-              <v:shape w14:anchorId="1C841ED2" id="_x0000_s1029" type="#_x0000_t202" style="position:absolute;margin-left:438.1pt;margin-top:69.3pt;width:94.15pt;height:23pt;z-index:251710464;visibility:visible;mso-wrap-style:square;mso-width-percent:0;mso-height-percent:0;mso-wrap-distance-left:9pt;mso-wrap-distance-top:0;mso-wrap-distance-right:9pt;mso-wrap-distance-bottom:0;mso-position-horizontal:absolute;mso-position-horizontal-relative:text;mso-position-vertical:absolute;mso-position-vertical-relative:text;mso-width-percent:0;mso-height-percent:0;mso-width-relative:margin;mso-height-relative:margin;v-text-anchor:top" o:gfxdata="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" fillcolor="yellow" strokeweight=".5pt">
+              <v:shape w14:anchorId="1C841ED2" id="_x0000_s1030" type="#_x0000_t202" style="position:absolute;margin-left:438.1pt;margin-top:69.3pt;width:94.15pt;height:23pt;z-index:251710464;visibility:visible;mso-wrap-style:square;mso-width-percent:0;mso-height-percent:0;mso-wrap-distance-left:9pt;mso-wrap-distance-top:0;mso-wrap-distance-right:9pt;mso-wrap-distance-bottom:0;mso-position-horizontal:absolute;mso-position-horizontal-relative:text;mso-position-vertical:absolute;mso-position-vertical-relative:text;mso-width-percent:0;mso-height-percent:0;mso-width-relative:margin;mso-height-relative:margin;v-text-anchor:top" o:gfxdata="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" fillcolor="yellow" strokeweight=".5pt">
                 <v:textbox>
                   <w:txbxContent>
                     <w:p>
@@ -761,384 +1145,6 @@
                     </w:p>
                   </w:txbxContent>
                 </v:textbox>
-              </v:shape>
-            </w:pict>
-          </mc:Fallback>
-        </mc:AlternateContent>
-      </w:r>
-      <w:r>
-        <w:rPr>
-          <w:rFonts w:ascii="Times New Roman" w:hAnsi="Times New Roman" w:cs="Times New Roman"/>
-          <w:noProof/>
-        </w:rPr>
-        <mc:AlternateContent>
-          <mc:Choice Requires="wps">
-            <w:drawing>
-              <wp:anchor distT="0" distB="0" distL="114300" distR="114300" simplePos="0" relativeHeight="251732992" behindDoc="0" locked="0" layoutInCell="1" allowOverlap="1" wp14:anchorId="4B7BEECC" wp14:editId="33D1E49F">
-                <wp:simplePos x="0" y="0"/>
-                <wp:positionH relativeFrom="column">
-                  <wp:posOffset>4562391</wp:posOffset>
-                </wp:positionH>
-                <wp:positionV relativeFrom="paragraph">
-                  <wp:posOffset>165652</wp:posOffset>
-                </wp:positionV>
-                <wp:extent cx="886239" cy="1775239"/>
-                <wp:effectExtent l="25400" t="0" r="15875" b="28575"/>
-                <wp:wrapNone/>
-                <wp:docPr id="1832083214" name="Straight Arrow Connector 25"/>
-                <wp:cNvGraphicFramePr/>
-                <a:graphic xmlns:a="http://schemas.openxmlformats.org/drawingml/2006/main">
-                  <a:graphicData uri="http://schemas.microsoft.com/office/word/2010/wordprocessingShape">
-                    <wps:wsp>
-                      <wps:cNvCnPr/>
-                      <wps:spPr>
-                        <a:xfrm flipH="1">
-                          <a:off x="0" y="0"/>
-                          <a:ext cx="886239" cy="1775239"/>
-                        </a:xfrm>
-                        <a:prstGeom prst="straightConnector1">
-                          <a:avLst/>
-                        </a:prstGeom>
-                        <a:ln>
-                          <a:tailEnd type="triangle"/>
-                        </a:ln>
-                      </wps:spPr>
-                      <wps:style>
-                        <a:lnRef idx="1">
-                          <a:schemeClr val="accent1"/>
-                        </a:lnRef>
-                        <a:fillRef idx="0">
-                          <a:schemeClr val="accent1"/>
-                        </a:fillRef>
-                        <a:effectRef idx="0">
-                          <a:schemeClr val="accent1"/>
-                        </a:effectRef>
-                        <a:fontRef idx="minor">
-                          <a:schemeClr val="tx1"/>
-                        </a:fontRef>
-                      </wps:style>
-                      <wps:bodyPr/>
-                    </wps:wsp>
-                  </a:graphicData>
-                </a:graphic>
-                <wp14:sizeRelH relativeFrom="margin">
-                  <wp14:pctWidth>0</wp14:pctWidth>
-                </wp14:sizeRelH>
-                <wp14:sizeRelV relativeFrom="margin">
-                  <wp14:pctHeight>0</wp14:pctHeight>
-                </wp14:sizeRelV>
-              </wp:anchor>
-            </w:drawing>
-          </mc:Choice>
-          <mc:Fallback>
-            <w:pict>
-              <v:shape w14:anchorId="577D5689" id="Straight Arrow Connector 25" o:spid="_x0000_s1026" type="#_x0000_t32" style="position:absolute;margin-left:359.25pt;margin-top:13.05pt;width:69.8pt;height:139.8pt;flip:x;z-index:251732992;visibility:visible;mso-wrap-style:square;mso-width-percent:0;mso-height-percent:0;mso-wrap-distance-left:9pt;mso-wrap-distance-top:0;mso-wrap-distance-right:9pt;mso-wrap-distance-bottom:0;mso-position-horizontal:absolute;mso-position-horizontal-relative:text;mso-position-vertical:absolute;mso-position-vertical-relative:text;mso-width-percent:0;mso-height-percent:0;mso-width-relative:margin;mso-height-relative:margin" o:gfxdata="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" strokecolor="#4472c4 [3204]" strokeweight=".5pt">
-                <v:stroke endarrow="block" joinstyle="miter"/>
-              </v:shape>
-            </w:pict>
-          </mc:Fallback>
-        </mc:AlternateContent>
-      </w:r>
-      <w:r>
-        <w:rPr>
-          <w:rFonts w:ascii="Times New Roman" w:hAnsi="Times New Roman" w:cs="Times New Roman"/>
-          <w:noProof/>
-        </w:rPr>
-        <mc:AlternateContent>
-          <mc:Choice Requires="wps">
-            <w:drawing>
-              <wp:anchor distT="0" distB="0" distL="114300" distR="114300" simplePos="0" relativeHeight="251667456" behindDoc="0" locked="0" layoutInCell="1" allowOverlap="1" wp14:anchorId="3520C9AC" wp14:editId="180D6535">
-                <wp:simplePos x="0" y="0"/>
-                <wp:positionH relativeFrom="column">
-                  <wp:posOffset>1945639</wp:posOffset>
-                </wp:positionH>
-                <wp:positionV relativeFrom="paragraph">
-                  <wp:posOffset>155713</wp:posOffset>
-                </wp:positionV>
-                <wp:extent cx="3502991" cy="1663258"/>
-                <wp:effectExtent l="25400" t="0" r="15240" b="38735"/>
-                <wp:wrapNone/>
-                <wp:docPr id="1042651647" name="Straight Arrow Connector 3"/>
-                <wp:cNvGraphicFramePr/>
-                <a:graphic xmlns:a="http://schemas.openxmlformats.org/drawingml/2006/main">
-                  <a:graphicData uri="http://schemas.microsoft.com/office/word/2010/wordprocessingShape">
-                    <wps:wsp>
-                      <wps:cNvCnPr/>
-                      <wps:spPr>
-                        <a:xfrm flipH="1">
-                          <a:off x="0" y="0"/>
-                          <a:ext cx="3502991" cy="1663258"/>
-                        </a:xfrm>
-                        <a:prstGeom prst="straightConnector1">
-                          <a:avLst/>
-                        </a:prstGeom>
-                        <a:ln>
-                          <a:tailEnd type="triangle"/>
-                        </a:ln>
-                      </wps:spPr>
-                      <wps:style>
-                        <a:lnRef idx="1">
-                          <a:schemeClr val="accent1"/>
-                        </a:lnRef>
-                        <a:fillRef idx="0">
-                          <a:schemeClr val="accent1"/>
-                        </a:fillRef>
-                        <a:effectRef idx="0">
-                          <a:schemeClr val="accent1"/>
-                        </a:effectRef>
-                        <a:fontRef idx="minor">
-                          <a:schemeClr val="tx1"/>
-                        </a:fontRef>
-                      </wps:style>
-                      <wps:bodyPr/>
-                    </wps:wsp>
-                  </a:graphicData>
-                </a:graphic>
-                <wp14:sizeRelH relativeFrom="margin">
-                  <wp14:pctWidth>0</wp14:pctWidth>
-                </wp14:sizeRelH>
-                <wp14:sizeRelV relativeFrom="margin">
-                  <wp14:pctHeight>0</wp14:pctHeight>
-                </wp14:sizeRelV>
-              </wp:anchor>
-            </w:drawing>
-          </mc:Choice>
-          <mc:Fallback>
-            <w:pict>
-              <v:shape w14:anchorId="40F17FE3" id="Straight Arrow Connector 3" o:spid="_x0000_s1026" type="#_x0000_t32" style="position:absolute;margin-left:153.2pt;margin-top:12.25pt;width:275.85pt;height:130.95pt;flip:x;z-index:251667456;visibility:visible;mso-wrap-style:square;mso-width-percent:0;mso-height-percent:0;mso-wrap-distance-left:9pt;mso-wrap-distance-top:0;mso-wrap-distance-right:9pt;mso-wrap-distance-bottom:0;mso-position-horizontal:absolute;mso-position-horizontal-relative:text;mso-position-vertical:absolute;mso-position-vertical-relative:text;mso-width-percent:0;mso-height-percent:0;mso-width-relative:margin;mso-height-relative:margin" o:gfxdata="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" strokecolor="#4472c4 [3204]" strokeweight=".5pt">
-                <v:stroke endarrow="block" joinstyle="miter"/>
-              </v:shape>
-            </w:pict>
-          </mc:Fallback>
-        </mc:AlternateContent>
-      </w:r>
-      <w:r>
-        <w:rPr>
-          <w:rFonts w:ascii="Times New Roman" w:hAnsi="Times New Roman" w:cs="Times New Roman"/>
-          <w:noProof/>
-        </w:rPr>
-        <mc:AlternateContent>
-          <mc:Choice Requires="wps">
-            <w:drawing>
-              <wp:anchor distT="0" distB="0" distL="114300" distR="114300" simplePos="0" relativeHeight="251665408" behindDoc="0" locked="0" layoutInCell="1" allowOverlap="1" wp14:anchorId="0855F209" wp14:editId="6A07D736">
-                <wp:simplePos x="0" y="0"/>
-                <wp:positionH relativeFrom="column">
-                  <wp:posOffset>5445180</wp:posOffset>
-                </wp:positionH>
-                <wp:positionV relativeFrom="paragraph">
-                  <wp:posOffset>28437</wp:posOffset>
-                </wp:positionV>
-                <wp:extent cx="974690" cy="301450"/>
-                <wp:effectExtent l="0" t="0" r="16510" b="16510"/>
-                <wp:wrapNone/>
-                <wp:docPr id="2015126568" name="Text Box 2"/>
-                <wp:cNvGraphicFramePr/>
-                <a:graphic xmlns:a="http://schemas.openxmlformats.org/drawingml/2006/main">
-                  <a:graphicData uri="http://schemas.microsoft.com/office/word/2010/wordprocessingShape">
-                    <wps:wsp>
-                      <wps:cNvSpPr txBox="1"/>
-                      <wps:spPr>
-                        <a:xfrm>
-                          <a:off x="0" y="0"/>
-                          <a:ext cx="974690" cy="301450"/>
-                        </a:xfrm>
-                        <a:prstGeom prst="rect">
-                          <a:avLst/>
-                        </a:prstGeom>
-                        <a:solidFill>
-                          <a:srgbClr val="92D050"/>
-                        </a:solidFill>
-                        <a:ln w="6350">
-                          <a:solidFill>
-                            <a:prstClr val="black"/>
-                          </a:solidFill>
-                        </a:ln>
-                      </wps:spPr>
-                      <wps:txbx>
-                        <w:txbxContent>
-                          <w:p>
-                            <w:r>
-                              <w:t>PDL1 Status</w:t>
-                            </w:r>
-                          </w:p>
-                        </w:txbxContent>
-                      </wps:txbx>
-                      <wps:bodyPr rot="0" spcFirstLastPara="0" vertOverflow="overflow" horzOverflow="overflow" vert="horz" wrap="square" lIns="91440" tIns="45720" rIns="91440" bIns="45720" numCol="1" spcCol="0" rtlCol="0" fromWordArt="0" anchor="t" anchorCtr="0" forceAA="0" compatLnSpc="1">
-                        <a:prstTxWarp prst="textNoShape">
-                          <a:avLst/>
-                        </a:prstTxWarp>
-                        <a:noAutofit/>
-                      </wps:bodyPr>
-                    </wps:wsp>
-                  </a:graphicData>
-                </a:graphic>
-                <wp14:sizeRelH relativeFrom="margin">
-                  <wp14:pctWidth>0</wp14:pctWidth>
-                </wp14:sizeRelH>
-                <wp14:sizeRelV relativeFrom="margin">
-                  <wp14:pctHeight>0</wp14:pctHeight>
-                </wp14:sizeRelV>
-              </wp:anchor>
-            </w:drawing>
-          </mc:Choice>
-          <mc:Fallback>
-            <w:pict>
-              <v:shape w14:anchorId="0855F209" id="_x0000_s1030" type="#_x0000_t202" style="position:absolute;margin-left:428.75pt;margin-top:2.25pt;width:76.75pt;height:23.75pt;z-index:251665408;visibility:visible;mso-wrap-style:square;mso-width-percent:0;mso-height-percent:0;mso-wrap-distance-left:9pt;mso-wrap-distance-top:0;mso-wrap-distance-right:9pt;mso-wrap-distance-bottom:0;mso-position-horizontal:absolute;mso-position-horizontal-relative:text;mso-position-vertical:absolute;mso-position-vertical-relative:text;mso-width-percent:0;mso-height-percent:0;mso-width-relative:margin;mso-height-relative:margin;v-text-anchor:top" o:gfxdata="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" fillcolor="#92d050" strokeweight=".5pt">
-                <v:textbox>
-                  <w:txbxContent>
-                    <w:p>
-                      <w:r>
-                        <w:t>PDL1 Status</w:t>
-                      </w:r>
-                    </w:p>
-                  </w:txbxContent>
-                </v:textbox>
-              </v:shape>
-            </w:pict>
-          </mc:Fallback>
-        </mc:AlternateContent>
-      </w:r>
-      <w:r>
-        <w:rPr>
-          <w:rFonts w:ascii="Times New Roman" w:hAnsi="Times New Roman" w:cs="Times New Roman"/>
-          <w:noProof/>
-        </w:rPr>
-        <mc:AlternateContent>
-          <mc:Choice Requires="wps">
-            <w:drawing>
-              <wp:anchor distT="0" distB="0" distL="114300" distR="114300" simplePos="0" relativeHeight="251743232" behindDoc="0" locked="0" layoutInCell="1" allowOverlap="1" wp14:anchorId="22C88329" wp14:editId="401830DA">
-                <wp:simplePos x="0" y="0"/>
-                <wp:positionH relativeFrom="column">
-                  <wp:posOffset>2963849</wp:posOffset>
-                </wp:positionH>
-                <wp:positionV relativeFrom="paragraph">
-                  <wp:posOffset>2266067</wp:posOffset>
-                </wp:positionV>
-                <wp:extent cx="441739" cy="1197306"/>
-                <wp:effectExtent l="0" t="25400" r="41275" b="9525"/>
-                <wp:wrapNone/>
-                <wp:docPr id="1833086143" name="Straight Arrow Connector 16"/>
-                <wp:cNvGraphicFramePr/>
-                <a:graphic xmlns:a="http://schemas.openxmlformats.org/drawingml/2006/main">
-                  <a:graphicData uri="http://schemas.microsoft.com/office/word/2010/wordprocessingShape">
-                    <wps:wsp>
-                      <wps:cNvCnPr/>
-                      <wps:spPr>
-                        <a:xfrm flipV="1">
-                          <a:off x="0" y="0"/>
-                          <a:ext cx="441739" cy="1197306"/>
-                        </a:xfrm>
-                        <a:prstGeom prst="straightConnector1">
-                          <a:avLst/>
-                        </a:prstGeom>
-                        <a:ln>
-                          <a:tailEnd type="triangle"/>
-                        </a:ln>
-                      </wps:spPr>
-                      <wps:style>
-                        <a:lnRef idx="1">
-                          <a:schemeClr val="accent1"/>
-                        </a:lnRef>
-                        <a:fillRef idx="0">
-                          <a:schemeClr val="accent1"/>
-                        </a:fillRef>
-                        <a:effectRef idx="0">
-                          <a:schemeClr val="accent1"/>
-                        </a:effectRef>
-                        <a:fontRef idx="minor">
-                          <a:schemeClr val="tx1"/>
-                        </a:fontRef>
-                      </wps:style>
-                      <wps:bodyPr/>
-                    </wps:wsp>
-                  </a:graphicData>
-                </a:graphic>
-                <wp14:sizeRelH relativeFrom="margin">
-                  <wp14:pctWidth>0</wp14:pctWidth>
-                </wp14:sizeRelH>
-                <wp14:sizeRelV relativeFrom="margin">
-                  <wp14:pctHeight>0</wp14:pctHeight>
-                </wp14:sizeRelV>
-              </wp:anchor>
-            </w:drawing>
-          </mc:Choice>
-          <mc:Fallback>
-            <w:pict>
-              <v:shape w14:anchorId="226A2C92" id="Straight Arrow Connector 16" o:spid="_x0000_s1026" type="#_x0000_t32" style="position:absolute;margin-left:233.35pt;margin-top:178.45pt;width:34.8pt;height:94.3pt;flip:y;z-index:251743232;visibility:visible;mso-wrap-style:square;mso-width-percent:0;mso-height-percent:0;mso-wrap-distance-left:9pt;mso-wrap-distance-top:0;mso-wrap-distance-right:9pt;mso-wrap-distance-bottom:0;mso-position-horizontal:absolute;mso-position-horizontal-relative:text;mso-position-vertical:absolute;mso-position-vertical-relative:text;mso-width-percent:0;mso-height-percent:0;mso-width-relative:margin;mso-height-relative:margin" o:gfxdata="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" strokecolor="#4472c4 [3204]" strokeweight=".5pt">
-                <v:stroke endarrow="block" joinstyle="miter"/>
-              </v:shape>
-            </w:pict>
-          </mc:Fallback>
-        </mc:AlternateContent>
-      </w:r>
-      <w:r>
-        <w:rPr>
-          <w:rFonts w:ascii="Times New Roman" w:hAnsi="Times New Roman" w:cs="Times New Roman"/>
-          <w:noProof/>
-        </w:rPr>
-        <mc:AlternateContent>
-          <mc:Choice Requires="wps">
-            <w:drawing>
-              <wp:anchor distT="0" distB="0" distL="114300" distR="114300" simplePos="0" relativeHeight="251798528" behindDoc="0" locked="0" layoutInCell="1" allowOverlap="1" wp14:anchorId="08D008C9" wp14:editId="003010D0">
-                <wp:simplePos x="0" y="0"/>
-                <wp:positionH relativeFrom="column">
-                  <wp:posOffset>1107992</wp:posOffset>
-                </wp:positionH>
-                <wp:positionV relativeFrom="paragraph">
-                  <wp:posOffset>2168938</wp:posOffset>
-                </wp:positionV>
-                <wp:extent cx="2032718" cy="1666599"/>
-                <wp:effectExtent l="0" t="25400" r="37465" b="22860"/>
-                <wp:wrapNone/>
-                <wp:docPr id="782368893" name="Straight Arrow Connector 16"/>
-                <wp:cNvGraphicFramePr/>
-                <a:graphic xmlns:a="http://schemas.openxmlformats.org/drawingml/2006/main">
-                  <a:graphicData uri="http://schemas.microsoft.com/office/word/2010/wordprocessingShape">
-                    <wps:wsp>
-                      <wps:cNvCnPr/>
-                      <wps:spPr>
-                        <a:xfrm flipV="1">
-                          <a:off x="0" y="0"/>
-                          <a:ext cx="2032718" cy="1666599"/>
-                        </a:xfrm>
-                        <a:prstGeom prst="straightConnector1">
-                          <a:avLst/>
-                        </a:prstGeom>
-                        <a:ln>
-                          <a:tailEnd type="triangle"/>
-                        </a:ln>
-                      </wps:spPr>
-                      <wps:style>
-                        <a:lnRef idx="1">
-                          <a:schemeClr val="accent1"/>
-                        </a:lnRef>
-                        <a:fillRef idx="0">
-                          <a:schemeClr val="accent1"/>
-                        </a:fillRef>
-                        <a:effectRef idx="0">
-                          <a:schemeClr val="accent1"/>
-                        </a:effectRef>
-                        <a:fontRef idx="minor">
-                          <a:schemeClr val="tx1"/>
-                        </a:fontRef>
-                      </wps:style>
-                      <wps:bodyPr/>
-                    </wps:wsp>
-                  </a:graphicData>
-                </a:graphic>
-                <wp14:sizeRelH relativeFrom="margin">
-                  <wp14:pctWidth>0</wp14:pctWidth>
-                </wp14:sizeRelH>
-                <wp14:sizeRelV relativeFrom="margin">
-                  <wp14:pctHeight>0</wp14:pctHeight>
-                </wp14:sizeRelV>
-              </wp:anchor>
-            </w:drawing>
-          </mc:Choice>
-          <mc:Fallback>
-            <w:pict>
-              <v:shape w14:anchorId="6CB7C17F" id="Straight Arrow Connector 16" o:spid="_x0000_s1026" type="#_x0000_t32" style="position:absolute;margin-left:87.25pt;margin-top:170.8pt;width:160.05pt;height:131.25pt;flip:y;z-index:251798528;visibility:visible;mso-wrap-style:square;mso-width-percent:0;mso-height-percent:0;mso-wrap-distance-left:9pt;mso-wrap-distance-top:0;mso-wrap-distance-right:9pt;mso-wrap-distance-bottom:0;mso-position-horizontal:absolute;mso-position-horizontal-relative:text;mso-position-vertical:absolute;mso-position-vertical-relative:text;mso-width-percent:0;mso-height-percent:0;mso-width-relative:margin;mso-height-relative:margin" o:gfxdata="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" strokecolor="#4472c4 [3204]" strokeweight=".5pt">
-                <v:stroke endarrow="block" joinstyle="miter"/>
               </v:shape>
             </w:pict>
           </mc:Fallback>
@@ -3062,7 +3068,7 @@
         <mc:AlternateContent>
           <mc:Choice Requires="wps">
             <w:drawing>
-              <wp:anchor distT="0" distB="0" distL="114300" distR="114300" simplePos="0" relativeHeight="251661312" behindDoc="0" locked="0" layoutInCell="1" allowOverlap="1" wp14:anchorId="54CD7D8D" wp14:editId="4DA713E1">
+              <wp:anchor distT="0" distB="0" distL="114300" distR="114300" simplePos="0" relativeHeight="251661312" behindDoc="0" locked="0" layoutInCell="1" allowOverlap="1" wp14:anchorId="54CD7D8D" wp14:editId="03AB74F9">
                 <wp:simplePos x="0" y="0"/>
                 <wp:positionH relativeFrom="column">
                   <wp:posOffset>2573020</wp:posOffset>
@@ -3071,7 +3077,7 @@
                   <wp:posOffset>2110105</wp:posOffset>
                 </wp:positionV>
                 <wp:extent cx="592455" cy="0"/>
-                <wp:effectExtent l="0" t="63500" r="0" b="76200"/>
+                <wp:effectExtent l="0" t="63500" r="0" b="63500"/>
                 <wp:wrapNone/>
                 <wp:docPr id="296184894" name="Straight Arrow Connector 3"/>
                 <wp:cNvGraphicFramePr/>
@@ -3087,7 +3093,10 @@
                         <a:prstGeom prst="straightConnector1">
                           <a:avLst/>
                         </a:prstGeom>
-                        <a:ln>
+                        <a:ln w="28575">
+                          <a:solidFill>
+                            <a:srgbClr val="FF0000"/>
+                          </a:solidFill>
                           <a:tailEnd type="triangle"/>
                         </a:ln>
                       </wps:spPr>
@@ -3114,11 +3123,7 @@
           </mc:Choice>
           <mc:Fallback>
             <w:pict>
-              <v:shapetype w14:anchorId="7A1EF4C5" id="_x0000_t32" coordsize="21600,21600" o:spt="32" o:oned="t" path="m,l21600,21600e" filled="f">
-                <v:path arrowok="t" fillok="f" o:connecttype="none"/>
-                <o:lock v:ext="edit" shapetype="t"/>
-              </v:shapetype>
-              <v:shape id="Straight Arrow Connector 3" o:spid="_x0000_s1026" type="#_x0000_t32" style="position:absolute;margin-left:202.6pt;margin-top:166.15pt;width:46.65pt;height:0;z-index:251661312;visibility:visible;mso-wrap-style:square;mso-wrap-distance-left:9pt;mso-wrap-distance-top:0;mso-wrap-distance-right:9pt;mso-wrap-distance-bottom:0;mso-position-horizontal:absolute;mso-position-horizontal-relative:text;mso-position-vertical:absolute;mso-position-vertical-relative:text" o:gfxdata="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" strokecolor="#4472c4 [3204]" strokeweight=".5pt">
+              <v:shape w14:anchorId="1C49B5CE" id="Straight Arrow Connector 3" o:spid="_x0000_s1026" type="#_x0000_t32" style="position:absolute;margin-left:202.6pt;margin-top:166.15pt;width:46.65pt;height:0;z-index:251661312;visibility:visible;mso-wrap-style:square;mso-wrap-distance-left:9pt;mso-wrap-distance-top:0;mso-wrap-distance-right:9pt;mso-wrap-distance-bottom:0;mso-position-horizontal:absolute;mso-position-horizontal-relative:text;mso-position-vertical:absolute;mso-position-vertical-relative:text" o:gfxdata="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" strokecolor="red" strokeweight="2.25pt">
                 <v:stroke endarrow="block" joinstyle="miter"/>
               </v:shape>
             </w:pict>
